--- a/merged_files.docx
+++ b/merged_files.docx
@@ -335,6 +335,8 @@
         <w:br/>
         <w:t xml:space="preserve">    cost_center_id: Optional[int] = Field(foreign_key="costcenter.id", index=True)  # مركز التكلفة</w:t>
         <w:br/>
+        <w:t xml:space="preserve">    tenant_id: int = Field(foreign_key="tenant.id", index=True)  # المؤسسة / الشركة (Tenant)</w:t>
+        <w:br/>
         <w:br/>
         <w:t xml:space="preserve">    # 🕒 بيانات الحضور</w:t>
         <w:br/>
@@ -354,6 +356,8 @@
         <w:t xml:space="preserve">    site: Optional["Site"] = Relationship(back_populates="attendances")</w:t>
         <w:br/>
         <w:t xml:space="preserve">    cost_center: Optional["CostCenter"] = Relationship(back_populates="attendances")</w:t>
+        <w:br/>
+        <w:t xml:space="preserve">    tenant: "Tenant" = Relationship(back_populates="attendances")</w:t>
         <w:br/>
         <w:br/>
         <w:br/>
@@ -661,6 +665,10 @@
         <w:t>from sqlalchemy import UniqueConstraint</w:t>
         <w:br/>
         <w:br/>
+        <w:t>from app.models.salary import SalaryRecord</w:t>
+        <w:br/>
+        <w:br/>
+        <w:br/>
         <w:br/>
         <w:t>class CostCenter(SQLModel, table=True):</w:t>
         <w:br/>
@@ -672,18 +680,27 @@
         <w:br/>
         <w:t xml:space="preserve">    id: Optional[int] = Field(default=None, primary_key=True)</w:t>
         <w:br/>
-        <w:t xml:space="preserve">    project_id: int = Field(foreign_key="project.id", index=True)  # المشروع المرتبط</w:t>
-        <w:br/>
-        <w:t xml:space="preserve">    name: str = Field(index=True)  # اسم مركز التكلفة</w:t>
+        <w:t xml:space="preserve">    project_id: int = Field(foreign_key="project.id", index=True)</w:t>
+        <w:br/>
+        <w:t xml:space="preserve">    tenant_id: int = Field(foreign_key="tenant.id", index=True)</w:t>
+        <w:br/>
+        <w:t xml:space="preserve">    site_id: Optional[int] = Field(foreign_key="site.id", index=True)</w:t>
+        <w:br/>
+        <w:br/>
+        <w:t xml:space="preserve">    name: str = Field(index=True)</w:t>
         <w:br/>
         <w:t xml:space="preserve">    code: Optional[str] = None</w:t>
         <w:br/>
         <w:t xml:space="preserve">    description: Optional[str] = None</w:t>
         <w:br/>
         <w:br/>
-        <w:t xml:space="preserve">    # 🔗 علاقات ORM</w:t>
+        <w:t xml:space="preserve">    # علاقات ORM</w:t>
         <w:br/>
         <w:t xml:space="preserve">    project: "Project" = Relationship(back_populates="cost_centers")</w:t>
+        <w:br/>
+        <w:t xml:space="preserve">    tenant: "Tenant" = Relationship(back_populates="cost_centers")</w:t>
+        <w:br/>
+        <w:t xml:space="preserve">    site: Optional["Site"] = Relationship(back_populates="cost_centers")</w:t>
         <w:br/>
         <w:t xml:space="preserve">    employees: List["Employee"] = Relationship(back_populates="cost_center")</w:t>
         <w:br/>
@@ -1444,6 +1461,8 @@
         <w:br/>
         <w:t xml:space="preserve">    cost_center: Optional["CostCenter"] = Relationship(back_populates="salaries")</w:t>
         <w:br/>
+        <w:t xml:space="preserve">    tenant: "Tenant" = Relationship(back_populates="salaries")</w:t>
+        <w:br/>
       </w:r>
     </w:p>
     <w:p>
@@ -1795,6 +1814,9 @@
         <w:t>from enum import Enum</w:t>
         <w:br/>
         <w:br/>
+        <w:t>from app.models.project import Project</w:t>
+        <w:br/>
+        <w:br/>
         <w:br/>
         <w:t>class TenantStatus(str, Enum):</w:t>
         <w:br/>
@@ -1880,6 +1902,12 @@
         <w:t xml:space="preserve">    projects: List["Project"] = Relationship(back_populates="tenant")</w:t>
         <w:br/>
         <w:t xml:space="preserve">    departments: List["Department"] = Relationship(back_populates="tenant")</w:t>
+        <w:br/>
+        <w:t xml:space="preserve">    cost_centers: List["CostCenter"] = Relationship(back_populates="tenant")</w:t>
+        <w:br/>
+        <w:t xml:space="preserve">    salaries: List["SalaryRecord"] = Relationship(back_populates="tenant")</w:t>
+        <w:br/>
+        <w:t xml:space="preserve">    attendances: List["Attendance"] = Relationship(back_populates="tenant")</w:t>
         <w:br/>
         <w:br/>
         <w:br/>
@@ -2015,42 +2043,192 @@
     </w:p>
     <w:p>
       <w:r>
-        <w:t># File Path: E:/خاص احمد جعفر/برمجة/مشاريع/hr_fastapi/app/models/__init__.py</w:t>
-        <w:br/>
-        <w:t># File Name: __init__.py</w:t>
+        <w:t># __init__.py داخل app/models</w:t>
         <w:br/>
         <w:t># -----------------------------------------</w:t>
         <w:br/>
-        <w:br/>
-        <w:t>from .tenant import Tenant</w:t>
+        <w:t># الهدف: توحيد الاستيرادات لكل الموديلات علشان يبقى عندك نقطة نظام واضحة</w:t>
+        <w:br/>
+        <w:br/>
+        <w:t># 🟢 الموديلات الأساسية</w:t>
+        <w:br/>
+        <w:t>from .tenant import Tenant, TenantStatus</w:t>
         <w:br/>
         <w:t>from .site import Site</w:t>
         <w:br/>
-        <w:t>from .employee import Employee</w:t>
+        <w:t>from .project import Project</w:t>
+        <w:br/>
+        <w:t>from .cost_center import CostCenter</w:t>
+        <w:br/>
+        <w:t>from .department import Department</w:t>
+        <w:br/>
+        <w:t>from .employee import Employee, WorkStatus, InsuranceStatus, EmployeeStatus</w:t>
+        <w:br/>
+        <w:t>from .employee_details import EmployeeDetails</w:t>
         <w:br/>
         <w:t>from .attendance import Attendance</w:t>
         <w:br/>
-        <w:t>from .salary import SalaryRecord</w:t>
-        <w:br/>
-        <w:t>from .employee_details import EmployeeDetails</w:t>
-        <w:br/>
-        <w:t>from .cost_center import Project</w:t>
-        <w:br/>
-        <w:t>from .benefit_record import BenefitRecord</w:t>
+        <w:t>from .salary import SalaryRecord, PayrollCategory</w:t>
+        <w:br/>
+        <w:t>from .salary_component import SalaryComponent, ComponentType</w:t>
+        <w:br/>
+        <w:t>from .salary_config import SalaryConfig</w:t>
         <w:br/>
         <w:t>from .company_config import CompanyConfig</w:t>
         <w:br/>
+        <w:t>from .benefit_record import BenefitRecord, BenefitType</w:t>
+        <w:br/>
         <w:t>from .overtime_record import OvertimeRecord</w:t>
         <w:br/>
-        <w:t>from .salary_component import SalaryComponent</w:t>
-        <w:br/>
-        <w:t>from .salary_config import SalaryConfig</w:t>
-        <w:br/>
         <w:t>from .tax_policy import TaxPolicy</w:t>
         <w:br/>
         <w:t>from .user import User</w:t>
         <w:br/>
-        <w:t>from .department import Department</w:t>
+        <w:br/>
+        <w:t># 🟢 level1 → employee_plus</w:t>
+        <w:br/>
+        <w:t>from .levels.level1.employee_plus.Employee_AdvanceSalary import Employee_AdvanceSalary</w:t>
+        <w:br/>
+        <w:t>from .levels.level1.employee_plus.employee_asset import Employee_Asset</w:t>
+        <w:br/>
+        <w:t>from .levels.level1.employee_plus.Employee_AttendanceRecord import Employee_AttendanceRecord</w:t>
+        <w:br/>
+        <w:t>from .levels.level1.employee_plus.Employee_BenefitRecord import Employee_BenefitRecord</w:t>
+        <w:br/>
+        <w:t>from .levels.level1.employee_plus.employee_certification import Employee_Certification</w:t>
+        <w:br/>
+        <w:t>from .levels.level1.employee_plus.Employee_Configuration import Employee_Configuration</w:t>
+        <w:br/>
+        <w:t>from .levels.level1.employee_plus.Employee_CostCenter import Employee_CostCenter</w:t>
+        <w:br/>
+        <w:t>from .levels.level1.employee_plus.Employee_DeductionRecord import Employee_DeductionRecord</w:t>
+        <w:br/>
+        <w:t>from .levels.level1.employee_plus.employee_department import Employee_Department</w:t>
+        <w:br/>
+        <w:t>from .levels.level1.employee_plus.Employee_Disciplinary import Employee_Disciplinary</w:t>
+        <w:br/>
+        <w:t>from .levels.level1.employee_plus.employee_leave import Employee_Leave, LeaveType</w:t>
+        <w:br/>
+        <w:t>from .levels.level1.employee_plus.Employee_Loan import Employee_Loan</w:t>
+        <w:br/>
+        <w:t>from .levels.level1.employee_plus.Employee_PerformanceReview import Employee_PerformanceReview</w:t>
+        <w:br/>
+        <w:t>from .levels.level1.employee_plus.employee_policy import Employee_Policy</w:t>
+        <w:br/>
+        <w:t>from .levels.level1.employee_plus.employee_project import Employee_Project</w:t>
+        <w:br/>
+        <w:t>from .levels.level1.employee_plus.Employee_PublicHoliday import Employee_PublicHoliday</w:t>
+        <w:br/>
+        <w:t>from .levels.level1.employee_plus.Employee_Reward import Employee_Reward</w:t>
+        <w:br/>
+        <w:t>from .levels.level1.employee_plus.employee_role import Employee_Role</w:t>
+        <w:br/>
+        <w:t>from .levels.level1.employee_plus.Employee_SalaryRecord import Employee_SalaryRecord</w:t>
+        <w:br/>
+        <w:t>from .levels.level1.employee_plus.employee_skill import Employee_Skill</w:t>
+        <w:br/>
+        <w:t>from .levels.level1.employee_plus.Employee_Tenant import Employee_Tenant</w:t>
+        <w:br/>
+        <w:t>from .levels.level1.employee_plus.employee_training import Employee_Training</w:t>
+        <w:br/>
+        <w:t>from .levels.level1.employee_plus.Employee_User import Employee_User</w:t>
+        <w:br/>
+        <w:br/>
+        <w:t># 🟢 level1 → Intermediate</w:t>
+        <w:br/>
+        <w:t>from .levels.level1.Intermediate.Asset_Site import Asset_Site</w:t>
+        <w:br/>
+        <w:t>from .levels.level1.Intermediate.Department_Configuration import Department_Configuration</w:t>
+        <w:br/>
+        <w:t>from .levels.level1.Intermediate.Department_Policy import Department_Policy</w:t>
+        <w:br/>
+        <w:t>from .levels.level1.Intermediate.Department_Site import Department_Site</w:t>
+        <w:br/>
+        <w:t>from .levels.level1.Intermediate.Project_Asset import Project_Asset</w:t>
+        <w:br/>
+        <w:t>from .levels.level1.Intermediate.Project_Configuration import Project_Configuration</w:t>
+        <w:br/>
+        <w:t>from .levels.level1.Intermediate.Project_Department import Project_Department</w:t>
+        <w:br/>
+        <w:t>from .levels.level1.Intermediate.Project_Policy import Project_Policy</w:t>
+        <w:br/>
+        <w:t>from .levels.level1.Intermediate.project_site import Project_Site</w:t>
+        <w:br/>
+        <w:t>from .levels.level1.Intermediate.Tenant_Configuration import Tenant_Configuration</w:t>
+        <w:br/>
+        <w:t>from .levels.level1.Intermediate.Tenant_Department import Tenant_Department</w:t>
+        <w:br/>
+        <w:t>from .levels.level1.Intermediate.Tenant_Policy import Tenant_Policy</w:t>
+        <w:br/>
+        <w:t>from .levels.level1.Intermediate.Tenant_Site import Tenant_Site</w:t>
+        <w:br/>
+        <w:t>from .levels.level1.Intermediate.Training_Project import Training_Project</w:t>
+        <w:br/>
+        <w:br/>
+        <w:t># 🟢 level1 → units</w:t>
+        <w:br/>
+        <w:t>from .levels.level1.units.AdvanceSalary import AdvanceSalary</w:t>
+        <w:br/>
+        <w:t>from .levels.level1.units.DisciplinaryAction import DisciplinaryAction</w:t>
+        <w:br/>
+        <w:t>from .levels.level1.units.Loan import Loan</w:t>
+        <w:br/>
+        <w:t>from .levels.level1.units.PerformanceReview import PerformanceReview</w:t>
+        <w:br/>
+        <w:t>from .levels.level1.units.PublicHoliday import PublicHoliday</w:t>
+        <w:br/>
+        <w:t>from .levels.level1.units.Reward import Reward</w:t>
+        <w:br/>
+        <w:br/>
+        <w:t># 🟢 level2</w:t>
+        <w:br/>
+        <w:t>from .levels.level2.Employee_Asset_Site import Employee_Asset_Site</w:t>
+        <w:br/>
+        <w:t>from .levels.level2.Employee_Department_Role import Employee_Department_Role</w:t>
+        <w:br/>
+        <w:t>from .levels.level2.Employee_Department_Site import Employee_Department_Site</w:t>
+        <w:br/>
+        <w:t>from .levels.level2.Employee_Policy_CostCenter import Employee_Policy_CostCenter</w:t>
+        <w:br/>
+        <w:t>from .levels.level2.Employee_Project_CostCenter import Employee_Project_CostCenter</w:t>
+        <w:br/>
+        <w:t>from .levels.level2.Employee_Project_Site import Employee_Project_Site</w:t>
+        <w:br/>
+        <w:t>from .levels.level2.Employee_Site_Role import Employee_Site_Role</w:t>
+        <w:br/>
+        <w:t>from .levels.level2.Employee_Training_Certification import Employee_Training_Certification</w:t>
+        <w:br/>
+        <w:t>from .levels.level2.Project_Department_Policy import Project_Department_Policy</w:t>
+        <w:br/>
+        <w:t>from .levels.level2.Project_Employee_Role import Project_Employee_Role</w:t>
+        <w:br/>
+        <w:br/>
+        <w:t># 🟢 level3</w:t>
+        <w:br/>
+        <w:t>from .levels.level3.Employee_Asset_Project_Site import Employee_Asset_Project_Site</w:t>
+        <w:br/>
+        <w:t>from .levels.level3.Employee_Asset_Site_Role import Employee_Asset_Site_Role</w:t>
+        <w:br/>
+        <w:t>from .levels.level3.Employee_Project_Role_CostCenter import Employee_Project_Role_CostCenter</w:t>
+        <w:br/>
+        <w:t>from .levels.level3.Employee_Project_Site_CostCenter import Employee_Project_Site_CostCenter</w:t>
+        <w:br/>
+        <w:t>from .levels.level3.Employee_Project_Site_Department import Employee_Project_Site_Department</w:t>
+        <w:br/>
+        <w:t>from .levels.level3.Employee_Training_Certification_Project import Employee_Training_Certification_Project</w:t>
+        <w:br/>
+        <w:t>from .levels.level3.Employee_Training_Project_Site import Employee_Training_Project_Site</w:t>
+        <w:br/>
+        <w:t>from .levels.level3.Tenant_Site_Department_CostCenter import Tenant_Site_Department_CostCenter</w:t>
+        <w:br/>
+        <w:br/>
+        <w:t># 🟢 level4</w:t>
+        <w:br/>
+        <w:t>from .levels.level4.Employee_Asset_Project_Site_Role import Employee_Asset_Project_Site_Role</w:t>
+        <w:br/>
+        <w:t>from .levels.level4.Employee_Training_Certification_Project_Site import Employee_Training_Certification_Project_Site</w:t>
+        <w:br/>
+        <w:t>from .levels.level4.Tenant_Site_Department_CostCenter_Policy import Tenant_Site_Department_CostCenter_Policy</w:t>
         <w:br/>
       </w:r>
     </w:p>
@@ -2064,7 +2242,7 @@
         <w:pStyle w:val="Heading1"/>
       </w:pPr>
       <w:r>
-        <w:t>ملف: E:/خاص احمد جعفر/برمجة/مشاريع/hr_fastapi/app/models\levels\level1\employee++\Employee_AdvanceSalary.py</w:t>
+        <w:t>ملف: E:/خاص احمد جعفر/برمجة/مشاريع/hr_fastapi/app/models\levels\level1\employee_plus\Employee_AdvanceSalary.py</w:t>
       </w:r>
     </w:p>
     <w:p>
@@ -2078,10 +2256,10 @@
         <w:br/>
         <w:t>from sqlmodel import SQLModel, Field</w:t>
         <w:br/>
-        <w:t>from typing import Optional, Field</w:t>
-        <w:br/>
-        <w:br/>
-        <w:t>class EmployeeAdvance(SQLModel, table=True):</w:t>
+        <w:t>from typing import Optional</w:t>
+        <w:br/>
+        <w:br/>
+        <w:t>class Employee_AdvanceSalary(SQLModel, table=True):</w:t>
         <w:br/>
         <w:t xml:space="preserve">    """جدول وسيط يربط الموظف بالسلف"""</w:t>
         <w:br/>
@@ -2106,7 +2284,7 @@
         <w:pStyle w:val="Heading1"/>
       </w:pPr>
       <w:r>
-        <w:t>ملف: E:/خاص احمد جعفر/برمجة/مشاريع/hr_fastapi/app/models\levels\level1\employee++\employee_asset.py</w:t>
+        <w:t>ملف: E:/خاص احمد جعفر/برمجة/مشاريع/hr_fastapi/app/models\levels\level1\employee_plus\employee_asset.py</w:t>
       </w:r>
     </w:p>
     <w:p>
@@ -2126,7 +2304,7 @@
         <w:br/>
         <w:br/>
         <w:br/>
-        <w:t>class EmployeeAsset(SQLModel, table=True):</w:t>
+        <w:t>class Employee_Asset(SQLModel, table=True):</w:t>
         <w:br/>
         <w:t xml:space="preserve">    """جدول وسيط يربط الموظف بالأصول أو المعدات (Many-to-Many)"""</w:t>
         <w:br/>
@@ -2156,7 +2334,7 @@
         <w:pStyle w:val="Heading1"/>
       </w:pPr>
       <w:r>
-        <w:t>ملف: E:/خاص احمد جعفر/برمجة/مشاريع/hr_fastapi/app/models\levels\level1\employee++\Employee_AttendanceRecord.py</w:t>
+        <w:t>ملف: E:/خاص احمد جعفر/برمجة/مشاريع/hr_fastapi/app/models\levels\level1\employee_plus\Employee_AttendanceRecord.py</w:t>
       </w:r>
     </w:p>
     <w:p>
@@ -2173,7 +2351,7 @@
         <w:t>from typing import Optional</w:t>
         <w:br/>
         <w:br/>
-        <w:t>class EmployeeAttendance(SQLModel, table=True):</w:t>
+        <w:t>class Employee_AttendanceRecord(SQLModel, table=True):</w:t>
         <w:br/>
         <w:t xml:space="preserve">    """جدول وسيط يربط الموظف بسجلات الحضور"""</w:t>
         <w:br/>
@@ -2198,11 +2376,16 @@
         <w:pStyle w:val="Heading1"/>
       </w:pPr>
       <w:r>
-        <w:t>ملف: E:/خاص احمد جعفر/برمجة/مشاريع/hr_fastapi/app/models\levels\level1\employee++\Employee_BenefitRecord.py</w:t>
-      </w:r>
-    </w:p>
-    <w:p>
-      <w:r>
+        <w:t>ملف: E:/خاص احمد جعفر/برمجة/مشاريع/hr_fastapi/app/models\levels\level1\employee_plus\Employee_BenefitRecord.py</w:t>
+      </w:r>
+    </w:p>
+    <w:p>
+      <w:r>
+        <w:t>from typing import Optional</w:t>
+        <w:br/>
+        <w:t>from sqlmodel import SQLModel, Field, Relationship</w:t>
+        <w:br/>
+        <w:br/>
         <w:t># File Path: E:/خاص احمد جعفر/برمجة/مشاريع/hr_fastapi/app/models/levels/level1/employee++/Employee_BenefitRecord.py</w:t>
         <w:br/>
         <w:t># File Name: Employee_BenefitRecord.py</w:t>
@@ -2210,7 +2393,7 @@
         <w:t># -----------------------------------------</w:t>
         <w:br/>
         <w:br/>
-        <w:t>class EmployeeBenefit(SQLModel, table=True):</w:t>
+        <w:t>class Employee_BenefitRecord(SQLModel, table=True):</w:t>
         <w:br/>
         <w:t xml:space="preserve">    """جدول وسيط يربط الموظف بالبدلات"""</w:t>
         <w:br/>
@@ -2237,7 +2420,7 @@
         <w:pStyle w:val="Heading1"/>
       </w:pPr>
       <w:r>
-        <w:t>ملف: E:/خاص احمد جعفر/برمجة/مشاريع/hr_fastapi/app/models\levels\level1\employee++\employee_certification.py</w:t>
+        <w:t>ملف: E:/خاص احمد جعفر/برمجة/مشاريع/hr_fastapi/app/models\levels\level1\employee_plus\employee_certification.py</w:t>
       </w:r>
     </w:p>
     <w:p>
@@ -2257,7 +2440,7 @@
         <w:br/>
         <w:br/>
         <w:br/>
-        <w:t>class EmployeeCertification(SQLModel, table=True):</w:t>
+        <w:t>class Employee_Certification(SQLModel, table=True):</w:t>
         <w:br/>
         <w:t xml:space="preserve">    """جدول وسيط يربط الموظف بالشهادات المهنية (Many-to-Many)"""</w:t>
         <w:br/>
@@ -2287,7 +2470,7 @@
         <w:pStyle w:val="Heading1"/>
       </w:pPr>
       <w:r>
-        <w:t>ملف: E:/خاص احمد جعفر/برمجة/مشاريع/hr_fastapi/app/models\levels\level1\employee++\Employee_Configuration.py</w:t>
+        <w:t>ملف: E:/خاص احمد جعفر/برمجة/مشاريع/hr_fastapi/app/models\levels\level1\employee_plus\Employee_Configuration.py</w:t>
       </w:r>
     </w:p>
     <w:p>
@@ -2304,7 +2487,7 @@
         <w:t>from typing import Optional</w:t>
         <w:br/>
         <w:br/>
-        <w:t>class EmployeeConfiguration(SQLModel, table=True):</w:t>
+        <w:t>class Employee_Configuration(SQLModel, table=True):</w:t>
         <w:br/>
         <w:t xml:space="preserve">    """جدول وسيط يربط الموظف بالإعدادات"""</w:t>
         <w:br/>
@@ -2329,7 +2512,7 @@
         <w:pStyle w:val="Heading1"/>
       </w:pPr>
       <w:r>
-        <w:t>ملف: E:/خاص احمد جعفر/برمجة/مشاريع/hr_fastapi/app/models\levels\level1\employee++\Employee_DeductionRecord.py</w:t>
+        <w:t>ملف: E:/خاص احمد جعفر/برمجة/مشاريع/hr_fastapi/app/models\levels\level1\employee_plus\Employee_DeductionRecord.py</w:t>
       </w:r>
     </w:p>
     <w:p>
@@ -2346,7 +2529,7 @@
         <w:t>from typing import Optional</w:t>
         <w:br/>
         <w:br/>
-        <w:t>class EmployeeDeduction(SQLModel, table=True):</w:t>
+        <w:t>class Employee_DeductionRecord(SQLModel, table=True):</w:t>
         <w:br/>
         <w:t xml:space="preserve">    """جدول وسيط يربط الموظف بالخصومات"""</w:t>
         <w:br/>
@@ -2373,7 +2556,7 @@
         <w:pStyle w:val="Heading1"/>
       </w:pPr>
       <w:r>
-        <w:t>ملف: E:/خاص احمد جعفر/برمجة/مشاريع/hr_fastapi/app/models\levels\level1\employee++\employee_department.py</w:t>
+        <w:t>ملف: E:/خاص احمد جعفر/برمجة/مشاريع/hr_fastapi/app/models\levels\level1\employee_plus\employee_department.py</w:t>
       </w:r>
     </w:p>
     <w:p>
@@ -2393,7 +2576,7 @@
         <w:br/>
         <w:br/>
         <w:br/>
-        <w:t>class EmployeeDepartment(SQLModel, table=True):</w:t>
+        <w:t>class Employee_Department(SQLModel, table=True):</w:t>
         <w:br/>
         <w:t xml:space="preserve">    """جدول وسيط يربط الموظف بالأقسام (Many-to-Many)"""</w:t>
         <w:br/>
@@ -2425,7 +2608,7 @@
         <w:pStyle w:val="Heading1"/>
       </w:pPr>
       <w:r>
-        <w:t>ملف: E:/خاص احمد جعفر/برمجة/مشاريع/hr_fastapi/app/models\levels\level1\employee++\Employee_Disciplinary.py</w:t>
+        <w:t>ملف: E:/خاص احمد جعفر/برمجة/مشاريع/hr_fastapi/app/models\levels\level1\employee_plus\Employee_Disciplinary.py</w:t>
       </w:r>
     </w:p>
     <w:p>
@@ -2442,7 +2625,7 @@
         <w:t>from typing import Optional</w:t>
         <w:br/>
         <w:br/>
-        <w:t>class EmployeeDisciplinary(SQLModel, table=True):</w:t>
+        <w:t>class Employee_Disciplinary(SQLModel, table=True):</w:t>
         <w:br/>
         <w:t xml:space="preserve">    """جدول وسيط يربط الموظف بالعقوبات"""</w:t>
         <w:br/>
@@ -2467,12 +2650,12 @@
         <w:pStyle w:val="Heading1"/>
       </w:pPr>
       <w:r>
-        <w:t>ملف: E:/خاص احمد جعفر/برمجة/مشاريع/hr_fastapi/app/models\levels\level1\employee++\employee_leave.py</w:t>
-      </w:r>
-    </w:p>
-    <w:p>
-      <w:r>
-        <w:t># File Path: E:/خاص احمد جعفر/برمجة/مشاريع/hr_fastapi/app/models/levels/level1/employee++/employee_leave.py</w:t>
+        <w:t>ملف: E:/خاص احمد جعفر/برمجة/مشاريع/hr_fastapi/app/models\levels\level1\employee_plus\employee_leave.py</w:t>
+      </w:r>
+    </w:p>
+    <w:p>
+      <w:r>
+        <w:t># File Path: app/models/levels/level1/employee_plus/employee_leave.py</w:t>
         <w:br/>
         <w:t># File Name: employee_leave.py</w:t>
         <w:br/>
@@ -2505,7 +2688,7 @@
         <w:br/>
         <w:br/>
         <w:br/>
-        <w:t>class EmployeeLeave(SQLModel, table=True):</w:t>
+        <w:t>class Employee_Leave(SQLModel, table=True):</w:t>
         <w:br/>
         <w:t xml:space="preserve">    """جدول وسيط يربط الموظف بالإجازات (Many-to-Many)"""</w:t>
         <w:br/>
@@ -2540,7 +2723,7 @@
         <w:pStyle w:val="Heading1"/>
       </w:pPr>
       <w:r>
-        <w:t>ملف: E:/خاص احمد جعفر/برمجة/مشاريع/hr_fastapi/app/models\levels\level1\employee++\Employee_Loan.py</w:t>
+        <w:t>ملف: E:/خاص احمد جعفر/برمجة/مشاريع/hr_fastapi/app/models\levels\level1\employee_plus\Employee_Loan.py</w:t>
       </w:r>
     </w:p>
     <w:p>
@@ -2557,7 +2740,7 @@
         <w:t>from typing import Optional</w:t>
         <w:br/>
         <w:br/>
-        <w:t>class EmployeeLoan(SQLModel, table=True):</w:t>
+        <w:t>class Employee_Loan(SQLModel, table=True):</w:t>
         <w:br/>
         <w:t xml:space="preserve">    """جدول وسيط يربط الموظف بالقروض"""</w:t>
         <w:br/>
@@ -2582,7 +2765,7 @@
         <w:pStyle w:val="Heading1"/>
       </w:pPr>
       <w:r>
-        <w:t>ملف: E:/خاص احمد جعفر/برمجة/مشاريع/hr_fastapi/app/models\levels\level1\employee++\Employee_PerformanceReview.py</w:t>
+        <w:t>ملف: E:/خاص احمد جعفر/برمجة/مشاريع/hr_fastapi/app/models\levels\level1\employee_plus\Employee_PerformanceReview.py</w:t>
       </w:r>
     </w:p>
     <w:p>
@@ -2599,7 +2782,7 @@
         <w:t>from typing import Optional</w:t>
         <w:br/>
         <w:br/>
-        <w:t>class EmployeePerformance(SQLModel, table=True):</w:t>
+        <w:t>class Employee_PerformanceReview(SQLModel, table=True):</w:t>
         <w:br/>
         <w:t xml:space="preserve">    """جدول وسيط يربط الموظف بتقييمات الأداء"""</w:t>
         <w:br/>
@@ -2624,7 +2807,7 @@
         <w:pStyle w:val="Heading1"/>
       </w:pPr>
       <w:r>
-        <w:t>ملف: E:/خاص احمد جعفر/برمجة/مشاريع/hr_fastapi/app/models\levels\level1\employee++\employee_policy.py</w:t>
+        <w:t>ملف: E:/خاص احمد جعفر/برمجة/مشاريع/hr_fastapi/app/models\levels\level1\employee_plus\employee_policy.py</w:t>
       </w:r>
     </w:p>
     <w:p>
@@ -2644,7 +2827,7 @@
         <w:br/>
         <w:br/>
         <w:br/>
-        <w:t>class EmployeePolicy(SQLModel, table=True):</w:t>
+        <w:t>class Employee_Policy(SQLModel, table=True):</w:t>
         <w:br/>
         <w:t xml:space="preserve">    """جدول وسيط يربط الموظف بالسياسات الضريبية (Many-to-Many)"""</w:t>
         <w:br/>
@@ -2676,7 +2859,7 @@
         <w:pStyle w:val="Heading1"/>
       </w:pPr>
       <w:r>
-        <w:t>ملف: E:/خاص احمد جعفر/برمجة/مشاريع/hr_fastapi/app/models\levels\level1\employee++\employee_project.py</w:t>
+        <w:t>ملف: E:/خاص احمد جعفر/برمجة/مشاريع/hr_fastapi/app/models\levels\level1\employee_plus\employee_project.py</w:t>
       </w:r>
     </w:p>
     <w:p>
@@ -2696,7 +2879,7 @@
         <w:br/>
         <w:br/>
         <w:br/>
-        <w:t>class EmployeeProject(SQLModel, table=True):</w:t>
+        <w:t>class Employee_Project(SQLModel, table=True):</w:t>
         <w:br/>
         <w:t xml:space="preserve">    """جدول وسيط يربط الموظف بالمشروعات (Many-to-Many)"""</w:t>
         <w:br/>
@@ -2728,7 +2911,7 @@
         <w:pStyle w:val="Heading1"/>
       </w:pPr>
       <w:r>
-        <w:t>ملف: E:/خاص احمد جعفر/برمجة/مشاريع/hr_fastapi/app/models\levels\level1\employee++\Employee_PublicHoliday.py</w:t>
+        <w:t>ملف: E:/خاص احمد جعفر/برمجة/مشاريع/hr_fastapi/app/models\levels\level1\employee_plus\Employee_PublicHoliday.py</w:t>
       </w:r>
     </w:p>
     <w:p>
@@ -2745,7 +2928,7 @@
         <w:t>from typing import Optional</w:t>
         <w:br/>
         <w:br/>
-        <w:t>class EmployeeHoliday(SQLModel, table=True):</w:t>
+        <w:t>class Employee_PublicHoliday(SQLModel, table=True):</w:t>
         <w:br/>
         <w:t xml:space="preserve">    """جدول وسيط يربط الموظف بالإجازات الرسمية"""</w:t>
         <w:br/>
@@ -2772,7 +2955,7 @@
         <w:pStyle w:val="Heading1"/>
       </w:pPr>
       <w:r>
-        <w:t>ملف: E:/خاص احمد جعفر/برمجة/مشاريع/hr_fastapi/app/models\levels\level1\employee++\Employee_Reward.py</w:t>
+        <w:t>ملف: E:/خاص احمد جعفر/برمجة/مشاريع/hr_fastapi/app/models\levels\level1\employee_plus\Employee_Reward.py</w:t>
       </w:r>
     </w:p>
     <w:p>
@@ -2789,7 +2972,7 @@
         <w:t>from typing import Optional</w:t>
         <w:br/>
         <w:br/>
-        <w:t>class EmployeeReward(SQLModel, table=True):</w:t>
+        <w:t>class Employee_Reward(SQLModel, table=True):</w:t>
         <w:br/>
         <w:t xml:space="preserve">    """جدول وسيط يربط الموظف بالمكافآت"""</w:t>
         <w:br/>
@@ -2814,7 +2997,7 @@
         <w:pStyle w:val="Heading1"/>
       </w:pPr>
       <w:r>
-        <w:t>ملف: E:/خاص احمد جعفر/برمجة/مشاريع/hr_fastapi/app/models\levels\level1\employee++\employee_role.py</w:t>
+        <w:t>ملف: E:/خاص احمد جعفر/برمجة/مشاريع/hr_fastapi/app/models\levels\level1\employee_plus\employee_role.py</w:t>
       </w:r>
     </w:p>
     <w:p>
@@ -2834,7 +3017,7 @@
         <w:br/>
         <w:br/>
         <w:br/>
-        <w:t>class EmployeeRole(SQLModel, table=True):</w:t>
+        <w:t>class Employee_Role(SQLModel, table=True):</w:t>
         <w:br/>
         <w:t xml:space="preserve">    """جدول وسيط يربط الموظف بالأدوار أو الصلاحيات (Many-to-Many)"""</w:t>
         <w:br/>
@@ -2862,7 +3045,7 @@
         <w:pStyle w:val="Heading1"/>
       </w:pPr>
       <w:r>
-        <w:t>ملف: E:/خاص احمد جعفر/برمجة/مشاريع/hr_fastapi/app/models\levels\level1\employee++\Employee_SalaryRecord.py</w:t>
+        <w:t>ملف: E:/خاص احمد جعفر/برمجة/مشاريع/hr_fastapi/app/models\levels\level1\employee_plus\Employee_SalaryRecord.py</w:t>
       </w:r>
     </w:p>
     <w:p>
@@ -2879,7 +3062,7 @@
         <w:t>from typing import Optional</w:t>
         <w:br/>
         <w:br/>
-        <w:t>class EmployeeSalary(SQLModel, table=True):</w:t>
+        <w:t>class Employee_SalaryRecord(SQLModel, table=True):</w:t>
         <w:br/>
         <w:t xml:space="preserve">    """جدول وسيط يربط الموظف بسجلات الرواتب"""</w:t>
         <w:br/>
@@ -2906,7 +3089,7 @@
         <w:pStyle w:val="Heading1"/>
       </w:pPr>
       <w:r>
-        <w:t>ملف: E:/خاص احمد جعفر/برمجة/مشاريع/hr_fastapi/app/models\levels\level1\employee++\employee_skill.py</w:t>
+        <w:t>ملف: E:/خاص احمد جعفر/برمجة/مشاريع/hr_fastapi/app/models\levels\level1\employee_plus\employee_skill.py</w:t>
       </w:r>
     </w:p>
     <w:p>
@@ -2924,7 +3107,7 @@
         <w:br/>
         <w:br/>
         <w:br/>
-        <w:t>class EmployeeSkill(SQLModel, table=True):</w:t>
+        <w:t>class Employee_Skill(SQLModel, table=True):</w:t>
         <w:br/>
         <w:t xml:space="preserve">    """جدول وسيط يربط الموظف بالمهارات (Many-to-Many)"""</w:t>
         <w:br/>
@@ -2949,7 +3132,7 @@
         <w:pStyle w:val="Heading1"/>
       </w:pPr>
       <w:r>
-        <w:t>ملف: E:/خاص احمد جعفر/برمجة/مشاريع/hr_fastapi/app/models\levels\level1\employee++\Employee_Tenant.py</w:t>
+        <w:t>ملف: E:/خاص احمد جعفر/برمجة/مشاريع/hr_fastapi/app/models\levels\level1\employee_plus\Employee_Tenant.py</w:t>
       </w:r>
     </w:p>
     <w:p>
@@ -2966,7 +3149,7 @@
         <w:t>from sqlmodel import SQLModel, Field</w:t>
         <w:br/>
         <w:br/>
-        <w:t>class TenantEmployee(SQLModel, table=True):</w:t>
+        <w:t>class Employee_Tenant(SQLModel, table=True):</w:t>
         <w:br/>
         <w:t xml:space="preserve">    """جدول وسيط يربط الشركة بالموظفين"""</w:t>
         <w:br/>
@@ -2991,7 +3174,7 @@
         <w:pStyle w:val="Heading1"/>
       </w:pPr>
       <w:r>
-        <w:t>ملف: E:/خاص احمد جعفر/برمجة/مشاريع/hr_fastapi/app/models\levels\level1\employee++\employee_training.py</w:t>
+        <w:t>ملف: E:/خاص احمد جعفر/برمجة/مشاريع/hr_fastapi/app/models\levels\level1\employee_plus\employee_training.py</w:t>
       </w:r>
     </w:p>
     <w:p>
@@ -3003,15 +3186,14 @@
         <w:t># -----------------------------------------</w:t>
         <w:br/>
         <w:br/>
-        <w:t>from sqlmodel import Relationship, SQLModel, Field</w:t>
+        <w:t>from sqlmodel import SQLModel, Field, Relationship</w:t>
         <w:br/>
         <w:t>from typing import Optional</w:t>
         <w:br/>
         <w:t>from datetime import date</w:t>
         <w:br/>
         <w:br/>
-        <w:br/>
-        <w:t>class EmployeeTraining(SQLModel, table=True):</w:t>
+        <w:t>class Employee_Training(SQLModel, table=True):</w:t>
         <w:br/>
         <w:t xml:space="preserve">    """جدول وسيط يربط الموظف بالدورات التدريبية والشهادات"""</w:t>
         <w:br/>
@@ -3048,7 +3230,8 @@
         <w:br/>
         <w:t xml:space="preserve">    # 🔗 علاقات ORM</w:t>
         <w:br/>
-        <w:t xml:space="preserve">    employee: "Employee" = Relationship(back_populates="trainings") </w:t>
+        <w:t xml:space="preserve">    employee: "Employee" = Relationship(back_populates="trainings")</w:t>
+        <w:br/>
       </w:r>
     </w:p>
     <w:p>
@@ -3061,7 +3244,7 @@
         <w:pStyle w:val="Heading1"/>
       </w:pPr>
       <w:r>
-        <w:t>ملف: E:/خاص احمد جعفر/برمجة/مشاريع/hr_fastapi/app/models\levels\level1\employee++\Employee_User.py</w:t>
+        <w:t>ملف: E:/خاص احمد جعفر/برمجة/مشاريع/hr_fastapi/app/models\levels\level1\employee_plus\Employee_User.py</w:t>
       </w:r>
     </w:p>
     <w:p>
@@ -3078,7 +3261,7 @@
         <w:t>from typing import Optional</w:t>
         <w:br/>
         <w:br/>
-        <w:t>class EmployeeUser(SQLModel, table=True):</w:t>
+        <w:t>class Employee_User(SQLModel, table=True):</w:t>
         <w:br/>
         <w:t xml:space="preserve">    """جدول وسيط يربط الموظف بحساب الدخول (User)"""</w:t>
         <w:br/>
@@ -3108,6 +3291,11 @@
     </w:p>
     <w:p>
       <w:r>
+        <w:t>from typing import Optional</w:t>
+        <w:br/>
+        <w:t>from sqlmodel import SQLModel, Field, Relationship</w:t>
+        <w:br/>
+        <w:br/>
         <w:t># File Path: E:/خاص احمد جعفر/برمجة/مشاريع/hr_fastapi\app\models\levels\level1\Intermediate\Asset_Site.py</w:t>
         <w:br/>
         <w:t># File Name: Asset_Site.py</w:t>
@@ -3115,7 +3303,7 @@
         <w:t># -----------------------------------------</w:t>
         <w:br/>
         <w:br/>
-        <w:t>class AssetSite(SQLModel, table=True):</w:t>
+        <w:t>class Asset_Site(SQLModel, table=True):</w:t>
         <w:br/>
         <w:t xml:space="preserve">    """جدول وسيط يربط الأصل بالمواقع (Many-to-Many)"""</w:t>
         <w:br/>
@@ -3161,7 +3349,7 @@
         <w:t>from sqlmodel import SQLModel, Field</w:t>
         <w:br/>
         <w:br/>
-        <w:t>class DepartmentConfiguration(SQLModel, table=True):</w:t>
+        <w:t>class Department_Configuration(SQLModel, table=True):</w:t>
         <w:br/>
         <w:t xml:space="preserve">    """جدول وسيط يربط القسم بالإعدادات"""</w:t>
         <w:br/>
@@ -3191,6 +3379,11 @@
     </w:p>
     <w:p>
       <w:r>
+        <w:t>from typing import Optional</w:t>
+        <w:br/>
+        <w:t>from sqlmodel import SQLModel, Field, Relationship</w:t>
+        <w:br/>
+        <w:br/>
         <w:t># File Path: E:/خاص احمد جعفر/برمجة/مشاريع/hr_fastapi\app\models\levels\level1\Intermediate\Department_Policy.py</w:t>
         <w:br/>
         <w:t># File Name: Department_Policy.py</w:t>
@@ -3198,7 +3391,7 @@
         <w:t># -----------------------------------------</w:t>
         <w:br/>
         <w:br/>
-        <w:t>class DepartmentPolicy(SQLModel, table=True):</w:t>
+        <w:t>class Department_Policy(SQLModel, table=True):</w:t>
         <w:br/>
         <w:t xml:space="preserve">    """جدول وسيط يربط الأقسام بالسياسات (Many-to-Many)"""</w:t>
         <w:br/>
@@ -3229,6 +3422,11 @@
     </w:p>
     <w:p>
       <w:r>
+        <w:t>from typing import Optional</w:t>
+        <w:br/>
+        <w:t>from sqlmodel import SQLModel, Field, Relationship</w:t>
+        <w:br/>
+        <w:br/>
         <w:t># File Path: E:/خاص احمد جعفر/برمجة/مشاريع/hr_fastapi\app\models\levels\level1\Intermediate\Department_Site.py</w:t>
         <w:br/>
         <w:t># File Name: Department_Site.py</w:t>
@@ -3236,7 +3434,7 @@
         <w:t># -----------------------------------------</w:t>
         <w:br/>
         <w:br/>
-        <w:t>class DepartmentSite(SQLModel, table=True):</w:t>
+        <w:t>class Department_Site(SQLModel, table=True):</w:t>
         <w:br/>
         <w:t xml:space="preserve">    """جدول وسيط يربط الأقسام بالمواقع (Many-to-Many)"""</w:t>
         <w:br/>
@@ -3267,6 +3465,11 @@
     </w:p>
     <w:p>
       <w:r>
+        <w:t>from typing import Optional</w:t>
+        <w:br/>
+        <w:t>from sqlmodel import SQLModel, Field, Relationship</w:t>
+        <w:br/>
+        <w:br/>
         <w:t># File Path: E:/خاص احمد جعفر/برمجة/مشاريع/hr_fastapi\app\models\levels\level1\Intermediate\Project_Asset.py</w:t>
         <w:br/>
         <w:t># File Name: Project_Asset.py</w:t>
@@ -3274,7 +3477,7 @@
         <w:t># -----------------------------------------</w:t>
         <w:br/>
         <w:br/>
-        <w:t>class ProjectAsset(SQLModel, table=True):</w:t>
+        <w:t>class Project_Asset(SQLModel, table=True):</w:t>
         <w:br/>
         <w:t xml:space="preserve">    """جدول وسيط يربط المشروعات بالأصول (Many-to-Many)"""</w:t>
         <w:br/>
@@ -3317,7 +3520,7 @@
         <w:t>from typing import Optional</w:t>
         <w:br/>
         <w:br/>
-        <w:t>class ProjectConfiguration(SQLModel, table=True):</w:t>
+        <w:t>class Project_Configuration(SQLModel, table=True):</w:t>
         <w:br/>
         <w:t xml:space="preserve">    """جدول وسيط يربط المشروع بالإعدادات"""</w:t>
         <w:br/>
@@ -3359,7 +3562,7 @@
         <w:t>from sqlmodel import SQLModel, Field</w:t>
         <w:br/>
         <w:br/>
-        <w:t>class ProjectDepartment(SQLModel, table=True):</w:t>
+        <w:t>class Project_Department(SQLModel, table=True):</w:t>
         <w:br/>
         <w:t xml:space="preserve">    """جدول وسيط يربط المشروع بالأقسام (Many-to-Many)"""</w:t>
         <w:br/>
@@ -3406,7 +3609,7 @@
         <w:t>from sqlmodel import SQLModel, Field</w:t>
         <w:br/>
         <w:br/>
-        <w:t>class ProjectPolicy(SQLModel, table=True):</w:t>
+        <w:t>class Project_Policy(SQLModel, table=True):</w:t>
         <w:br/>
         <w:t xml:space="preserve">    """جدول وسيط يربط المشروع بالسياسات"""</w:t>
         <w:br/>
@@ -3453,7 +3656,7 @@
         <w:br/>
         <w:br/>
         <w:br/>
-        <w:t>class ProjectSite(SQLModel, table=True):</w:t>
+        <w:t>class Project_Site(SQLModel, table=True):</w:t>
         <w:br/>
         <w:t xml:space="preserve">    """جدول وسيط يربط المشروع بالمواقع (Many-to-Many)"""</w:t>
         <w:br/>
@@ -3500,7 +3703,7 @@
         <w:t>from typing import Optional</w:t>
         <w:br/>
         <w:br/>
-        <w:t>class TenantConfiguration(SQLModel, table=True):</w:t>
+        <w:t>class Tenant_Configuration(SQLModel, table=True):</w:t>
         <w:br/>
         <w:t xml:space="preserve">    """جدول وسيط يربط الشركة بالإعدادات"""</w:t>
         <w:br/>
@@ -3530,6 +3733,11 @@
     </w:p>
     <w:p>
       <w:r>
+        <w:t>from typing import Optional</w:t>
+        <w:br/>
+        <w:t>from sqlmodel import SQLModel, Field, Relationship</w:t>
+        <w:br/>
+        <w:br/>
         <w:t># File Path: E:/خاص احمد جعفر/برمجة/مشاريع/hr_fastapi\app\models\levels\level1\Intermediate\Tenant_Department.py</w:t>
         <w:br/>
         <w:t># File Name: Tenant_Department.py</w:t>
@@ -3537,7 +3745,7 @@
         <w:t># -----------------------------------------</w:t>
         <w:br/>
         <w:br/>
-        <w:t>class TenantDepartment(SQLModel, table=True):</w:t>
+        <w:t>class Tenant_Department(SQLModel, table=True):</w:t>
         <w:br/>
         <w:t xml:space="preserve">    """جدول وسيط يربط الشركات بالأقسام (Many-to-Many)"""</w:t>
         <w:br/>
@@ -3563,6 +3771,11 @@
     </w:p>
     <w:p>
       <w:r>
+        <w:t>from typing import Optional</w:t>
+        <w:br/>
+        <w:t>from sqlmodel import SQLModel, Field, Relationship</w:t>
+        <w:br/>
+        <w:br/>
         <w:t># File Path: E:/خاص احمد جعفر/برمجة/مشاريع/hr_fastapi\app\models\levels\level1\Intermediate\Tenant_Policy.py</w:t>
         <w:br/>
         <w:t># File Name: Tenant_Policy.py</w:t>
@@ -3570,7 +3783,7 @@
         <w:t># -----------------------------------------</w:t>
         <w:br/>
         <w:br/>
-        <w:t>class TenantPolicy(SQLModel, table=True):</w:t>
+        <w:t>class Tenant_Policy(SQLModel, table=True):</w:t>
         <w:br/>
         <w:t xml:space="preserve">    """جدول وسيط يربط الشركة بالسياسات (Many-to-Many)"""</w:t>
         <w:br/>
@@ -3603,6 +3816,11 @@
     </w:p>
     <w:p>
       <w:r>
+        <w:t>from typing import Optional</w:t>
+        <w:br/>
+        <w:t>from sqlmodel import SQLModel, Field, Relationship</w:t>
+        <w:br/>
+        <w:br/>
         <w:t># File Path: E:/خاص احمد جعفر/برمجة/مشاريع/hr_fastapi\app\models\levels\level1\Intermediate\Tenant_Site.py</w:t>
         <w:br/>
         <w:t># File Name: Tenant_Site.py</w:t>
@@ -3610,7 +3828,7 @@
         <w:t># -----------------------------------------</w:t>
         <w:br/>
         <w:br/>
-        <w:t>class TenantSite(SQLModel, table=True):</w:t>
+        <w:t>class Tenant_Site(SQLModel, table=True):</w:t>
         <w:br/>
         <w:t xml:space="preserve">    """جدول وسيط يربط الشركات بالمواقع (Many-to-Many)"""</w:t>
         <w:br/>
@@ -3636,6 +3854,11 @@
     </w:p>
     <w:p>
       <w:r>
+        <w:t>from typing import Optional</w:t>
+        <w:br/>
+        <w:t>from sqlmodel import SQLModel, Field, Relationship</w:t>
+        <w:br/>
+        <w:br/>
         <w:t># File Path: E:/خاص احمد جعفر/برمجة/مشاريع/hr_fastapi\app\models\levels\level1\Intermediate\Training_Project.py</w:t>
         <w:br/>
         <w:t># File Name: Training_Project.py</w:t>
@@ -3643,7 +3866,7 @@
         <w:t># -----------------------------------------</w:t>
         <w:br/>
         <w:br/>
-        <w:t>class TrainingProject(SQLModel, table=True):</w:t>
+        <w:t>class Training_Project(SQLModel, table=True):</w:t>
         <w:br/>
         <w:t xml:space="preserve">    """جدول وسيط يربط التدريب بالمشروعات (Many-to-Many)"""</w:t>
         <w:br/>
@@ -3674,6 +3897,11 @@
     </w:p>
     <w:p>
       <w:r>
+        <w:t>from typing import Optional</w:t>
+        <w:br/>
+        <w:t>from sqlmodel import SQLModel, Field, Relationship</w:t>
+        <w:br/>
+        <w:br/>
         <w:t># File Path: E:/خاص احمد جعفر/برمجة/مشاريع/hr_fastapi\app\models\levels\level1\units\AdvanceSalary.py</w:t>
         <w:br/>
         <w:t># File Name: AdvanceSalary.py</w:t>
@@ -3716,6 +3944,11 @@
     </w:p>
     <w:p>
       <w:r>
+        <w:t>from typing import Optional</w:t>
+        <w:br/>
+        <w:t>from sqlmodel import SQLModel, Field, Relationship</w:t>
+        <w:br/>
+        <w:br/>
         <w:t># File Path: E:/خاص احمد جعفر/برمجة/مشاريع/hr_fastapi\app\models\levels\level1\units\DisciplinaryAction.py</w:t>
         <w:br/>
         <w:t># File Name: DisciplinaryAction.py</w:t>
@@ -3757,6 +3990,11 @@
     </w:p>
     <w:p>
       <w:r>
+        <w:t>from typing import Optional</w:t>
+        <w:br/>
+        <w:t>from sqlmodel import SQLModel, Field, Relationship</w:t>
+        <w:br/>
+        <w:br/>
         <w:t># File Path: E:/خاص احمد جعفر/برمجة/مشاريع/hr_fastapi\app\models\levels\level1\units\Loan.py</w:t>
         <w:br/>
         <w:t># File Name: Loan.py</w:t>
@@ -3801,6 +4039,11 @@
     </w:p>
     <w:p>
       <w:r>
+        <w:t>from typing import Optional</w:t>
+        <w:br/>
+        <w:t>from sqlmodel import SQLModel, Field, Relationship</w:t>
+        <w:br/>
+        <w:br/>
         <w:t># File Path: E:/خاص احمد جعفر/برمجة/مشاريع/hr_fastapi\app\models\levels\level1\units\PerformanceReview.py</w:t>
         <w:br/>
         <w:t># File Name: PerformanceReview.py</w:t>
@@ -3888,6 +4131,11 @@
     </w:p>
     <w:p>
       <w:r>
+        <w:t>from typing import Optional</w:t>
+        <w:br/>
+        <w:t>from sqlmodel import SQLModel, Field, Relationship</w:t>
+        <w:br/>
+        <w:br/>
         <w:t># File Path: E:/خاص احمد جعفر/برمجة/مشاريع/hr_fastapi\app\models\levels\level1\units\Reward.py</w:t>
         <w:br/>
         <w:t># File Name: Reward.py</w:t>
@@ -3942,7 +4190,7 @@
         <w:t>from sqlmodel import SQLModel, Field</w:t>
         <w:br/>
         <w:br/>
-        <w:t>class EmployeeAssetSite(SQLModel, table=True):</w:t>
+        <w:t>class Employee_Asset_Site(SQLModel, table=True):</w:t>
         <w:br/>
         <w:t xml:space="preserve">    """جدول وسيط يربط الموظف بالأصل والموقع"""</w:t>
         <w:br/>
@@ -3988,7 +4236,7 @@
         <w:t>from sqlmodel import SQLModel, Field</w:t>
         <w:br/>
         <w:br/>
-        <w:t>class DepartmentEmployeeRole(SQLModel, table=True):</w:t>
+        <w:t>class Employee_Department_Role(SQLModel, table=True):</w:t>
         <w:br/>
         <w:t xml:space="preserve">    """جدول وسيط يربط القسم بالموظف والدور"""</w:t>
         <w:br/>
@@ -4025,6 +4273,32 @@
         <w:t># -----------------------------------------</w:t>
         <w:br/>
         <w:br/>
+        <w:t># File Path: app/models/levels/level2/Employee_Department_Site.py</w:t>
+        <w:br/>
+        <w:t># File Name: Employee_Department_Site.py</w:t>
+        <w:br/>
+        <w:t># -----------------------------------------</w:t>
+        <w:br/>
+        <w:br/>
+        <w:t>from sqlmodel import SQLModel, Field</w:t>
+        <w:br/>
+        <w:t>from typing import Optional</w:t>
+        <w:br/>
+        <w:br/>
+        <w:br/>
+        <w:t>class Employee_Department_Site(SQLModel, table=True):</w:t>
+        <w:br/>
+        <w:t xml:space="preserve">    """جدول وسيط يربط الموظف بالقسم والموقع (Many-to-Many)"""</w:t>
+        <w:br/>
+        <w:br/>
+        <w:t xml:space="preserve">    id: Optional[int] = Field(default=None, primary_key=True)</w:t>
+        <w:br/>
+        <w:t xml:space="preserve">    employee_id: int = Field(foreign_key="employee.id", index=True)</w:t>
+        <w:br/>
+        <w:t xml:space="preserve">    department_id: int = Field(foreign_key="department.id", index=True)</w:t>
+        <w:br/>
+        <w:t xml:space="preserve">    site_id: int = Field(foreign_key="site.id", index=True)</w:t>
+        <w:br/>
       </w:r>
     </w:p>
     <w:p>
@@ -4054,7 +4328,7 @@
         <w:t>from sqlmodel import SQLModel, Field</w:t>
         <w:br/>
         <w:br/>
-        <w:t>class EmployeePolicyCostCenter(SQLModel, table=True):</w:t>
+        <w:t>class Employee_Policy_CostCenter(SQLModel, table=True):</w:t>
         <w:br/>
         <w:t xml:space="preserve">    """جدول وسيط يربط الموظف بالسياسة ومركز التكلفة"""</w:t>
         <w:br/>
@@ -4100,7 +4374,7 @@
         <w:t>from sqlmodel import SQLModel, Field</w:t>
         <w:br/>
         <w:br/>
-        <w:t>class EmployeeProjectCostCenter(SQLModel, table=True):</w:t>
+        <w:t>class Employee_Project_CostCenter(SQLModel, table=True):</w:t>
         <w:br/>
         <w:t xml:space="preserve">    """جدول وسيط يربط الموظف بالمشروع ومركز التكلفة"""</w:t>
         <w:br/>
@@ -4146,7 +4420,7 @@
         <w:t>from sqlmodel import SQLModel, Field</w:t>
         <w:br/>
         <w:br/>
-        <w:t>class EmployeeProjectSite(SQLModel, table=True):</w:t>
+        <w:t>class Employee_Project_Site(SQLModel, table=True):</w:t>
         <w:br/>
         <w:t xml:space="preserve">    """جدول وسيط يربط الموظف بالمشروع والموقع"""</w:t>
         <w:br/>
@@ -4196,7 +4470,7 @@
         <w:t>from datetime import date</w:t>
         <w:br/>
         <w:br/>
-        <w:t>class EmployeeSiteRole(SQLModel, table=True):</w:t>
+        <w:t>class Employee_Site_Role(SQLModel, table=True):</w:t>
         <w:br/>
         <w:t xml:space="preserve">    """جدول وسيط يربط الموظف بالموقع والدور"""</w:t>
         <w:br/>
@@ -4244,7 +4518,7 @@
         <w:t>from sqlmodel import SQLModel, Field</w:t>
         <w:br/>
         <w:br/>
-        <w:t>class EmployeeTrainingCertification(SQLModel, table=True):</w:t>
+        <w:t>class Employee_Training_Certification(SQLModel, table=True):</w:t>
         <w:br/>
         <w:t xml:space="preserve">    """جدول وسيط يربط الموظف بالتدريب والشهادة"""</w:t>
         <w:br/>
@@ -4288,7 +4562,7 @@
         <w:t>from typing import Optional</w:t>
         <w:br/>
         <w:br/>
-        <w:t>class ProjectDepartmentPolicy(SQLModel, table=True):</w:t>
+        <w:t>class Project_Department_Policy(SQLModel, table=True):</w:t>
         <w:br/>
         <w:t xml:space="preserve">    id: Optional[int] = Field(default=None, primary_key=True)</w:t>
         <w:br/>
@@ -4330,7 +4604,7 @@
         <w:t>from sqlmodel import SQLModel, Field</w:t>
         <w:br/>
         <w:br/>
-        <w:t>class ProjectEmployeeRole(SQLModel, table=True):</w:t>
+        <w:t>class Project_Employee_Role(SQLModel, table=True):</w:t>
         <w:br/>
         <w:t xml:space="preserve">    """جدول وسيط يربط المشروع بالموظف والدور"""</w:t>
         <w:br/>
@@ -4371,6 +4645,34 @@
         <w:t># -----------------------------------------</w:t>
         <w:br/>
         <w:br/>
+        <w:t># File Path: app/models/levels/level3/Employee_Asset_Project_Site.py</w:t>
+        <w:br/>
+        <w:t># File Name: Employee_Asset_Project_Site.py</w:t>
+        <w:br/>
+        <w:t># -----------------------------------------</w:t>
+        <w:br/>
+        <w:br/>
+        <w:t>from sqlmodel import SQLModel, Field</w:t>
+        <w:br/>
+        <w:t>from typing import Optional</w:t>
+        <w:br/>
+        <w:br/>
+        <w:br/>
+        <w:t>class Employee_Asset_Project_Site(SQLModel, table=True):</w:t>
+        <w:br/>
+        <w:t xml:space="preserve">    """جدول وسيط يربط الموظف بالأصل والمشروع والموقع (Many-to-Many)"""</w:t>
+        <w:br/>
+        <w:br/>
+        <w:t xml:space="preserve">    id: Optional[int] = Field(default=None, primary_key=True)</w:t>
+        <w:br/>
+        <w:t xml:space="preserve">    employee_id: int = Field(foreign_key="employee.id", index=True)</w:t>
+        <w:br/>
+        <w:t xml:space="preserve">    asset_id: int = Field(foreign_key="asset.id", index=True)</w:t>
+        <w:br/>
+        <w:t xml:space="preserve">    project_id: int = Field(foreign_key="project.id", index=True)</w:t>
+        <w:br/>
+        <w:t xml:space="preserve">    site_id: int = Field(foreign_key="site.id", index=True)</w:t>
+        <w:br/>
       </w:r>
     </w:p>
     <w:p>
@@ -4400,7 +4702,7 @@
         <w:t>from sqlmodel import SQLModel, Field</w:t>
         <w:br/>
         <w:br/>
-        <w:t>class EmployeeAssetSiteRole(SQLModel, table=True):</w:t>
+        <w:t>class Employee_Asset_Site_Role(SQLModel, table=True):</w:t>
         <w:br/>
         <w:t xml:space="preserve">    id: Optional[int] = Field(default=None, primary_key=True)</w:t>
         <w:br/>
@@ -4441,7 +4743,7 @@
         <w:t>from sqlmodel import SQLModel, Field</w:t>
         <w:br/>
         <w:br/>
-        <w:t>class EmployeeProjectRoleCostCenter(SQLModel, table=True):</w:t>
+        <w:t>class Employee_Project_Role_CostCenter(SQLModel, table=True):</w:t>
         <w:br/>
         <w:t xml:space="preserve">    """جدول وسيط يربط الموظف بالمشروع والدور ومركز التكلفة"""</w:t>
         <w:br/>
@@ -4487,7 +4789,7 @@
         <w:t>from sqlmodel import SQLModel, Field</w:t>
         <w:br/>
         <w:br/>
-        <w:t>class EmployeeProjectSiteCostCenter(SQLModel, table=True):</w:t>
+        <w:t>class Employee_Project_Site_CostCenter(SQLModel, table=True):</w:t>
         <w:br/>
         <w:t xml:space="preserve">    id: Optional[int] = Field(default=None, primary_key=True)</w:t>
         <w:br/>
@@ -4533,7 +4835,7 @@
         <w:t>from sqlmodel import SQLModel, Field</w:t>
         <w:br/>
         <w:br/>
-        <w:t>class EmployeeProjectSiteDepartment(SQLModel, table=True):</w:t>
+        <w:t>class Employee_Project_Site_Department(SQLModel, table=True):</w:t>
         <w:br/>
         <w:t xml:space="preserve">    """جدول وسيط يربط الموظف بالمشروع والموقع والقسم"""</w:t>
         <w:br/>
@@ -4584,7 +4886,7 @@
         <w:t>from sqlmodel import SQLModel, Field</w:t>
         <w:br/>
         <w:br/>
-        <w:t>class EmployeeTrainingCertificationProject(SQLModel, table=True):</w:t>
+        <w:t>class Employee_Training_Certification_Project(SQLModel, table=True):</w:t>
         <w:br/>
         <w:t xml:space="preserve">    id: Optional[int] = Field(default=None, primary_key=True)</w:t>
         <w:br/>
@@ -4625,7 +4927,7 @@
         <w:t>from sqlmodel import SQLModel, Field</w:t>
         <w:br/>
         <w:br/>
-        <w:t>class EmployeeTrainingProjectSite(SQLModel, table=True):</w:t>
+        <w:t>class Employee_Training_Project_Site(SQLModel, table=True):</w:t>
         <w:br/>
         <w:t xml:space="preserve">    """جدول وسيط يربط الموظف بالتدريب والمشروع والموقع"""</w:t>
         <w:br/>
@@ -4670,7 +4972,7 @@
         <w:t>from datetime import date</w:t>
         <w:br/>
         <w:br/>
-        <w:t>class TenantSiteDepartmentCostCenter(SQLModel, table=True):</w:t>
+        <w:t>class Tenant_Site_Department_CostCenter(SQLModel, table=True):</w:t>
         <w:br/>
         <w:t xml:space="preserve">    """جدول وسيط يربط الشركة بالموقع والقسم ومركز التكلفة"""</w:t>
         <w:br/>
@@ -4723,7 +5025,7 @@
         <w:t>from sqlmodel import SQLModel, Field</w:t>
         <w:br/>
         <w:br/>
-        <w:t>class EmployeeAssetProjectSiteRole(SQLModel, table=True):</w:t>
+        <w:t>class Employee_Asset_Project_Site_Role(SQLModel, table=True):</w:t>
         <w:br/>
         <w:t xml:space="preserve">    """جدول وسيط يربط الموظف بالأصل والمشروع والموقع والدور"""</w:t>
         <w:br/>
@@ -4776,7 +5078,7 @@
         <w:t>from sqlmodel import SQLModel, Field</w:t>
         <w:br/>
         <w:br/>
-        <w:t>class EmployeeTrainingCertificationProjectSite(SQLModel, table=True):</w:t>
+        <w:t>class Employee_Training_Certification_Project_Site(SQLModel, table=True):</w:t>
         <w:br/>
         <w:t xml:space="preserve">    """جدول وسيط يربط الموظف بالتدريب والشهادة والمشروع والموقع"""</w:t>
         <w:br/>
@@ -4827,7 +5129,7 @@
         <w:t>from sqlmodel import SQLModel, Field</w:t>
         <w:br/>
         <w:br/>
-        <w:t>class TenantSiteDepartmentCostCenterPolicy(SQLModel, table=True):</w:t>
+        <w:t>class Tenant_Site_Department_CostCenter_Policy(SQLModel, table=True):</w:t>
         <w:br/>
         <w:t xml:space="preserve">    """جدول وسيط يربط الشركة بالموقع والقسم ومركز التكلفة والسياسة"""</w:t>
         <w:br/>
@@ -5087,7 +5389,7 @@
         <w:br/>
         <w:t>from app.models.tenant import Tenant</w:t>
         <w:br/>
-        <w:t>from app.dependencies. import get_current_tenant</w:t>
+        <w:t>from app.dependencies.dependencies import get_current_tenant</w:t>
         <w:br/>
         <w:br/>
         <w:t>router = APIRouter(prefix="/employees", tags=["employees"])</w:t>
@@ -5469,7 +5771,7 @@
         <w:br/>
         <w:t>from app.models.tenant import Tenant</w:t>
         <w:br/>
-        <w:t>from app.dependencies import get_current_tenant</w:t>
+        <w:t>from app.dependencies.dependencies import get_current_tenant</w:t>
         <w:br/>
         <w:br/>
         <w:t>router = APIRouter(prefix="/salary", tags=["salary"])</w:t>
@@ -5643,7 +5945,7 @@
         <w:br/>
         <w:t>from app.models.tenant import Tenant</w:t>
         <w:br/>
-        <w:t>from app.dependencies import get_current_tenant</w:t>
+        <w:t>from app.dependencies.dependencies import get_current_tenant</w:t>
         <w:br/>
         <w:br/>
         <w:t>router = APIRouter(prefix="/salary-components", tags=["salary-components"])</w:t>
@@ -9263,7 +9565,7 @@
         <w:br/>
         <w:t>from app.models.site import Site</w:t>
         <w:br/>
-        <w:t>from app.models.cost_center import Project</w:t>
+        <w:t>from app.models.project import Project</w:t>
         <w:br/>
         <w:t>from app.models.department import Department</w:t>
         <w:br/>

--- a/merged_files.docx
+++ b/merged_files.docx
@@ -299,99 +299,44 @@
         <w:pStyle w:val="Heading1"/>
       </w:pPr>
       <w:r>
-        <w:t>ملف: E:/خاص احمد جعفر/برمجة/مشاريع/hr_fastapi/app/models\attendance.py</w:t>
-      </w:r>
-    </w:p>
-    <w:p>
-      <w:r>
-        <w:t># File Path: E:/خاص احمد جعفر/برمجة/مشاريع/hr_fastapi/app/models/attendance.py</w:t>
-        <w:br/>
-        <w:t># File Name: attendance.py</w:t>
+        <w:t>ملف: E:/خاص احمد جعفر/برمجة/مشاريع/hr_fastapi/app/models\advance_salary.py</w:t>
+      </w:r>
+    </w:p>
+    <w:p>
+      <w:r>
+        <w:t>from typing import Optional</w:t>
+        <w:br/>
+        <w:t>from sqlmodel import SQLModel, Field, Relationship</w:t>
+        <w:br/>
+        <w:br/>
+        <w:t># File Path: E:/خاص احمد جعفر/برمجة/مشاريع/hr_fastapi\app\models\levels\level1\units\AdvanceSalary.py</w:t>
+        <w:br/>
+        <w:t># File Name: AdvanceSalary.py</w:t>
         <w:br/>
         <w:t># -----------------------------------------</w:t>
         <w:br/>
         <w:br/>
-        <w:t>from sqlmodel import SQLModel, Field, Relationship</w:t>
-        <w:br/>
-        <w:t>from typing import Optional</w:t>
-        <w:br/>
-        <w:t>from datetime import date, time</w:t>
-        <w:br/>
-        <w:br/>
-        <w:br/>
-        <w:t>class Attendance(SQLModel, table=True):</w:t>
-        <w:br/>
-        <w:t xml:space="preserve">    """سجل حضور الموظف"""</w:t>
+        <w:t>class AdvanceSalary(SQLModel, table=True):</w:t>
+        <w:br/>
+        <w:t xml:space="preserve">    """سلف الموظفين"""</w:t>
+        <w:br/>
+        <w:t xml:space="preserve">    __tablename__ = "advance_salary"</w:t>
         <w:br/>
         <w:br/>
         <w:t xml:space="preserve">    id: Optional[int] = Field(default=None, primary_key=True)</w:t>
         <w:br/>
-        <w:br/>
-        <w:t xml:space="preserve">    # 🔗 علاقات أساسية</w:t>
-        <w:br/>
         <w:t xml:space="preserve">    employee_id: int = Field(foreign_key="employee.id", index=True)</w:t>
         <w:br/>
-        <w:t xml:space="preserve">    site_id: Optional[int] = Field(foreign_key="site.id", index=True)  # الموقع</w:t>
-        <w:br/>
-        <w:t xml:space="preserve">    cost_center_id: Optional[int] = Field(foreign_key="costcenter.id", index=True)  # مركز التكلفة</w:t>
-        <w:br/>
-        <w:br/>
-        <w:t xml:space="preserve">    # 🕒 بيانات الحضور</w:t>
-        <w:br/>
-        <w:t xml:space="preserve">    date: date</w:t>
-        <w:br/>
-        <w:t xml:space="preserve">    check_in: Optional[time] = None</w:t>
-        <w:br/>
-        <w:t xml:space="preserve">    check_out: Optional[time] = None</w:t>
-        <w:br/>
-        <w:t xml:space="preserve">    status: str = "حاضر"  # حاضر، غائب، متأخر</w:t>
-        <w:br/>
-        <w:br/>
-        <w:t xml:space="preserve">    # 🔗 علاقات ORM</w:t>
-        <w:br/>
-        <w:t xml:space="preserve">    employee: "Employee" = Relationship(back_populates="attendances")</w:t>
-        <w:br/>
-        <w:t xml:space="preserve">    site: Optional["Site"] = Relationship(back_populates="attendances")</w:t>
-        <w:br/>
-        <w:t xml:space="preserve">    cost_center: Optional["CostCenter"] = Relationship(back_populates="attendances")</w:t>
-        <w:br/>
-        <w:br/>
-        <w:br/>
-        <w:t># 🟢 موديلات Create / Update</w:t>
-        <w:br/>
-        <w:t>class AttendanceCreate(SQLModel):</w:t>
-        <w:br/>
-        <w:t xml:space="preserve">    employee_id: int</w:t>
-        <w:br/>
-        <w:t xml:space="preserve">    site_id: Optional[int] = None</w:t>
-        <w:br/>
-        <w:t xml:space="preserve">    cost_center_id: Optional[int] = None</w:t>
-        <w:br/>
-        <w:t xml:space="preserve">    date: date</w:t>
-        <w:br/>
-        <w:t xml:space="preserve">    check_in: Optional[time] = None</w:t>
-        <w:br/>
-        <w:t xml:space="preserve">    check_out: Optional[time] = None</w:t>
-        <w:br/>
-        <w:t xml:space="preserve">    status: Optional[str] = None</w:t>
-        <w:br/>
-        <w:br/>
-        <w:br/>
-        <w:t>class AttendanceUpdate(SQLModel):</w:t>
-        <w:br/>
-        <w:t xml:space="preserve">    employee_id: Optional[int] = None</w:t>
-        <w:br/>
-        <w:t xml:space="preserve">    site_id: Optional[int] = None</w:t>
-        <w:br/>
-        <w:t xml:space="preserve">    cost_center_id: Optional[int] = None</w:t>
-        <w:br/>
-        <w:t xml:space="preserve">    date: Optional[date] = None</w:t>
-        <w:br/>
-        <w:t xml:space="preserve">    check_in: Optional[time] = None</w:t>
-        <w:br/>
-        <w:t xml:space="preserve">    check_out: Optional[time] = None</w:t>
-        <w:br/>
-        <w:t xml:space="preserve">    status: Optional[str] = None</w:t>
+        <w:br/>
+        <w:t xml:space="preserve">    amount: float</w:t>
+        <w:br/>
+        <w:t xml:space="preserve">    request_date: date</w:t>
+        <w:br/>
+        <w:t xml:space="preserve">    approved: bool = False</w:t>
+        <w:br/>
+        <w:t xml:space="preserve">    approved_by: Optional[str] = None</w:t>
+        <w:br/>
+        <w:t xml:space="preserve">    notes: Optional[str] = None</w:t>
         <w:br/>
       </w:r>
     </w:p>
@@ -405,57 +350,105 @@
         <w:pStyle w:val="Heading1"/>
       </w:pPr>
       <w:r>
-        <w:t>ملف: E:/خاص احمد جعفر/برمجة/مشاريع/hr_fastapi/app/models\benefit_record.py</w:t>
-      </w:r>
-    </w:p>
-    <w:p>
-      <w:r>
-        <w:t># File Path: E:/خاص احمد جعفر/برمجة/مشاريع/hr_fastapi/app/models/benefit_record.py</w:t>
-        <w:br/>
-        <w:t># File Name: benefit_record.py</w:t>
+        <w:t>ملف: E:/خاص احمد جعفر/برمجة/مشاريع/hr_fastapi/app/models\attendance.py</w:t>
+      </w:r>
+    </w:p>
+    <w:p>
+      <w:r>
+        <w:t># File Path: E:/خاص احمد جعفر/برمجة/مشاريع/hr_fastapi/app/models/attendance.py</w:t>
+        <w:br/>
+        <w:t># File Name: attendance.py</w:t>
         <w:br/>
         <w:t># -----------------------------------------</w:t>
         <w:br/>
         <w:br/>
-        <w:t>from sqlmodel import SQLModel, Field</w:t>
+        <w:t>from sqlmodel import SQLModel, Field, Relationship</w:t>
         <w:br/>
         <w:t>from typing import Optional</w:t>
         <w:br/>
-        <w:t>from enum import Enum</w:t>
-        <w:br/>
-        <w:br/>
-        <w:br/>
-        <w:t>class BenefitType(str, Enum):</w:t>
-        <w:br/>
-        <w:t xml:space="preserve">    """نوع البدلة"""</w:t>
-        <w:br/>
-        <w:t xml:space="preserve">    IN_KIND_MEALS = "وجبات"</w:t>
-        <w:br/>
-        <w:t xml:space="preserve">    IN_KIND_TRANSPORT = "مواصلات"</w:t>
-        <w:br/>
-        <w:t xml:space="preserve">    IN_KIND_TRAVEL = "سفر"</w:t>
-        <w:br/>
-        <w:t xml:space="preserve">    CASH_ALLOWANCE = "بدلة نقدية"</w:t>
-        <w:br/>
-        <w:br/>
-        <w:br/>
-        <w:t>class BenefitRecord(SQLModel, table=True):</w:t>
-        <w:br/>
-        <w:t xml:space="preserve">    """تسجيل البدلات (في النوع والقيمة)"""</w:t>
+        <w:t>from datetime import date, time</w:t>
+        <w:br/>
+        <w:br/>
+        <w:br/>
+        <w:t>class Attendance(SQLModel, table=True):</w:t>
+        <w:br/>
+        <w:t xml:space="preserve">    """سجل حضور الموظف"""</w:t>
+        <w:br/>
+        <w:t xml:space="preserve">    __tablename__ = "attendance"</w:t>
         <w:br/>
         <w:br/>
         <w:t xml:space="preserve">    id: Optional[int] = Field(default=None, primary_key=True)</w:t>
         <w:br/>
-        <w:t xml:space="preserve">    salary_record_id: int = Field(foreign_key="salaryrecord.id", index=True)</w:t>
-        <w:br/>
-        <w:br/>
-        <w:t xml:space="preserve">    benefit_type: BenefitType</w:t>
-        <w:br/>
-        <w:t xml:space="preserve">    description: str</w:t>
-        <w:br/>
-        <w:t xml:space="preserve">    amount: float</w:t>
-        <w:br/>
-        <w:t xml:space="preserve">    is_cash: bool  # True = نقد فعلي، False = عيني (سيُخصم لاحقاً)</w:t>
+        <w:br/>
+        <w:t xml:space="preserve">    # 🔗 علاقات أساسية</w:t>
+        <w:br/>
+        <w:t xml:space="preserve">    employee_id: int = Field(foreign_key="employee.id", index=True)</w:t>
+        <w:br/>
+        <w:t xml:space="preserve">    site_id: Optional[int] = Field(foreign_key="site.id", index=True)  # الموقع</w:t>
+        <w:br/>
+        <w:t xml:space="preserve">    cost_center_id: Optional[int] = Field(foreign_key="costcenter.id", index=True)  # مركز التكلفة</w:t>
+        <w:br/>
+        <w:t xml:space="preserve">    tenant_id: int = Field(foreign_key="tenant.id", index=True)  # المؤسسة / الشركة (Tenant)</w:t>
+        <w:br/>
+        <w:br/>
+        <w:t xml:space="preserve">    # 🕒 بيانات الحضور</w:t>
+        <w:br/>
+        <w:t xml:space="preserve">    date: date</w:t>
+        <w:br/>
+        <w:t xml:space="preserve">    check_in: Optional[time] = None</w:t>
+        <w:br/>
+        <w:t xml:space="preserve">    check_out: Optional[time] = None</w:t>
+        <w:br/>
+        <w:t xml:space="preserve">    status: str = "حاضر"  # حاضر، غائب، متأخر</w:t>
+        <w:br/>
+        <w:br/>
+        <w:t xml:space="preserve">    # 🔗 علاقات ORM</w:t>
+        <w:br/>
+        <w:t xml:space="preserve">    employee: "Employee" = Relationship(back_populates="attendances")</w:t>
+        <w:br/>
+        <w:t xml:space="preserve">    site: Optional["Site"] = Relationship(back_populates="attendances")</w:t>
+        <w:br/>
+        <w:t xml:space="preserve">    cost_center: Optional["CostCenter"] = Relationship(back_populates="attendances")</w:t>
+        <w:br/>
+        <w:t xml:space="preserve">    tenant: "Tenant" = Relationship(back_populates="attendances")</w:t>
+        <w:br/>
+        <w:br/>
+        <w:br/>
+        <w:t># 🟢 موديلات Create / Update</w:t>
+        <w:br/>
+        <w:t>class AttendanceCreate(SQLModel):</w:t>
+        <w:br/>
+        <w:t xml:space="preserve">    employee_id: int</w:t>
+        <w:br/>
+        <w:t xml:space="preserve">    site_id: Optional[int] = None</w:t>
+        <w:br/>
+        <w:t xml:space="preserve">    cost_center_id: Optional[int] = None</w:t>
+        <w:br/>
+        <w:t xml:space="preserve">    date: date</w:t>
+        <w:br/>
+        <w:t xml:space="preserve">    check_in: Optional[time] = None</w:t>
+        <w:br/>
+        <w:t xml:space="preserve">    check_out: Optional[time] = None</w:t>
+        <w:br/>
+        <w:t xml:space="preserve">    status: Optional[str] = None</w:t>
+        <w:br/>
+        <w:br/>
+        <w:br/>
+        <w:t>class AttendanceUpdate(SQLModel):</w:t>
+        <w:br/>
+        <w:t xml:space="preserve">    employee_id: Optional[int] = None</w:t>
+        <w:br/>
+        <w:t xml:space="preserve">    site_id: Optional[int] = None</w:t>
+        <w:br/>
+        <w:t xml:space="preserve">    cost_center_id: Optional[int] = None</w:t>
+        <w:br/>
+        <w:t xml:space="preserve">    date: Optional[date] = None</w:t>
+        <w:br/>
+        <w:t xml:space="preserve">    check_in: Optional[time] = None</w:t>
+        <w:br/>
+        <w:t xml:space="preserve">    check_out: Optional[time] = None</w:t>
+        <w:br/>
+        <w:t xml:space="preserve">    status: Optional[str] = None</w:t>
         <w:br/>
       </w:r>
     </w:p>
@@ -469,14 +462,14 @@
         <w:pStyle w:val="Heading1"/>
       </w:pPr>
       <w:r>
-        <w:t>ملف: E:/خاص احمد جعفر/برمجة/مشاريع/hr_fastapi/app/models\company_config.py</w:t>
-      </w:r>
-    </w:p>
-    <w:p>
-      <w:r>
-        <w:t># File Path: E:/خاص احمد جعفر/برمجة/مشاريع/hr_fastapi/app/models/company_config.py</w:t>
-        <w:br/>
-        <w:t># File Name: company_config.py</w:t>
+        <w:t>ملف: E:/خاص احمد جعفر/برمجة/مشاريع/hr_fastapi/app/models\benefit_record.py</w:t>
+      </w:r>
+    </w:p>
+    <w:p>
+      <w:r>
+        <w:t># File Path: E:/خاص احمد جعفر/برمجة/مشاريع/hr_fastapi/app/models/benefit.py</w:t>
+        <w:br/>
+        <w:t># File Name: benefit.py</w:t>
         <w:br/>
         <w:t># -----------------------------------------</w:t>
         <w:br/>
@@ -485,150 +478,44 @@
         <w:br/>
         <w:t>from typing import Optional</w:t>
         <w:br/>
-        <w:t>import json</w:t>
-        <w:br/>
-        <w:br/>
-        <w:br/>
-        <w:t>class CompanyConfig(SQLModel, table=True):</w:t>
-        <w:br/>
-        <w:t xml:space="preserve">    """إعدادات الشركة المخصصة"""</w:t>
-        <w:br/>
+        <w:t>from enum import Enum</w:t>
+        <w:br/>
+        <w:br/>
+        <w:br/>
+        <w:t>class BenefitType(str, Enum):</w:t>
+        <w:br/>
+        <w:t xml:space="preserve">    """نوع البدلة"""</w:t>
+        <w:br/>
+        <w:t xml:space="preserve">    __tablename__ = "benefit"</w:t>
+        <w:br/>
+        <w:t xml:space="preserve">    IN_KIND_MEALS = "وجبات"</w:t>
+        <w:br/>
+        <w:t xml:space="preserve">    IN_KIND_TRANSPORT = "مواصلات"</w:t>
+        <w:br/>
+        <w:t xml:space="preserve">    IN_KIND_TRAVEL = "سفر"</w:t>
+        <w:br/>
+        <w:t xml:space="preserve">    CASH_ALLOWANCE = "بدلة نقدية"</w:t>
+        <w:br/>
+        <w:br/>
+        <w:br/>
+        <w:t>class Benefit(SQLModel, table=True):</w:t>
+        <w:br/>
+        <w:t xml:space="preserve">    """تسجيل البدلات (في النوع والقيمة)"""</w:t>
+        <w:br/>
+        <w:t xml:space="preserve">    __tablename__ = "benefit"</w:t>
         <w:br/>
         <w:t xml:space="preserve">    id: Optional[int] = Field(default=None, primary_key=True)</w:t>
         <w:br/>
-        <w:t xml:space="preserve">    tenant_id: int = Field(foreign_key="tenant.id", index=True, unique=True)</w:t>
-        <w:br/>
-        <w:br/>
-        <w:t xml:space="preserve">    # 🔧 إعدادات الراتب</w:t>
-        <w:br/>
-        <w:t xml:space="preserve">    personal_exemption_annual: float = 15000  # الإعفاء الشخصي السنوي</w:t>
-        <w:br/>
-        <w:t xml:space="preserve">    insurance_social_employee_rate: float = 0.10  # 10%</w:t>
-        <w:br/>
-        <w:t xml:space="preserve">    insurance_health_rate: float = 0.0  # سيُحسب ديناميكياً حسب الموظف</w:t>
-        <w:br/>
-        <w:t xml:space="preserve">    insurance_employer_social_rate: float = 0.1475  # 14.75%</w:t>
-        <w:br/>
-        <w:t xml:space="preserve">    insurance_employer_health_rate: float = 0.04  # 4% (للمحافظات المشمولة)</w:t>
-        <w:br/>
-        <w:br/>
-        <w:t xml:space="preserve">    # 🔧 إعدادات الساعات الإضافية</w:t>
-        <w:br/>
-        <w:t xml:space="preserve">    day_overtime_multiplier: float = 1.35</w:t>
-        <w:br/>
-        <w:t xml:space="preserve">    night_overtime_multiplier: float = 1.7</w:t>
-        <w:br/>
-        <w:br/>
-        <w:t xml:space="preserve">    # 🔧 إعدادات الغياب</w:t>
-        <w:br/>
-        <w:t xml:space="preserve">    absence_deduction_type: str = "percentage"  # percentage أو fixed</w:t>
-        <w:br/>
-        <w:t xml:space="preserve">    absence_deduction_value: float = 1.0  # نسبة أو قيمة ثابتة</w:t>
-        <w:br/>
-        <w:br/>
-        <w:t xml:space="preserve">    # 🔧 إعدادات الحد الأدنى للراتب</w:t>
-        <w:br/>
-        <w:t xml:space="preserve">    minimum_salary_enabled: bool = True</w:t>
-        <w:br/>
-        <w:t xml:space="preserve">    minimum_salary: float = 0</w:t>
-        <w:br/>
-        <w:br/>
-        <w:t xml:space="preserve">    # 🔧 البدلات الإجبارية</w:t>
-        <w:br/>
-        <w:t xml:space="preserve">    default_in_kind_benefits: str = Field(</w:t>
-        <w:br/>
-        <w:t xml:space="preserve">        default=json.dumps({</w:t>
-        <w:br/>
-        <w:t xml:space="preserve">            "meals": True,</w:t>
-        <w:br/>
-        <w:t xml:space="preserve">            "transport": True,</w:t>
-        <w:br/>
-        <w:t xml:space="preserve">            "travel": True</w:t>
-        <w:br/>
-        <w:t xml:space="preserve">        })</w:t>
-        <w:br/>
-        <w:t xml:space="preserve">    )</w:t>
-        <w:br/>
-        <w:br/>
-        <w:t xml:space="preserve">    # 🔧 إعدادات الضريبة (JSON للمرونة)</w:t>
-        <w:br/>
-        <w:t xml:space="preserve">    tax_policy_config: str = Field(</w:t>
-        <w:br/>
-        <w:t xml:space="preserve">        default=json.dumps({</w:t>
-        <w:br/>
-        <w:t xml:space="preserve">            "enabled": True,</w:t>
-        <w:br/>
-        <w:t xml:space="preserve">            "type": "progressive"</w:t>
-        <w:br/>
-        <w:t xml:space="preserve">        })</w:t>
-        <w:br/>
-        <w:t xml:space="preserve">    )</w:t>
-        <w:br/>
-        <w:br/>
-        <w:t xml:space="preserve">    # 🔧 إعدادات السلف والقروض</w:t>
-        <w:br/>
-        <w:t xml:space="preserve">    advance_salary_enabled: bool = True</w:t>
-        <w:br/>
-        <w:t xml:space="preserve">    advance_salary_max_percentage: float = 0.5  # 50% من الراتب</w:t>
-        <w:br/>
-        <w:t xml:space="preserve">    loan_enabled: bool = True</w:t>
-        <w:br/>
-        <w:br/>
-        <w:t xml:space="preserve">    # 🔧 إعدادات العطلات والإجازات</w:t>
-        <w:br/>
-        <w:t xml:space="preserve">    annual_leave_days: int = 21</w:t>
-        <w:br/>
-        <w:t xml:space="preserve">    sick_leave_days: int = 10</w:t>
-        <w:br/>
-        <w:t xml:space="preserve">    public_holidays_days: int = 7</w:t>
-        <w:br/>
-        <w:br/>
-        <w:t xml:space="preserve">    # 🔧 إعدادات التقارير والإشعارات</w:t>
-        <w:br/>
-        <w:t xml:space="preserve">    salary_slip_format: str = "pdf"  # pdf, excel, html</w:t>
-        <w:br/>
-        <w:t xml:space="preserve">    send_salary_notifications: bool = True</w:t>
-        <w:br/>
-        <w:t xml:space="preserve">    notification_days_before: int = 3  # قبل يوم الصرف ب 3 أيام</w:t>
-        <w:br/>
-        <w:br/>
-        <w:t xml:space="preserve">    # 🔧 المحافظات المشمولة بالتأمين الشامل (JSON)</w:t>
-        <w:br/>
-        <w:t xml:space="preserve">    comprehensive_insurance_governorates: str = Field(</w:t>
-        <w:br/>
-        <w:t xml:space="preserve">        default=json.dumps([</w:t>
-        <w:br/>
-        <w:t xml:space="preserve">            "الأقصر", "بورسعيد", "الإسماعيلية", "السويس",</w:t>
-        <w:br/>
-        <w:t xml:space="preserve">            "البحر الأحمر", "مطروح", "أسوان", "الإسكندرية",</w:t>
-        <w:br/>
-        <w:t xml:space="preserve">            "البحيرة", "دمياط", "سوهاج", "شمال سيناء",</w:t>
-        <w:br/>
-        <w:t xml:space="preserve">            "جنوب سيناء", "قنا", "كفر الشيخ"</w:t>
-        <w:br/>
-        <w:t xml:space="preserve">        ])</w:t>
-        <w:br/>
-        <w:t xml:space="preserve">    )</w:t>
-        <w:br/>
-        <w:br/>
-        <w:t xml:space="preserve">    notes: Optional[str] = None</w:t>
-        <w:br/>
-        <w:br/>
-        <w:t xml:space="preserve">    # 🛠️ دوال مساعدة لتحويل JSON إلى dict/list</w:t>
-        <w:br/>
-        <w:t xml:space="preserve">    def get_default_benefits(self) -&gt; dict:</w:t>
-        <w:br/>
-        <w:t xml:space="preserve">        return json.loads(self.default_in_kind_benefits)</w:t>
-        <w:br/>
-        <w:br/>
-        <w:t xml:space="preserve">    def get_tax_config(self) -&gt; dict:</w:t>
-        <w:br/>
-        <w:t xml:space="preserve">        return json.loads(self.tax_policy_config)</w:t>
-        <w:br/>
-        <w:br/>
-        <w:t xml:space="preserve">    def get_comprehensive_insurance_governorates(self) -&gt; list:</w:t>
-        <w:br/>
-        <w:t xml:space="preserve">        return json.loads(self.comprehensive_insurance_governorates)</w:t>
+        <w:t xml:space="preserve">    salary_id: int = Field(foreign_key="salary.id", index=True)</w:t>
+        <w:br/>
+        <w:br/>
+        <w:t xml:space="preserve">    benefit_type: BenefitType</w:t>
+        <w:br/>
+        <w:t xml:space="preserve">    description: str</w:t>
+        <w:br/>
+        <w:t xml:space="preserve">    amount: float</w:t>
+        <w:br/>
+        <w:t xml:space="preserve">    is_cash: bool  # True = نقد فعلي، False = عيني (سيُخصم لاحقاً)</w:t>
         <w:br/>
       </w:r>
     </w:p>
@@ -642,78 +529,166 @@
         <w:pStyle w:val="Heading1"/>
       </w:pPr>
       <w:r>
-        <w:t>ملف: E:/خاص احمد جعفر/برمجة/مشاريع/hr_fastapi/app/models\cost_center.py</w:t>
-      </w:r>
-    </w:p>
-    <w:p>
-      <w:r>
-        <w:t># File Path: E:/خاص احمد جعفر/برمجة/مشاريع/hr_fastapi/app/models/cost_center.py</w:t>
-        <w:br/>
-        <w:t># File Name: cost_center.py</w:t>
+        <w:t>ملف: E:/خاص احمد جعفر/برمجة/مشاريع/hr_fastapi/app/models\company_config.py</w:t>
+      </w:r>
+    </w:p>
+    <w:p>
+      <w:r>
+        <w:t># File Path: E:/خاص احمد جعفر/برمجة/مشاريع/hr_fastapi/app/models/company_config.py</w:t>
+        <w:br/>
+        <w:t># File Name: company_config.py</w:t>
         <w:br/>
         <w:t># -----------------------------------------</w:t>
         <w:br/>
         <w:br/>
-        <w:t>from sqlmodel import SQLModel, Field, Relationship</w:t>
-        <w:br/>
-        <w:t>from typing import Optional, List</w:t>
-        <w:br/>
-        <w:t>from sqlalchemy import UniqueConstraint</w:t>
-        <w:br/>
-        <w:br/>
-        <w:br/>
-        <w:t>class CostCenter(SQLModel, table=True):</w:t>
-        <w:br/>
-        <w:t xml:space="preserve">    """مركز التكلفة"""</w:t>
-        <w:br/>
-        <w:br/>
-        <w:t xml:space="preserve">    __table_args__ = (UniqueConstraint("project_id", "name", name="uq_costcenter_project_name"),)</w:t>
+        <w:t>from sqlmodel import SQLModel, Field</w:t>
+        <w:br/>
+        <w:t>from typing import Optional</w:t>
+        <w:br/>
+        <w:t>import json</w:t>
+        <w:br/>
+        <w:br/>
+        <w:br/>
+        <w:t>class CompanyConfig(SQLModel, table=True):</w:t>
+        <w:br/>
+        <w:t xml:space="preserve">    __tablename__ = "companyconfig"</w:t>
         <w:br/>
         <w:br/>
         <w:t xml:space="preserve">    id: Optional[int] = Field(default=None, primary_key=True)</w:t>
         <w:br/>
-        <w:t xml:space="preserve">    project_id: int = Field(foreign_key="project.id", index=True)  # المشروع المرتبط</w:t>
-        <w:br/>
-        <w:t xml:space="preserve">    name: str = Field(index=True)  # اسم مركز التكلفة</w:t>
-        <w:br/>
-        <w:t xml:space="preserve">    code: Optional[str] = None</w:t>
-        <w:br/>
-        <w:t xml:space="preserve">    description: Optional[str] = None</w:t>
-        <w:br/>
-        <w:br/>
-        <w:t xml:space="preserve">    # 🔗 علاقات ORM</w:t>
-        <w:br/>
-        <w:t xml:space="preserve">    project: "Project" = Relationship(back_populates="cost_centers")</w:t>
-        <w:br/>
-        <w:t xml:space="preserve">    employees: List["Employee"] = Relationship(back_populates="cost_center")</w:t>
-        <w:br/>
-        <w:t xml:space="preserve">    salaries: List["SalaryRecord"] = Relationship(back_populates="cost_center")</w:t>
-        <w:br/>
-        <w:br/>
-        <w:br/>
-        <w:t># 🟢 موديلات Create / Update</w:t>
-        <w:br/>
-        <w:t>class CostCenterCreate(SQLModel):</w:t>
-        <w:br/>
-        <w:t xml:space="preserve">    project_id: int</w:t>
-        <w:br/>
-        <w:t xml:space="preserve">    name: str</w:t>
-        <w:br/>
-        <w:t xml:space="preserve">    code: Optional[str] = None</w:t>
-        <w:br/>
-        <w:t xml:space="preserve">    description: Optional[str] = None</w:t>
-        <w:br/>
-        <w:br/>
-        <w:br/>
-        <w:t>class CostCenterUpdate(SQLModel):</w:t>
-        <w:br/>
-        <w:t xml:space="preserve">    project_id: Optional[int] = None</w:t>
-        <w:br/>
-        <w:t xml:space="preserve">    name: Optional[str] = None</w:t>
-        <w:br/>
-        <w:t xml:space="preserve">    code: Optional[str] = None</w:t>
-        <w:br/>
-        <w:t xml:space="preserve">    description: Optional[str] = None</w:t>
+        <w:t xml:space="preserve">    tenant_id: int = Field(foreign_key="tenant.id", index=True, unique=True)</w:t>
+        <w:br/>
+        <w:br/>
+        <w:t xml:space="preserve">    # 🔧 إعدادات الراتب</w:t>
+        <w:br/>
+        <w:t xml:space="preserve">    personal_exemption_annual: float = 15000</w:t>
+        <w:br/>
+        <w:t xml:space="preserve">    insurance_social_employee_rate: float = 0.10</w:t>
+        <w:br/>
+        <w:t xml:space="preserve">    insurance_health_rate: float = 0.0</w:t>
+        <w:br/>
+        <w:t xml:space="preserve">    insurance_employer_social_rate: float = 0.1475</w:t>
+        <w:br/>
+        <w:t xml:space="preserve">    insurance_employer_health_rate: float = 0.04</w:t>
+        <w:br/>
+        <w:br/>
+        <w:t xml:space="preserve">    # 🔧 إعدادات الساعات الإضافية</w:t>
+        <w:br/>
+        <w:t xml:space="preserve">    day_overtime_multiplier: float = 1.35</w:t>
+        <w:br/>
+        <w:t xml:space="preserve">    night_overtime_multiplier: float = 1.7</w:t>
+        <w:br/>
+        <w:br/>
+        <w:t xml:space="preserve">    # 🔧 إعدادات الغياب</w:t>
+        <w:br/>
+        <w:t xml:space="preserve">    absence_deduction_type: str = "percentage"</w:t>
+        <w:br/>
+        <w:t xml:space="preserve">    absence_deduction_value: float = 1.0</w:t>
+        <w:br/>
+        <w:br/>
+        <w:t xml:space="preserve">    # 🔧 الحد الأدنى للراتب</w:t>
+        <w:br/>
+        <w:t xml:space="preserve">    minimum_salary_enabled: bool = True</w:t>
+        <w:br/>
+        <w:t xml:space="preserve">    minimum_salary: float = 0</w:t>
+        <w:br/>
+        <w:br/>
+        <w:t xml:space="preserve">    # 🔧 البدلات الإجبارية</w:t>
+        <w:br/>
+        <w:t xml:space="preserve">    default_in_kind_benefits: str = Field(</w:t>
+        <w:br/>
+        <w:t xml:space="preserve">        default=json.dumps({</w:t>
+        <w:br/>
+        <w:t xml:space="preserve">            "meals": True,</w:t>
+        <w:br/>
+        <w:t xml:space="preserve">            "transport": True,</w:t>
+        <w:br/>
+        <w:t xml:space="preserve">            "travel": True</w:t>
+        <w:br/>
+        <w:t xml:space="preserve">        })</w:t>
+        <w:br/>
+        <w:t xml:space="preserve">    )</w:t>
+        <w:br/>
+        <w:br/>
+        <w:t xml:space="preserve">    # 🔧 إعدادات الضريبة</w:t>
+        <w:br/>
+        <w:t xml:space="preserve">    tax_policy_config: str = Field(</w:t>
+        <w:br/>
+        <w:t xml:space="preserve">        default=json.dumps({</w:t>
+        <w:br/>
+        <w:t xml:space="preserve">            "enabled": True,</w:t>
+        <w:br/>
+        <w:t xml:space="preserve">            "type": "progressive"</w:t>
+        <w:br/>
+        <w:t xml:space="preserve">        })</w:t>
+        <w:br/>
+        <w:t xml:space="preserve">    )</w:t>
+        <w:br/>
+        <w:br/>
+        <w:t xml:space="preserve">    # 🔧 السلف والقروض</w:t>
+        <w:br/>
+        <w:t xml:space="preserve">    advance_salary_enabled: bool = True</w:t>
+        <w:br/>
+        <w:t xml:space="preserve">    advance_salary_max_percentage: float = 0.5</w:t>
+        <w:br/>
+        <w:t xml:space="preserve">    loan_enabled: bool = True</w:t>
+        <w:br/>
+        <w:br/>
+        <w:t xml:space="preserve">    # 🔧 الإجازات</w:t>
+        <w:br/>
+        <w:t xml:space="preserve">    annual_leave_days: int = 21</w:t>
+        <w:br/>
+        <w:t xml:space="preserve">    sick_leave_days: int = 10</w:t>
+        <w:br/>
+        <w:t xml:space="preserve">    public_holidays_days: int = 7</w:t>
+        <w:br/>
+        <w:br/>
+        <w:t xml:space="preserve">    # 🔧 التقارير</w:t>
+        <w:br/>
+        <w:t xml:space="preserve">    salary_slip_format: str = "pdf"</w:t>
+        <w:br/>
+        <w:t xml:space="preserve">    send_salary_notifications: bool = True</w:t>
+        <w:br/>
+        <w:t xml:space="preserve">    notification_days_before: int = 3</w:t>
+        <w:br/>
+        <w:br/>
+        <w:t xml:space="preserve">    # 🔧 المحافظات</w:t>
+        <w:br/>
+        <w:t xml:space="preserve">    comprehensive_insurance_governorates: str = Field(</w:t>
+        <w:br/>
+        <w:t xml:space="preserve">        default=json.dumps([</w:t>
+        <w:br/>
+        <w:t xml:space="preserve">            "الأقصر", "بورسعيد", "الإسماعيلية", "السويس",</w:t>
+        <w:br/>
+        <w:t xml:space="preserve">            "البحر الأحمر", "مطروح", "أسوان", "الإسكندرية",</w:t>
+        <w:br/>
+        <w:t xml:space="preserve">            "البحيرة", "دمياط", "سوهاج", "شمال سيناء",</w:t>
+        <w:br/>
+        <w:t xml:space="preserve">            "جنوب سيناء", "قنا", "كفر الشيخ"</w:t>
+        <w:br/>
+        <w:t xml:space="preserve">        ])</w:t>
+        <w:br/>
+        <w:t xml:space="preserve">    )</w:t>
+        <w:br/>
+        <w:br/>
+        <w:t xml:space="preserve">    notes: Optional[str] = None</w:t>
+        <w:br/>
+        <w:br/>
+        <w:t xml:space="preserve">    # 🛠️ دوال مساعدة لتحويل JSON إلى dict/list</w:t>
+        <w:br/>
+        <w:t xml:space="preserve">    def get_default_benefits(self) -&gt; dict:</w:t>
+        <w:br/>
+        <w:t xml:space="preserve">        return json.loads(self.default_in_kind_benefits)</w:t>
+        <w:br/>
+        <w:br/>
+        <w:t xml:space="preserve">    def get_tax_config(self) -&gt; dict:</w:t>
+        <w:br/>
+        <w:t xml:space="preserve">        return json.loads(self.tax_policy_config)</w:t>
+        <w:br/>
+        <w:br/>
+        <w:t xml:space="preserve">    def get_comprehensive_insurance_governorates(self) -&gt; list:</w:t>
+        <w:br/>
+        <w:t xml:space="preserve">        return json.loads(self.comprehensive_insurance_governorates)</w:t>
         <w:br/>
       </w:r>
     </w:p>
@@ -727,14 +702,14 @@
         <w:pStyle w:val="Heading1"/>
       </w:pPr>
       <w:r>
-        <w:t>ملف: E:/خاص احمد جعفر/برمجة/مشاريع/hr_fastapi/app/models\department.py</w:t>
-      </w:r>
-    </w:p>
-    <w:p>
-      <w:r>
-        <w:t># File Path: E:/خاص احمد جعفر/برمجة/مشاريع/hr_fastapi/app/models/department.py</w:t>
-        <w:br/>
-        <w:t># File Name: department.py</w:t>
+        <w:t>ملف: E:/خاص احمد جعفر/برمجة/مشاريع/hr_fastapi/app/models\cost_center.py</w:t>
+      </w:r>
+    </w:p>
+    <w:p>
+      <w:r>
+        <w:t># File Path: E:/خاص احمد جعفر/برمجة/مشاريع/hr_fastapi/app/models/cost_center.py</w:t>
+        <w:br/>
+        <w:t># File Name: cost_center.py</w:t>
         <w:br/>
         <w:t># -----------------------------------------</w:t>
         <w:br/>
@@ -746,52 +721,72 @@
         <w:t>from sqlalchemy import UniqueConstraint</w:t>
         <w:br/>
         <w:br/>
-        <w:br/>
-        <w:t>class Department(SQLModel, table=True):</w:t>
-        <w:br/>
-        <w:t xml:space="preserve">    """جدول الأقسام"""</w:t>
-        <w:br/>
-        <w:br/>
-        <w:t xml:space="preserve">    __table_args__ = (UniqueConstraint("tenant_id", "name", name="uq_department_tenant_name"),)</w:t>
+        <w:t>from app.models.salary import Salary</w:t>
+        <w:br/>
+        <w:br/>
+        <w:br/>
+        <w:br/>
+        <w:t>class CostCenter(SQLModel, table=True):</w:t>
+        <w:br/>
+        <w:t xml:space="preserve">    """مركز التكلفة"""</w:t>
+        <w:br/>
+        <w:t xml:space="preserve">    __tablename__ = "cost_center"</w:t>
+        <w:br/>
+        <w:br/>
+        <w:t xml:space="preserve">    __table_args__ = (UniqueConstraint("project_id", "name", name="uq_costcenter_project_name"),)</w:t>
         <w:br/>
         <w:br/>
         <w:t xml:space="preserve">    id: Optional[int] = Field(default=None, primary_key=True)</w:t>
         <w:br/>
-        <w:t xml:space="preserve">    tenant_id: int = Field(foreign_key="tenant.id", index=True)  # الشركة المالكة للقسم</w:t>
-        <w:br/>
-        <w:t xml:space="preserve">    name: str = Field(index=True)  # اسم القسم</w:t>
-        <w:br/>
-        <w:t xml:space="preserve">    description: Optional[str] = None  # وصف إضافي</w:t>
-        <w:br/>
-        <w:br/>
-        <w:t xml:space="preserve">    # 🔗 علاقة ORM مع الموظفين</w:t>
-        <w:br/>
-        <w:t xml:space="preserve">    employees: List["Employee"] = Relationship(back_populates="department")</w:t>
-        <w:br/>
-        <w:br/>
-        <w:t xml:space="preserve">    # 🔗 علاقة ORM مع الشركة</w:t>
-        <w:br/>
-        <w:t xml:space="preserve">    tenant: "Tenant" = Relationship(back_populates="departments")</w:t>
+        <w:t xml:space="preserve">    project_id: int = Field(foreign_key="project.id", index=True)</w:t>
+        <w:br/>
+        <w:t xml:space="preserve">    tenant_id: int = Field(foreign_key="tenant.id", index=True)</w:t>
+        <w:br/>
+        <w:t xml:space="preserve">    site_id: Optional[int] = Field(foreign_key="site.id", index=True)</w:t>
+        <w:br/>
+        <w:br/>
+        <w:t xml:space="preserve">    name: str = Field(index=True)</w:t>
+        <w:br/>
+        <w:t xml:space="preserve">    code: Optional[str] = None</w:t>
+        <w:br/>
+        <w:t xml:space="preserve">    description: Optional[str] = None</w:t>
+        <w:br/>
+        <w:br/>
+        <w:t xml:space="preserve">    # علاقات ORM</w:t>
+        <w:br/>
+        <w:t xml:space="preserve">    project: "Project" = Relationship(back_populates="cost_centers")</w:t>
+        <w:br/>
+        <w:t xml:space="preserve">    tenant: "Tenant" = Relationship(back_populates="cost_centers")</w:t>
+        <w:br/>
+        <w:t xml:space="preserve">    site: Optional["Site"] = Relationship(back_populates="cost_centers")</w:t>
+        <w:br/>
+        <w:t xml:space="preserve">    employees: List["Employee"] = Relationship(back_populates="cost_center")</w:t>
+        <w:br/>
+        <w:t xml:space="preserve">    salaries: List["Salary"] = Relationship(back_populates="cost_center")</w:t>
         <w:br/>
         <w:br/>
         <w:br/>
         <w:t># 🟢 موديلات Create / Update</w:t>
         <w:br/>
-        <w:t>class DepartmentCreate(SQLModel):</w:t>
-        <w:br/>
-        <w:t xml:space="preserve">    tenant_id: int</w:t>
+        <w:t>class CostCenterCreate(SQLModel):</w:t>
+        <w:br/>
+        <w:t xml:space="preserve">    project_id: int</w:t>
         <w:br/>
         <w:t xml:space="preserve">    name: str</w:t>
         <w:br/>
+        <w:t xml:space="preserve">    code: Optional[str] = None</w:t>
+        <w:br/>
         <w:t xml:space="preserve">    description: Optional[str] = None</w:t>
         <w:br/>
         <w:br/>
         <w:br/>
-        <w:t>class DepartmentUpdate(SQLModel):</w:t>
-        <w:br/>
-        <w:t xml:space="preserve">    tenant_id: Optional[int] = None</w:t>
+        <w:t>class CostCenterUpdate(SQLModel):</w:t>
+        <w:br/>
+        <w:t xml:space="preserve">    project_id: Optional[int] = None</w:t>
         <w:br/>
         <w:t xml:space="preserve">    name: Optional[str] = None</w:t>
+        <w:br/>
+        <w:t xml:space="preserve">    code: Optional[str] = None</w:t>
         <w:br/>
         <w:t xml:space="preserve">    description: Optional[str] = None</w:t>
         <w:br/>
@@ -807,14 +802,14 @@
         <w:pStyle w:val="Heading1"/>
       </w:pPr>
       <w:r>
-        <w:t>ملف: E:/خاص احمد جعفر/برمجة/مشاريع/hr_fastapi/app/models\employee.py</w:t>
-      </w:r>
-    </w:p>
-    <w:p>
-      <w:r>
-        <w:t># File Path: E:/خاص احمد جعفر/برمجة/مشاريع/hr_fastapi/app/models/employee.py</w:t>
-        <w:br/>
-        <w:t># File Name: employee.py</w:t>
+        <w:t>ملف: E:/خاص احمد جعفر/برمجة/مشاريع/hr_fastapi/app/models\department.py</w:t>
+      </w:r>
+    </w:p>
+    <w:p>
+      <w:r>
+        <w:t># File Path: E:/خاص احمد جعفر/برمجة/مشاريع/hr_fastapi/app/models/department.py</w:t>
+        <w:br/>
+        <w:t># File Name: department.py</w:t>
         <w:br/>
         <w:t># -----------------------------------------</w:t>
         <w:br/>
@@ -823,186 +818,59 @@
         <w:br/>
         <w:t>from typing import Optional, List</w:t>
         <w:br/>
-        <w:t>from datetime import datetime, date</w:t>
-        <w:br/>
-        <w:t>from enum import Enum</w:t>
-        <w:br/>
-        <w:br/>
-        <w:br/>
-        <w:t># 🟢 Enums علشان تمنع إدخال قيم عشوائية</w:t>
-        <w:br/>
-        <w:t>class WorkStatus(str, Enum):</w:t>
-        <w:br/>
-        <w:t xml:space="preserve">    ACTIVE = "يعمل"</w:t>
-        <w:br/>
-        <w:t xml:space="preserve">    LEAVE = "اجازة بدون مرتب"</w:t>
-        <w:br/>
-        <w:t xml:space="preserve">    STOPPED = "موقوف"</w:t>
-        <w:br/>
-        <w:br/>
-        <w:br/>
-        <w:t>class InsuranceStatus(str, Enum):</w:t>
-        <w:br/>
-        <w:t xml:space="preserve">    INSURED = "مؤمن"</w:t>
-        <w:br/>
-        <w:t xml:space="preserve">    NOT_INSURED = "غير مؤمن"</w:t>
-        <w:br/>
-        <w:br/>
-        <w:br/>
-        <w:t>class EmployeeStatus(str, Enum):</w:t>
-        <w:br/>
-        <w:t xml:space="preserve">    ACTIVE = "نشط"</w:t>
-        <w:br/>
-        <w:t xml:space="preserve">    SUSPENDED = "موقوف"</w:t>
-        <w:br/>
-        <w:t xml:space="preserve">    TERMINATED = "منتهي"</w:t>
-        <w:br/>
-        <w:br/>
-        <w:br/>
-        <w:t># 🧑 موديل الموظف</w:t>
-        <w:br/>
-        <w:t>class Employee(SQLModel, table=True):</w:t>
-        <w:br/>
-        <w:t xml:space="preserve">    """الموظف"""</w:t>
+        <w:t>from sqlalchemy import UniqueConstraint</w:t>
+        <w:br/>
+        <w:br/>
+        <w:br/>
+        <w:t>class Department(SQLModel, table=True):</w:t>
+        <w:br/>
+        <w:t xml:space="preserve">    """جدول الأقسام"""</w:t>
+        <w:br/>
+        <w:t xml:space="preserve">    __tablename__ = "department"</w:t>
+        <w:br/>
+        <w:br/>
+        <w:t xml:space="preserve">    __table_args__ = (UniqueConstraint("tenant_id", "name", name="uq_department_tenant_name"),)</w:t>
         <w:br/>
         <w:br/>
         <w:t xml:space="preserve">    id: Optional[int] = Field(default=None, primary_key=True)</w:t>
         <w:br/>
-        <w:br/>
-        <w:t xml:space="preserve">    # 🔗 علاقات أساسية</w:t>
-        <w:br/>
-        <w:t xml:space="preserve">    tenant_id: int = Field(foreign_key="tenant.id", index=True)  # الشركة</w:t>
-        <w:br/>
-        <w:t xml:space="preserve">    site_id: Optional[int] = Field(foreign_key="site.id", index=True)  # الموقع</w:t>
-        <w:br/>
-        <w:t xml:space="preserve">    cost_center_id: Optional[int] = Field(foreign_key="costcenter.id", index=True)  # مركز التكلفة</w:t>
-        <w:br/>
-        <w:t xml:space="preserve">    department_id: Optional[int] = Field(default=None, foreign_key="department.id", index=True)  # القسم</w:t>
-        <w:br/>
-        <w:br/>
-        <w:t xml:space="preserve">    # 🧑 بيانات أساسية</w:t>
-        <w:br/>
-        <w:t xml:space="preserve">    code: str = Field(index=True)  # كود الموظف</w:t>
-        <w:br/>
-        <w:t xml:space="preserve">    name: str  # اسم الموظف</w:t>
-        <w:br/>
-        <w:t xml:space="preserve">    national_id: Optional[str] = None  # الرقم القومي</w:t>
-        <w:br/>
-        <w:t xml:space="preserve">    job_title: Optional[str] = None  # الوظيفة</w:t>
-        <w:br/>
-        <w:t xml:space="preserve">    hire_date: Optional[date] = None  # تاريخ التعيين</w:t>
-        <w:br/>
-        <w:br/>
-        <w:t xml:space="preserve">    # 💰 بيانات مالية</w:t>
-        <w:br/>
-        <w:t xml:space="preserve">    base_salary: float = 0.0</w:t>
-        <w:br/>
-        <w:t xml:space="preserve">    employee_category: Optional[str] = None  # فئة الموظف</w:t>
-        <w:br/>
-        <w:br/>
-        <w:t xml:space="preserve">    # 🏥 بيانات التأمين</w:t>
-        <w:br/>
-        <w:t xml:space="preserve">    insurance_status: Optional[InsuranceStatus] = None</w:t>
-        <w:br/>
-        <w:br/>
-        <w:t xml:space="preserve">    # 📌 حالة العمل</w:t>
-        <w:br/>
-        <w:t xml:space="preserve">    work_status: Optional[WorkStatus] = None</w:t>
-        <w:br/>
-        <w:t xml:space="preserve">    status: EmployeeStatus = EmployeeStatus.ACTIVE</w:t>
-        <w:br/>
-        <w:br/>
-        <w:t xml:space="preserve">    # 🕒 تتبع</w:t>
-        <w:br/>
-        <w:t xml:space="preserve">    created_at: datetime = Field(default_factory=datetime.utcnow)</w:t>
-        <w:br/>
-        <w:t xml:space="preserve">    updated_at: datetime = Field(default_factory=datetime.utcnow)</w:t>
-        <w:br/>
-        <w:br/>
-        <w:t xml:space="preserve">    # 🔗 علاقات ORM</w:t>
-        <w:br/>
-        <w:t xml:space="preserve">    tenant: "Tenant" = Relationship(back_populates="employees")</w:t>
-        <w:br/>
-        <w:t xml:space="preserve">    site: Optional["Site"] = Relationship(back_populates="employees")</w:t>
-        <w:br/>
-        <w:t xml:space="preserve">    cost_center: Optional["CostCenter"] = Relationship(back_populates="employees")</w:t>
-        <w:br/>
-        <w:t xml:space="preserve">    department: Optional["Department"] = Relationship(back_populates="employees")</w:t>
-        <w:br/>
-        <w:br/>
-        <w:t xml:space="preserve">    attendances: List["Attendance"] = Relationship(back_populates="employee")</w:t>
-        <w:br/>
-        <w:t xml:space="preserve">    salaries: List["SalaryRecord"] = Relationship(back_populates="employee")</w:t>
-        <w:br/>
-        <w:t xml:space="preserve">    details: Optional["EmployeeDetails"] = Relationship(back_populates="employee")</w:t>
-        <w:br/>
-        <w:t xml:space="preserve">    trainings: List["EmployeeTraining"] = Relationship(back_populates="employee")</w:t>
+        <w:t xml:space="preserve">    tenant_id: int = Field(foreign_key="tenant.id", index=True)  # الشركة المالكة للقسم</w:t>
+        <w:br/>
+        <w:t xml:space="preserve">    name: str = Field(index=True)  # اسم القسم</w:t>
+        <w:br/>
+        <w:t xml:space="preserve">    description: Optional[str] = None  # وصف إضافي</w:t>
+        <w:br/>
+        <w:br/>
+        <w:t xml:space="preserve">    # 🔗 علاقة ORM مع الموظفين</w:t>
+        <w:br/>
+        <w:t xml:space="preserve">    employees: List["Employee"] = Relationship(back_populates="department")</w:t>
+        <w:br/>
+        <w:br/>
+        <w:t xml:space="preserve">    # 🔗 علاقة ORM مع الشركة</w:t>
+        <w:br/>
+        <w:t xml:space="preserve">    tenant: "Tenant" = Relationship(back_populates="departments")</w:t>
         <w:br/>
         <w:br/>
         <w:br/>
         <w:t># 🟢 موديلات Create / Update</w:t>
         <w:br/>
-        <w:t>class EmployeeCreate(SQLModel):</w:t>
-        <w:br/>
-        <w:t xml:space="preserve">    code: str</w:t>
+        <w:t>class DepartmentCreate(SQLModel):</w:t>
+        <w:br/>
+        <w:t xml:space="preserve">    tenant_id: int</w:t>
         <w:br/>
         <w:t xml:space="preserve">    name: str</w:t>
         <w:br/>
-        <w:t xml:space="preserve">    base_salary: float</w:t>
-        <w:br/>
-        <w:t xml:space="preserve">    national_id: Optional[str] = None</w:t>
-        <w:br/>
-        <w:t xml:space="preserve">    job_title: Optional[str] = None</w:t>
-        <w:br/>
-        <w:t xml:space="preserve">    hire_date: Optional[date] = None</w:t>
+        <w:t xml:space="preserve">    description: Optional[str] = None</w:t>
+        <w:br/>
+        <w:br/>
+        <w:br/>
+        <w:t>class DepartmentUpdate(SQLModel):</w:t>
         <w:br/>
         <w:t xml:space="preserve">    tenant_id: Optional[int] = None</w:t>
         <w:br/>
-        <w:t xml:space="preserve">    site_id: Optional[int] = None</w:t>
-        <w:br/>
-        <w:t xml:space="preserve">    cost_center_id: Optional[int] = None</w:t>
-        <w:br/>
-        <w:t xml:space="preserve">    department_id: Optional[int] = None</w:t>
-        <w:br/>
-        <w:t xml:space="preserve">    insurance_status: Optional[InsuranceStatus] = None</w:t>
-        <w:br/>
-        <w:t xml:space="preserve">    employee_category: Optional[str] = None</w:t>
-        <w:br/>
-        <w:t xml:space="preserve">    work_status: Optional[WorkStatus] = None</w:t>
-        <w:br/>
-        <w:t xml:space="preserve">    status: Optional[EmployeeStatus] = None</w:t>
-        <w:br/>
-        <w:br/>
-        <w:br/>
-        <w:t>class EmployeeUpdate(SQLModel):</w:t>
-        <w:br/>
-        <w:t xml:space="preserve">    code: Optional[str] = None</w:t>
-        <w:br/>
         <w:t xml:space="preserve">    name: Optional[str] = None</w:t>
         <w:br/>
-        <w:t xml:space="preserve">    base_salary: Optional[float] = None</w:t>
-        <w:br/>
-        <w:t xml:space="preserve">    national_id: Optional[str] = None</w:t>
-        <w:br/>
-        <w:t xml:space="preserve">    job_title: Optional[str] = None</w:t>
-        <w:br/>
-        <w:t xml:space="preserve">    hire_date: Optional[date] = None</w:t>
-        <w:br/>
-        <w:t xml:space="preserve">    tenant_id: Optional[int] = None</w:t>
-        <w:br/>
-        <w:t xml:space="preserve">    site_id: Optional[int] = None</w:t>
-        <w:br/>
-        <w:t xml:space="preserve">    cost_center_id: Optional[int] = None</w:t>
-        <w:br/>
-        <w:t xml:space="preserve">    department_id: Optional[int] = None</w:t>
-        <w:br/>
-        <w:t xml:space="preserve">    insurance_status: Optional[InsuranceStatus] = None</w:t>
-        <w:br/>
-        <w:t xml:space="preserve">    employee_category: Optional[str] = None</w:t>
-        <w:br/>
-        <w:t xml:space="preserve">    work_status: Optional[WorkStatus] = None</w:t>
-        <w:br/>
-        <w:t xml:space="preserve">    status: Optional[EmployeeStatus] = None</w:t>
+        <w:t xml:space="preserve">    description: Optional[str] = None</w:t>
         <w:br/>
       </w:r>
     </w:p>
@@ -1016,115 +884,43 @@
         <w:pStyle w:val="Heading1"/>
       </w:pPr>
       <w:r>
-        <w:t>ملف: E:/خاص احمد جعفر/برمجة/مشاريع/hr_fastapi/app/models\employee_details.py</w:t>
-      </w:r>
-    </w:p>
-    <w:p>
-      <w:r>
-        <w:t># File Path: E:/خاص احمد جعفر/برمجة/مشاريع/hr_fastapi/app/models/employee_details.py</w:t>
-        <w:br/>
-        <w:t># File Name: employee_details.py</w:t>
+        <w:t>ملف: E:/خاص احمد جعفر/برمجة/مشاريع/hr_fastapi/app/models\disciplinary_action.py</w:t>
+      </w:r>
+    </w:p>
+    <w:p>
+      <w:r>
+        <w:t>from typing import Optional</w:t>
+        <w:br/>
+        <w:t>from sqlmodel import SQLModel, Field, Relationship</w:t>
+        <w:br/>
+        <w:br/>
+        <w:t># File Path: E:/خاص احمد جعفر/برمجة/مشاريع/hr_fastapi\app\models\levels\level1\units\DisciplinaryAction.py</w:t>
+        <w:br/>
+        <w:t># File Name: DisciplinaryAction.py</w:t>
         <w:br/>
         <w:t># -----------------------------------------</w:t>
         <w:br/>
         <w:br/>
-        <w:t>from sqlmodel import SQLModel, Field, Relationship</w:t>
-        <w:br/>
-        <w:t>from typing import Optional</w:t>
-        <w:br/>
-        <w:br/>
-        <w:br/>
-        <w:t>class EmployeeDetails(SQLModel, table=True):</w:t>
-        <w:br/>
-        <w:t xml:space="preserve">    """تفاصيل إضافية للموظف (حالة اجتماعية، عنوان، إلخ)"""</w:t>
-        <w:br/>
+        <w:t>class DisciplinaryAction(SQLModel, table=True):</w:t>
+        <w:br/>
+        <w:t xml:space="preserve">    """العقوبات والجزاءات"""</w:t>
+        <w:br/>
+        <w:t xml:space="preserve">    __tablename__ = "disciplinary_action"</w:t>
+        <w:br/>
+        <w:t xml:space="preserve">    </w:t>
         <w:br/>
         <w:t xml:space="preserve">    id: Optional[int] = Field(default=None, primary_key=True)</w:t>
         <w:br/>
-        <w:br/>
-        <w:t xml:space="preserve">    # 🔗 علاقة أساسية مع الموظف (1:1)</w:t>
-        <w:br/>
-        <w:t xml:space="preserve">    employee_id: int = Field(foreign_key="employee.id", index=True, unique=True)</w:t>
-        <w:br/>
-        <w:br/>
-        <w:t xml:space="preserve">    # 👥 الحالة الاجتماعية والعائلة</w:t>
-        <w:br/>
-        <w:t xml:space="preserve">    marital_status: str = "أعزب"  # أعزب، متزوج، مطلق</w:t>
-        <w:br/>
-        <w:t xml:space="preserve">    spouse_name: Optional[str] = None</w:t>
-        <w:br/>
-        <w:t xml:space="preserve">    spouse_works: bool = False  # هل الزوج/الزوجة يعمل؟</w:t>
-        <w:br/>
-        <w:t xml:space="preserve">    num_children: int = 0</w:t>
-        <w:br/>
-        <w:br/>
-        <w:t xml:space="preserve">    # 📍 العنوان والتأمين</w:t>
-        <w:br/>
-        <w:t xml:space="preserve">    governorate: str = "القاهرة"  # المحافظة</w:t>
-        <w:br/>
-        <w:t xml:space="preserve">    city: Optional[str] = None</w:t>
-        <w:br/>
-        <w:t xml:space="preserve">    address: Optional[str] = None</w:t>
-        <w:br/>
-        <w:br/>
-        <w:t xml:space="preserve">    # 🏥 التأمين</w:t>
-        <w:br/>
-        <w:t xml:space="preserve">    has_comprehensive_insurance: bool = False  # هل يستحق التأمين الشامل (حسب المحافظة)</w:t>
-        <w:br/>
-        <w:t xml:space="preserve">    notes: Optional[str] = None</w:t>
-        <w:br/>
-        <w:br/>
-        <w:t xml:space="preserve">    # 🔗 علاقة ORM</w:t>
-        <w:br/>
-        <w:t xml:space="preserve">    employee: "Employee" = Relationship(back_populates="details")</w:t>
-        <w:br/>
-        <w:br/>
-        <w:br/>
-        <w:t># 🟢 موديلات Create / Update</w:t>
-        <w:br/>
-        <w:t>class EmployeeDetailsCreate(SQLModel):</w:t>
-        <w:br/>
-        <w:t xml:space="preserve">    employee_id: int</w:t>
-        <w:br/>
-        <w:t xml:space="preserve">    marital_status: Optional[str] = None</w:t>
-        <w:br/>
-        <w:t xml:space="preserve">    spouse_name: Optional[str] = None</w:t>
-        <w:br/>
-        <w:t xml:space="preserve">    spouse_works: Optional[bool] = None</w:t>
-        <w:br/>
-        <w:t xml:space="preserve">    num_children: Optional[int] = None</w:t>
-        <w:br/>
-        <w:t xml:space="preserve">    governorate: Optional[str] = None</w:t>
-        <w:br/>
-        <w:t xml:space="preserve">    city: Optional[str] = None</w:t>
-        <w:br/>
-        <w:t xml:space="preserve">    address: Optional[str] = None</w:t>
-        <w:br/>
-        <w:t xml:space="preserve">    has_comprehensive_insurance: Optional[bool] = None</w:t>
-        <w:br/>
-        <w:t xml:space="preserve">    notes: Optional[str] = None</w:t>
-        <w:br/>
-        <w:br/>
-        <w:br/>
-        <w:t>class EmployeeDetailsUpdate(SQLModel):</w:t>
-        <w:br/>
-        <w:t xml:space="preserve">    marital_status: Optional[str] = None</w:t>
-        <w:br/>
-        <w:t xml:space="preserve">    spouse_name: Optional[str] = None</w:t>
-        <w:br/>
-        <w:t xml:space="preserve">    spouse_works: Optional[bool] = None</w:t>
-        <w:br/>
-        <w:t xml:space="preserve">    num_children: Optional[int] = None</w:t>
-        <w:br/>
-        <w:t xml:space="preserve">    governorate: Optional[str] = None</w:t>
-        <w:br/>
-        <w:t xml:space="preserve">    city: Optional[str] = None</w:t>
-        <w:br/>
-        <w:t xml:space="preserve">    address: Optional[str] = None</w:t>
-        <w:br/>
-        <w:t xml:space="preserve">    has_comprehensive_insurance: Optional[bool] = None</w:t>
-        <w:br/>
-        <w:t xml:space="preserve">    notes: Optional[str] = None</w:t>
+        <w:t xml:space="preserve">    employee_id: int = Field(foreign_key="employee.id", index=True)</w:t>
+        <w:br/>
+        <w:br/>
+        <w:t xml:space="preserve">    action_type: str  # خصم، إنذار، فصل</w:t>
+        <w:br/>
+        <w:t xml:space="preserve">    action_date: date</w:t>
+        <w:br/>
+        <w:t xml:space="preserve">    description: Optional[str] = None</w:t>
+        <w:br/>
+        <w:t xml:space="preserve">    approved_by: Optional[str] = None</w:t>
         <w:br/>
       </w:r>
     </w:p>
@@ -1138,60 +934,204 @@
         <w:pStyle w:val="Heading1"/>
       </w:pPr>
       <w:r>
-        <w:t>ملف: E:/خاص احمد جعفر/برمجة/مشاريع/hr_fastapi/app/models\overtime_record.py</w:t>
-      </w:r>
-    </w:p>
-    <w:p>
-      <w:r>
-        <w:t># File Path: E:/خاص احمد جعفر/برمجة/مشاريع/hr_fastapi/app/models/overtime_record.py</w:t>
-        <w:br/>
-        <w:t># File Name: overtime_record.py</w:t>
+        <w:t>ملف: E:/خاص احمد جعفر/برمجة/مشاريع/hr_fastapi/app/models\employee.py</w:t>
+      </w:r>
+    </w:p>
+    <w:p>
+      <w:r>
+        <w:t># File Path: E:/خاص احمد جعفر/برمجة/مشاريع/hr_fastapi/app/models/employee.py</w:t>
+        <w:br/>
+        <w:t># File Name: employee.py</w:t>
         <w:br/>
         <w:t># -----------------------------------------</w:t>
         <w:br/>
         <w:br/>
-        <w:t>from sqlmodel import SQLModel, Field</w:t>
-        <w:br/>
-        <w:t>from typing import Optional</w:t>
-        <w:br/>
-        <w:t>from datetime import datetime</w:t>
-        <w:br/>
-        <w:br/>
-        <w:br/>
-        <w:t>class OvertimeRecord(SQLModel, table=True):</w:t>
-        <w:br/>
-        <w:t xml:space="preserve">    """ساعات عمل إضافية (نهاري وليلي)"""</w:t>
+        <w:t>from sqlmodel import SQLModel, Field, Relationship</w:t>
+        <w:br/>
+        <w:t>from typing import Optional, List</w:t>
+        <w:br/>
+        <w:t>from datetime import datetime, date</w:t>
+        <w:br/>
+        <w:t>from enum import Enum</w:t>
+        <w:br/>
+        <w:br/>
+        <w:br/>
+        <w:t># 🟢 Enums علشان تمنع إدخال قيم عشوائية</w:t>
+        <w:br/>
+        <w:t>class WorkStatus(str, Enum):</w:t>
+        <w:br/>
+        <w:t xml:space="preserve">    ACTIVE = "يعمل"</w:t>
+        <w:br/>
+        <w:t xml:space="preserve">    LEAVE = "اجازة بدون مرتب"</w:t>
+        <w:br/>
+        <w:t xml:space="preserve">    STOPPED = "موقوف"</w:t>
+        <w:br/>
+        <w:br/>
+        <w:br/>
+        <w:t>class InsuranceStatus(str, Enum):</w:t>
+        <w:br/>
+        <w:t xml:space="preserve">    INSURED = "مؤمن"</w:t>
+        <w:br/>
+        <w:t xml:space="preserve">    NOT_INSURED = "غير مؤمن"</w:t>
+        <w:br/>
+        <w:br/>
+        <w:br/>
+        <w:t>class EmployeeStatus(str, Enum):</w:t>
+        <w:br/>
+        <w:t xml:space="preserve">    ACTIVE = "نشط"</w:t>
+        <w:br/>
+        <w:t xml:space="preserve">    SUSPENDED = "موقوف"</w:t>
+        <w:br/>
+        <w:t xml:space="preserve">    TERMINATED = "منتهي"</w:t>
+        <w:br/>
+        <w:br/>
+        <w:br/>
+        <w:t># 🧑 موديل الموظف</w:t>
+        <w:br/>
+        <w:t>class Employee(SQLModel, table=True):</w:t>
+        <w:br/>
+        <w:t xml:space="preserve">    """الموظف"""</w:t>
+        <w:br/>
+        <w:t xml:space="preserve">    __tablename__ = "employee"</w:t>
         <w:br/>
         <w:br/>
         <w:t xml:space="preserve">    id: Optional[int] = Field(default=None, primary_key=True)</w:t>
         <w:br/>
-        <w:t xml:space="preserve">    salary_record_id: int = Field(foreign_key="salaryrecord.id", index=True)</w:t>
-        <w:br/>
-        <w:br/>
-        <w:t xml:space="preserve">    # ⏰ نهاري</w:t>
-        <w:br/>
-        <w:t xml:space="preserve">    day_hours: float = 0</w:t>
-        <w:br/>
-        <w:t xml:space="preserve">    day_multiplier: float = 1.35</w:t>
-        <w:br/>
-        <w:t xml:space="preserve">    day_amount: float = 0</w:t>
-        <w:br/>
-        <w:br/>
-        <w:t xml:space="preserve">    # 🌙 ليلي</w:t>
-        <w:br/>
-        <w:t xml:space="preserve">    night_hours: float = 0</w:t>
-        <w:br/>
-        <w:t xml:space="preserve">    night_multiplier: float = 1.7</w:t>
-        <w:br/>
-        <w:t xml:space="preserve">    night_amount: float = 0</w:t>
-        <w:br/>
-        <w:br/>
-        <w:t xml:space="preserve">    # 💵 الإجمالي</w:t>
-        <w:br/>
-        <w:t xml:space="preserve">    total_overtime_amount: float = 0</w:t>
-        <w:br/>
+        <w:br/>
+        <w:t xml:space="preserve">    # 🔗 علاقات أساسية</w:t>
+        <w:br/>
+        <w:t xml:space="preserve">    tenant_id: int = Field(foreign_key="tenant.id", index=True)  # الشركة</w:t>
+        <w:br/>
+        <w:t xml:space="preserve">    site_id: Optional[int] = Field(foreign_key="site.id", index=True)  # الموقع</w:t>
+        <w:br/>
+        <w:t xml:space="preserve">    cost_center_id: Optional[int] = Field(foreign_key="costcenter.id", index=True)  # مركز التكلفة</w:t>
+        <w:br/>
+        <w:t xml:space="preserve">    department_id: Optional[int] = Field(default=None, foreign_key="department.id", index=True)  # القسم</w:t>
+        <w:br/>
+        <w:br/>
+        <w:t xml:space="preserve">    # 🧑 بيانات أساسية</w:t>
+        <w:br/>
+        <w:t xml:space="preserve">    code: str = Field(index=True)  # كود الموظف</w:t>
+        <w:br/>
+        <w:t xml:space="preserve">    name: str  # اسم الموظف</w:t>
+        <w:br/>
+        <w:t xml:space="preserve">    national_id: Optional[str] = None  # الرقم القومي</w:t>
+        <w:br/>
+        <w:t xml:space="preserve">    job_title: Optional[str] = None  # الوظيفة</w:t>
+        <w:br/>
+        <w:t xml:space="preserve">    hire_date: Optional[date] = None  # تاريخ التعيين</w:t>
+        <w:br/>
+        <w:br/>
+        <w:t xml:space="preserve">    # 💰 بيانات مالية</w:t>
+        <w:br/>
+        <w:t xml:space="preserve">    base_salary: float = 0.0</w:t>
+        <w:br/>
+        <w:t xml:space="preserve">    employee_category: Optional[str] = None  # فئة الموظف</w:t>
+        <w:br/>
+        <w:br/>
+        <w:t xml:space="preserve">    # 🏥 بيانات التأمين</w:t>
+        <w:br/>
+        <w:t xml:space="preserve">    insurance_status: Optional[InsuranceStatus] = None</w:t>
+        <w:br/>
+        <w:br/>
+        <w:t xml:space="preserve">    # 📌 حالة العمل</w:t>
+        <w:br/>
+        <w:t xml:space="preserve">    work_status: Optional[WorkStatus] = None</w:t>
+        <w:br/>
+        <w:t xml:space="preserve">    status: EmployeeStatus = EmployeeStatus.ACTIVE</w:t>
+        <w:br/>
+        <w:br/>
+        <w:t xml:space="preserve">    # 🕒 تتبع</w:t>
         <w:br/>
         <w:t xml:space="preserve">    created_at: datetime = Field(default_factory=datetime.utcnow)</w:t>
+        <w:br/>
+        <w:t xml:space="preserve">    updated_at: datetime = Field(default_factory=datetime.utcnow)</w:t>
+        <w:br/>
+        <w:br/>
+        <w:t xml:space="preserve">    # 🔗 علاقات ORM</w:t>
+        <w:br/>
+        <w:t xml:space="preserve">    tenant: "Tenant" = Relationship(back_populates="employees")</w:t>
+        <w:br/>
+        <w:t xml:space="preserve">    site: Optional["Site"] = Relationship(back_populates="employees")</w:t>
+        <w:br/>
+        <w:t xml:space="preserve">    cost_center: Optional["CostCenter"] = Relationship(back_populates="employees")</w:t>
+        <w:br/>
+        <w:t xml:space="preserve">    department: Optional["Department"] = Relationship(back_populates="employees")</w:t>
+        <w:br/>
+        <w:br/>
+        <w:t xml:space="preserve">    attendances: List["Attendance"] = Relationship(back_populates="employee")</w:t>
+        <w:br/>
+        <w:t xml:space="preserve">    salaries: List["Salary"] = Relationship(back_populates="employee")</w:t>
+        <w:br/>
+        <w:t xml:space="preserve">    details: Optional["EmployeeDetails"] = Relationship(back_populates="employee")</w:t>
+        <w:br/>
+        <w:t xml:space="preserve">    trainings: List["EmployeeTraining"] = Relationship(back_populates="employee")</w:t>
+        <w:br/>
+        <w:br/>
+        <w:br/>
+        <w:t># 🟢 موديلات Create / Update</w:t>
+        <w:br/>
+        <w:t>class EmployeeCreate(SQLModel):</w:t>
+        <w:br/>
+        <w:t xml:space="preserve">    code: str</w:t>
+        <w:br/>
+        <w:t xml:space="preserve">    name: str</w:t>
+        <w:br/>
+        <w:t xml:space="preserve">    base_salary: float</w:t>
+        <w:br/>
+        <w:t xml:space="preserve">    national_id: Optional[str] = None</w:t>
+        <w:br/>
+        <w:t xml:space="preserve">    job_title: Optional[str] = None</w:t>
+        <w:br/>
+        <w:t xml:space="preserve">    hire_date: Optional[date] = None</w:t>
+        <w:br/>
+        <w:t xml:space="preserve">    tenant_id: Optional[int] = None</w:t>
+        <w:br/>
+        <w:t xml:space="preserve">    site_id: Optional[int] = None</w:t>
+        <w:br/>
+        <w:t xml:space="preserve">    cost_center_id: Optional[int] = None</w:t>
+        <w:br/>
+        <w:t xml:space="preserve">    department_id: Optional[int] = None</w:t>
+        <w:br/>
+        <w:t xml:space="preserve">    insurance_status: Optional[InsuranceStatus] = None</w:t>
+        <w:br/>
+        <w:t xml:space="preserve">    employee_category: Optional[str] = None</w:t>
+        <w:br/>
+        <w:t xml:space="preserve">    work_status: Optional[WorkStatus] = None</w:t>
+        <w:br/>
+        <w:t xml:space="preserve">    status: Optional[EmployeeStatus] = None</w:t>
+        <w:br/>
+        <w:br/>
+        <w:br/>
+        <w:t>class EmployeeUpdate(SQLModel):</w:t>
+        <w:br/>
+        <w:t xml:space="preserve">    code: Optional[str] = None</w:t>
+        <w:br/>
+        <w:t xml:space="preserve">    name: Optional[str] = None</w:t>
+        <w:br/>
+        <w:t xml:space="preserve">    base_salary: Optional[float] = None</w:t>
+        <w:br/>
+        <w:t xml:space="preserve">    national_id: Optional[str] = None</w:t>
+        <w:br/>
+        <w:t xml:space="preserve">    job_title: Optional[str] = None</w:t>
+        <w:br/>
+        <w:t xml:space="preserve">    hire_date: Optional[date] = None</w:t>
+        <w:br/>
+        <w:t xml:space="preserve">    tenant_id: Optional[int] = None</w:t>
+        <w:br/>
+        <w:t xml:space="preserve">    site_id: Optional[int] = None</w:t>
+        <w:br/>
+        <w:t xml:space="preserve">    cost_center_id: Optional[int] = None</w:t>
+        <w:br/>
+        <w:t xml:space="preserve">    department_id: Optional[int] = None</w:t>
+        <w:br/>
+        <w:t xml:space="preserve">    insurance_status: Optional[InsuranceStatus] = None</w:t>
+        <w:br/>
+        <w:t xml:space="preserve">    employee_category: Optional[str] = None</w:t>
+        <w:br/>
+        <w:t xml:space="preserve">    work_status: Optional[WorkStatus] = None</w:t>
+        <w:br/>
+        <w:t xml:space="preserve">    status: Optional[EmployeeStatus] = None</w:t>
         <w:br/>
       </w:r>
     </w:p>
@@ -1205,87 +1145,117 @@
         <w:pStyle w:val="Heading1"/>
       </w:pPr>
       <w:r>
-        <w:t>ملف: E:/خاص احمد جعفر/برمجة/مشاريع/hr_fastapi/app/models\project.py</w:t>
-      </w:r>
-    </w:p>
-    <w:p>
-      <w:r>
-        <w:t># File Path: E:/خاص احمد جعفر/برمجة/مشاريع/hr_fastapi/app/models/project.py</w:t>
-        <w:br/>
-        <w:t># File Name: project.py</w:t>
+        <w:t>ملف: E:/خاص احمد جعفر/برمجة/مشاريع/hr_fastapi/app/models\employee_details.py</w:t>
+      </w:r>
+    </w:p>
+    <w:p>
+      <w:r>
+        <w:t># File Path: E:/خاص احمد جعفر/برمجة/مشاريع/hr_fastapi/app/models/employee_details.py</w:t>
+        <w:br/>
+        <w:t># File Name: employee_details.py</w:t>
         <w:br/>
         <w:t># -----------------------------------------</w:t>
         <w:br/>
         <w:br/>
         <w:t>from sqlmodel import SQLModel, Field, Relationship</w:t>
         <w:br/>
-        <w:t>from typing import Optional, List</w:t>
-        <w:br/>
-        <w:t>from sqlalchemy import UniqueConstraint</w:t>
-        <w:br/>
-        <w:br/>
-        <w:br/>
-        <w:t>class Project(SQLModel, table=True):</w:t>
-        <w:br/>
-        <w:t xml:space="preserve">    """المشروع"""</w:t>
-        <w:br/>
-        <w:br/>
-        <w:t xml:space="preserve">    __table_args__ = (UniqueConstraint("tenant_id", "name", name="uq_project_tenant_name"),)</w:t>
+        <w:t>from typing import Optional</w:t>
+        <w:br/>
+        <w:br/>
+        <w:br/>
+        <w:t>class EmployeeDetails(SQLModel, table=True):</w:t>
+        <w:br/>
+        <w:t xml:space="preserve">    __tablename__ = "employee_details"</w:t>
+        <w:br/>
+        <w:t xml:space="preserve">    """تفاصيل إضافية للموظف (حالة اجتماعية، عنوان، إلخ)"""</w:t>
         <w:br/>
         <w:br/>
         <w:t xml:space="preserve">    id: Optional[int] = Field(default=None, primary_key=True)</w:t>
         <w:br/>
-        <w:t xml:space="preserve">    tenant_id: int = Field(foreign_key="tenant.id", index=True)   # الشركة المالكة للمشروع</w:t>
-        <w:br/>
-        <w:t xml:space="preserve">    site_id: Optional[int] = Field(foreign_key="site.id", index=True)  # الموقع المرتبط بالمشروع</w:t>
-        <w:br/>
-        <w:br/>
-        <w:t xml:space="preserve">    # 📌 بيانات المشروع</w:t>
-        <w:br/>
-        <w:t xml:space="preserve">    name: str = Field(index=True)   # اسم المشروع</w:t>
-        <w:br/>
-        <w:t xml:space="preserve">    code: Optional[str] = Field(default=None, index=True)   # كود المشروع</w:t>
-        <w:br/>
-        <w:t xml:space="preserve">    description: Optional[str] = None   # وصف إضافي</w:t>
-        <w:br/>
-        <w:br/>
-        <w:t xml:space="preserve">    # 🔗 علاقات ORM</w:t>
-        <w:br/>
-        <w:t xml:space="preserve">    tenant: "Tenant" = Relationship(back_populates="projects")</w:t>
-        <w:br/>
-        <w:t xml:space="preserve">    site: Optional["Site"] = Relationship(back_populates="projects")</w:t>
-        <w:br/>
-        <w:t xml:space="preserve">    cost_centers: List["CostCenter"] = Relationship(back_populates="project")  # مراكز التكلفة المرتبطة بالمشروع</w:t>
+        <w:br/>
+        <w:t xml:space="preserve">    # 🔗 علاقة أساسية مع الموظف (1:1)</w:t>
+        <w:br/>
+        <w:t xml:space="preserve">    employee_id: int = Field(foreign_key="employee.id", index=True, unique=True)</w:t>
+        <w:br/>
+        <w:br/>
+        <w:t xml:space="preserve">    # 👥 الحالة الاجتماعية والعائلة</w:t>
+        <w:br/>
+        <w:t xml:space="preserve">    marital_status: str = "أعزب"  # أعزب، متزوج، مطلق</w:t>
+        <w:br/>
+        <w:t xml:space="preserve">    spouse_name: Optional[str] = None</w:t>
+        <w:br/>
+        <w:t xml:space="preserve">    spouse_works: bool = False  # هل الزوج/الزوجة يعمل؟</w:t>
+        <w:br/>
+        <w:t xml:space="preserve">    num_children: int = 0</w:t>
+        <w:br/>
+        <w:br/>
+        <w:t xml:space="preserve">    # 📍 العنوان والتأمين</w:t>
+        <w:br/>
+        <w:t xml:space="preserve">    governorate: str = "القاهرة"  # المحافظة</w:t>
+        <w:br/>
+        <w:t xml:space="preserve">    city: Optional[str] = None</w:t>
+        <w:br/>
+        <w:t xml:space="preserve">    address: Optional[str] = None</w:t>
+        <w:br/>
+        <w:br/>
+        <w:t xml:space="preserve">    # 🏥 التأمين</w:t>
+        <w:br/>
+        <w:t xml:space="preserve">    has_comprehensive_insurance: bool = False  # هل يستحق التأمين الشامل (حسب المحافظة)</w:t>
+        <w:br/>
+        <w:t xml:space="preserve">    notes: Optional[str] = None</w:t>
+        <w:br/>
+        <w:br/>
+        <w:t xml:space="preserve">    # 🔗 علاقة ORM</w:t>
+        <w:br/>
+        <w:t xml:space="preserve">    employee: "Employee" = Relationship(back_populates="details")</w:t>
         <w:br/>
         <w:br/>
         <w:br/>
         <w:t># 🟢 موديلات Create / Update</w:t>
         <w:br/>
-        <w:t>class ProjectCreate(SQLModel):</w:t>
-        <w:br/>
-        <w:t xml:space="preserve">    tenant_id: int</w:t>
-        <w:br/>
-        <w:t xml:space="preserve">    site_id: Optional[int] = None</w:t>
-        <w:br/>
-        <w:t xml:space="preserve">    name: str</w:t>
-        <w:br/>
-        <w:t xml:space="preserve">    code: Optional[str] = None</w:t>
-        <w:br/>
-        <w:t xml:space="preserve">    description: Optional[str] = None</w:t>
-        <w:br/>
-        <w:br/>
-        <w:br/>
-        <w:t>class ProjectUpdate(SQLModel):</w:t>
-        <w:br/>
-        <w:t xml:space="preserve">    tenant_id: Optional[int] = None</w:t>
-        <w:br/>
-        <w:t xml:space="preserve">    site_id: Optional[int] = None</w:t>
-        <w:br/>
-        <w:t xml:space="preserve">    name: Optional[str] = None</w:t>
-        <w:br/>
-        <w:t xml:space="preserve">    code: Optional[str] = None</w:t>
-        <w:br/>
-        <w:t xml:space="preserve">    description: Optional[str] = None</w:t>
+        <w:t>class EmployeeDetailsCreate(SQLModel):</w:t>
+        <w:br/>
+        <w:t xml:space="preserve">    employee_id: int</w:t>
+        <w:br/>
+        <w:t xml:space="preserve">    marital_status: Optional[str] = None</w:t>
+        <w:br/>
+        <w:t xml:space="preserve">    spouse_name: Optional[str] = None</w:t>
+        <w:br/>
+        <w:t xml:space="preserve">    spouse_works: Optional[bool] = None</w:t>
+        <w:br/>
+        <w:t xml:space="preserve">    num_children: Optional[int] = None</w:t>
+        <w:br/>
+        <w:t xml:space="preserve">    governorate: Optional[str] = None</w:t>
+        <w:br/>
+        <w:t xml:space="preserve">    city: Optional[str] = None</w:t>
+        <w:br/>
+        <w:t xml:space="preserve">    address: Optional[str] = None</w:t>
+        <w:br/>
+        <w:t xml:space="preserve">    has_comprehensive_insurance: Optional[bool] = None</w:t>
+        <w:br/>
+        <w:t xml:space="preserve">    notes: Optional[str] = None</w:t>
+        <w:br/>
+        <w:br/>
+        <w:br/>
+        <w:t>class EmployeeDetailsUpdate(SQLModel):</w:t>
+        <w:br/>
+        <w:t xml:space="preserve">    marital_status: Optional[str] = None</w:t>
+        <w:br/>
+        <w:t xml:space="preserve">    spouse_name: Optional[str] = None</w:t>
+        <w:br/>
+        <w:t xml:space="preserve">    spouse_works: Optional[bool] = None</w:t>
+        <w:br/>
+        <w:t xml:space="preserve">    num_children: Optional[int] = None</w:t>
+        <w:br/>
+        <w:t xml:space="preserve">    governorate: Optional[str] = None</w:t>
+        <w:br/>
+        <w:t xml:space="preserve">    city: Optional[str] = None</w:t>
+        <w:br/>
+        <w:t xml:space="preserve">    address: Optional[str] = None</w:t>
+        <w:br/>
+        <w:t xml:space="preserve">    has_comprehensive_insurance: Optional[bool] = None</w:t>
+        <w:br/>
+        <w:t xml:space="preserve">    notes: Optional[str] = None</w:t>
         <w:br/>
       </w:r>
     </w:p>
@@ -1299,151 +1269,45 @@
         <w:pStyle w:val="Heading1"/>
       </w:pPr>
       <w:r>
-        <w:t>ملف: E:/خاص احمد جعفر/برمجة/مشاريع/hr_fastapi/app/models\salary.py</w:t>
-      </w:r>
-    </w:p>
-    <w:p>
-      <w:r>
-        <w:t># File Path: E:/خاص احمد جعفر/برمجة/مشاريع/hr_fastapi/app/models/salary.py</w:t>
-        <w:br/>
-        <w:t># File Name: salary.py</w:t>
+        <w:t>ملف: E:/خاص احمد جعفر/برمجة/مشاريع/hr_fastapi/app/models\loan.py</w:t>
+      </w:r>
+    </w:p>
+    <w:p>
+      <w:r>
+        <w:t>from typing import Optional</w:t>
+        <w:br/>
+        <w:t>from sqlmodel import SQLModel, Field, Relationship</w:t>
+        <w:br/>
+        <w:br/>
+        <w:t># File Path: E:/خاص احمد جعفر/برمجة/مشاريع/hr_fastapi\app\models\levels\level1\units\Loan.py</w:t>
+        <w:br/>
+        <w:t># File Name: Loan.py</w:t>
         <w:br/>
         <w:t># -----------------------------------------</w:t>
         <w:br/>
         <w:br/>
-        <w:t>from typing import Optional</w:t>
-        <w:br/>
-        <w:t>from datetime import date, datetime</w:t>
-        <w:br/>
-        <w:t>from enum import Enum</w:t>
-        <w:br/>
-        <w:t>from sqlmodel import SQLModel, Field, Relationship</w:t>
-        <w:br/>
-        <w:br/>
-        <w:br/>
-        <w:t>class PayrollCategory(str, Enum):</w:t>
-        <w:br/>
-        <w:t xml:space="preserve">    CATEGORY_A = "الفئة_الأولى"</w:t>
-        <w:br/>
-        <w:t xml:space="preserve">    CATEGORY_B = "الفئة_الثانية"</w:t>
-        <w:br/>
-        <w:t xml:space="preserve">    CATEGORY_C = "الفئة_الثالثة"</w:t>
-        <w:br/>
-        <w:br/>
-        <w:br/>
-        <w:t>class SalaryRecord(SQLModel, table=True):</w:t>
-        <w:br/>
-        <w:t xml:space="preserve">    """سجل الراتب (مع Tenant)"""</w:t>
-        <w:br/>
+        <w:t>class Loan(SQLModel, table=True):</w:t>
+        <w:br/>
+        <w:t xml:space="preserve">    """قروض الموظفين"""</w:t>
+        <w:br/>
+        <w:t xml:space="preserve">    __tablename__ = "loan"</w:t>
         <w:br/>
         <w:t xml:space="preserve">    id: Optional[int] = Field(default=None, primary_key=True)</w:t>
         <w:br/>
-        <w:br/>
-        <w:t xml:space="preserve">    # ⭐ Multi-tenancy</w:t>
-        <w:br/>
-        <w:t xml:space="preserve">    tenant_id: int = Field(foreign_key="tenant.id", index=True)</w:t>
-        <w:br/>
         <w:t xml:space="preserve">    employee_id: int = Field(foreign_key="employee.id", index=True)</w:t>
         <w:br/>
-        <w:t xml:space="preserve">    cost_center_id: Optional[int] = Field(foreign_key="costcenter.id", index=True)  # مركز التكلفة</w:t>
-        <w:br/>
-        <w:br/>
-        <w:t xml:space="preserve">    # 📅 الفترة</w:t>
-        <w:br/>
-        <w:t xml:space="preserve">    salary_year: int</w:t>
-        <w:br/>
-        <w:t xml:space="preserve">    salary_month: int</w:t>
-        <w:br/>
-        <w:t xml:space="preserve">    payroll_category: PayrollCategory = PayrollCategory.CATEGORY_A</w:t>
-        <w:br/>
-        <w:br/>
-        <w:t xml:space="preserve">    # 💰 الاستحقاقات</w:t>
-        <w:br/>
-        <w:t xml:space="preserve">    basic_salary: float = 0</w:t>
-        <w:br/>
-        <w:t xml:space="preserve">    allowance_meals: float = 0</w:t>
-        <w:br/>
-        <w:t xml:space="preserve">    allowance_transport: float = 0</w:t>
-        <w:br/>
-        <w:t xml:space="preserve">    allowance_travel: float = 0</w:t>
-        <w:br/>
-        <w:t xml:space="preserve">    allowance_cash: float = 0</w:t>
-        <w:br/>
-        <w:t xml:space="preserve">    day_overtime_hours: float = 0</w:t>
-        <w:br/>
-        <w:t xml:space="preserve">    night_overtime_hours: float = 0</w:t>
-        <w:br/>
-        <w:t xml:space="preserve">    day_overtime_amount: float = 0</w:t>
-        <w:br/>
-        <w:t xml:space="preserve">    night_overtime_amount: float = 0</w:t>
-        <w:br/>
-        <w:t xml:space="preserve">    bonus_performance: float = 0</w:t>
-        <w:br/>
-        <w:t xml:space="preserve">    bonus_project: float = 0</w:t>
-        <w:br/>
-        <w:t xml:space="preserve">    other_earnings: float = 0</w:t>
-        <w:br/>
-        <w:t xml:space="preserve">    total_earnings: float = 0</w:t>
-        <w:br/>
-        <w:br/>
-        <w:t xml:space="preserve">    # 📉 الاستقطاعات</w:t>
-        <w:br/>
-        <w:t xml:space="preserve">    deduction_insurance_social_employee: float = 0</w:t>
-        <w:br/>
-        <w:t xml:space="preserve">    deduction_insurance_health: float = 0</w:t>
-        <w:br/>
-        <w:t xml:space="preserve">    deduction_tax_income: float = 0</w:t>
-        <w:br/>
-        <w:t xml:space="preserve">    deduction_absence: float = 0</w:t>
-        <w:br/>
-        <w:t xml:space="preserve">    deduction_penalties: float = 0</w:t>
-        <w:br/>
-        <w:t xml:space="preserve">    deduction_other: float = 0</w:t>
-        <w:br/>
-        <w:t xml:space="preserve">    deduction_in_kind_benefits: float = 0</w:t>
-        <w:br/>
-        <w:t xml:space="preserve">    total_deductions: float = 0</w:t>
-        <w:br/>
-        <w:br/>
-        <w:t xml:space="preserve">    # 💵 الراتب المستحق</w:t>
-        <w:br/>
-        <w:t xml:space="preserve">    salary_due: float = 0</w:t>
-        <w:br/>
-        <w:br/>
-        <w:t xml:space="preserve">    # 🏦 السلف والقروض</w:t>
-        <w:br/>
-        <w:t xml:space="preserve">    advance_salary: float = 0</w:t>
-        <w:br/>
-        <w:t xml:space="preserve">    loan_deduction: float = 0</w:t>
-        <w:br/>
-        <w:br/>
-        <w:t xml:space="preserve">    # ✅ الصافي النهائي</w:t>
-        <w:br/>
-        <w:t xml:space="preserve">    net_salary: float = 0</w:t>
-        <w:br/>
-        <w:br/>
-        <w:t xml:space="preserve">    # 📌 معلومات إضافية</w:t>
-        <w:br/>
-        <w:t xml:space="preserve">    attendance_days: int = 30</w:t>
-        <w:br/>
-        <w:t xml:space="preserve">    absence_days: int = 0</w:t>
-        <w:br/>
-        <w:t xml:space="preserve">    payment_date: Optional[date] = None</w:t>
+        <w:br/>
+        <w:t xml:space="preserve">    principal_amount: float  # أصل القرض</w:t>
+        <w:br/>
+        <w:t xml:space="preserve">    interest_rate: float = 0.0</w:t>
+        <w:br/>
+        <w:t xml:space="preserve">    start_date: date</w:t>
+        <w:br/>
+        <w:t xml:space="preserve">    end_date: Optional[date] = None</w:t>
+        <w:br/>
+        <w:t xml:space="preserve">    monthly_installment: float</w:t>
         <w:br/>
         <w:t xml:space="preserve">    notes: Optional[str] = None</w:t>
-        <w:br/>
-        <w:br/>
-        <w:t xml:space="preserve">    created_at: datetime = Field(default_factory=datetime.utcnow)</w:t>
-        <w:br/>
-        <w:t xml:space="preserve">    updated_at: datetime = Field(default_factory=datetime.utcnow)</w:t>
-        <w:br/>
-        <w:br/>
-        <w:t xml:space="preserve">    # 🔗 علاقات ORM</w:t>
-        <w:br/>
-        <w:t xml:space="preserve">    employee: "Employee" = Relationship(back_populates="salaries")</w:t>
-        <w:br/>
-        <w:t xml:space="preserve">    cost_center: Optional["CostCenter"] = Relationship(back_populates="salaries")</w:t>
-        <w:br/>
       </w:r>
     </w:p>
     <w:p>
@@ -1456,14 +1320,14 @@
         <w:pStyle w:val="Heading1"/>
       </w:pPr>
       <w:r>
-        <w:t>ملف: E:/خاص احمد جعفر/برمجة/مشاريع/hr_fastapi/app/models\salary_component.py</w:t>
-      </w:r>
-    </w:p>
-    <w:p>
-      <w:r>
-        <w:t># File Path: E:/خاص احمد جعفر/برمجة/مشاريع/hr_fastapi/app/models/salary_component.py</w:t>
-        <w:br/>
-        <w:t># File Name: salary_component.py</w:t>
+        <w:t>ملف: E:/خاص احمد جعفر/برمجة/مشاريع/hr_fastapi/app/models\overtime.py</w:t>
+      </w:r>
+    </w:p>
+    <w:p>
+      <w:r>
+        <w:t># File Path: E:/خاص احمد جعفر/برمجة/مشاريع/hr_fastapi/app/models/overtime.py</w:t>
+        <w:br/>
+        <w:t># File Name: overtime.py</w:t>
         <w:br/>
         <w:t># -----------------------------------------</w:t>
         <w:br/>
@@ -1474,59 +1338,44 @@
         <w:br/>
         <w:t>from datetime import datetime</w:t>
         <w:br/>
-        <w:t>from enum import Enum</w:t>
-        <w:br/>
-        <w:br/>
-        <w:br/>
-        <w:t>class ComponentType(str, Enum):</w:t>
-        <w:br/>
-        <w:t xml:space="preserve">    """أنواع البنود الإضافية (مرونة للمستقبل)"""</w:t>
-        <w:br/>
-        <w:t xml:space="preserve">    EXTRA_HOURS = "ساعات_إضافية"</w:t>
-        <w:br/>
-        <w:t xml:space="preserve">    NIGHT_SHIFT = "عمل_ليلي"</w:t>
-        <w:br/>
-        <w:t xml:space="preserve">    PERFORMANCE_BONUS = "مكافأة_أداء"</w:t>
-        <w:br/>
-        <w:t xml:space="preserve">    PROJECT_BONUS = "مكافأة_مشروع"</w:t>
-        <w:br/>
-        <w:t xml:space="preserve">    SITE_DEDUCTION = "خصم_موقع"</w:t>
-        <w:br/>
-        <w:t xml:space="preserve">    OTHER_DEDUCTION = "خصم_آخر"</w:t>
-        <w:br/>
-        <w:t xml:space="preserve">    OTHER_ALLOWANCE = "بدلة_أخرى"</w:t>
-        <w:br/>
-        <w:br/>
-        <w:br/>
-        <w:t>class SalaryComponent(SQLModel, table=True):</w:t>
-        <w:br/>
-        <w:t xml:space="preserve">    """بنود إضافية ومتغيرة في الراتب (ساعات إضافية، مكافآت، خصومات خاصة)"""</w:t>
+        <w:br/>
+        <w:br/>
+        <w:t>class Overtime(SQLModel, table=True):</w:t>
+        <w:br/>
+        <w:t xml:space="preserve">    """ساعات عمل إضافية (نهاري وليلي)"""</w:t>
+        <w:br/>
+        <w:t xml:space="preserve">    __tablename__ = "overtime"</w:t>
         <w:br/>
         <w:br/>
         <w:t xml:space="preserve">    id: Optional[int] = Field(default=None, primary_key=True)</w:t>
         <w:br/>
-        <w:t xml:space="preserve">    salary_record_id: int = Field(foreign_key="salaryrecord.id", index=True)</w:t>
-        <w:br/>
-        <w:br/>
-        <w:t xml:space="preserve">    component_type: ComponentType  # نوع البند</w:t>
-        <w:br/>
-        <w:t xml:space="preserve">    description: str  # وصف (مثلاً: "ساعات إضافية نهارية - 10 ساعات")</w:t>
-        <w:br/>
-        <w:t xml:space="preserve">    quantity: float = 1  # الكمية (ساعات، أيام، إلخ)</w:t>
-        <w:br/>
-        <w:t xml:space="preserve">    unit_rate: float  # السعر للوحدة</w:t>
-        <w:br/>
-        <w:t xml:space="preserve">    amount: float  # الإجمالي = quantity × unit_rate</w:t>
-        <w:br/>
-        <w:t xml:space="preserve">    is_deduction: bool = False  # True إذا كان خصم</w:t>
+        <w:t xml:space="preserve">    salary_id: int = Field(foreign_key="salary.id", index=True)</w:t>
+        <w:br/>
+        <w:br/>
+        <w:t xml:space="preserve">    # ⏰ نهاري</w:t>
+        <w:br/>
+        <w:t xml:space="preserve">    day_hours: float = 0</w:t>
+        <w:br/>
+        <w:t xml:space="preserve">    day_multiplier: float = 1.35</w:t>
+        <w:br/>
+        <w:t xml:space="preserve">    day_amount: float = 0</w:t>
+        <w:br/>
+        <w:br/>
+        <w:t xml:space="preserve">    # 🌙 ليلي</w:t>
+        <w:br/>
+        <w:t xml:space="preserve">    night_hours: float = 0</w:t>
+        <w:br/>
+        <w:t xml:space="preserve">    night_multiplier: float = 1.7</w:t>
+        <w:br/>
+        <w:t xml:space="preserve">    night_amount: float = 0</w:t>
+        <w:br/>
+        <w:br/>
+        <w:t xml:space="preserve">    # 💵 الإجمالي</w:t>
+        <w:br/>
+        <w:t xml:space="preserve">    total_overtime_amount: float = 0</w:t>
         <w:br/>
         <w:br/>
         <w:t xml:space="preserve">    created_at: datetime = Field(default_factory=datetime.utcnow)</w:t>
-        <w:br/>
-        <w:br/>
-        <w:t xml:space="preserve">    class Config:</w:t>
-        <w:br/>
-        <w:t xml:space="preserve">        use_enum_values = True</w:t>
         <w:br/>
       </w:r>
     </w:p>
@@ -1540,75 +1389,41 @@
         <w:pStyle w:val="Heading1"/>
       </w:pPr>
       <w:r>
-        <w:t>ملف: E:/خاص احمد جعفر/برمجة/مشاريع/hr_fastapi/app/models\salary_config.py</w:t>
-      </w:r>
-    </w:p>
-    <w:p>
-      <w:r>
-        <w:t># File Path: E:/خاص احمد جعفر/برمجة/مشاريع/hr_fastapi/app/models/salary_config.py</w:t>
-        <w:br/>
-        <w:t># File Name: salary_config.py</w:t>
+        <w:t>ملف: E:/خاص احمد جعفر/برمجة/مشاريع/hr_fastapi/app/models\performance_review.py</w:t>
+      </w:r>
+    </w:p>
+    <w:p>
+      <w:r>
+        <w:t>from typing import Optional</w:t>
+        <w:br/>
+        <w:t>from sqlmodel import SQLModel, Field, Relationship</w:t>
+        <w:br/>
+        <w:br/>
+        <w:t># File Path: E:/خاص احمد جعفر/برمجة/مشاريع/hr_fastapi\app\models\levels\level1\units\PerformanceReview.py</w:t>
+        <w:br/>
+        <w:t># File Name: PerformanceReview.py</w:t>
         <w:br/>
         <w:t># -----------------------------------------</w:t>
         <w:br/>
         <w:br/>
-        <w:t>from sqlmodel import SQLModel, Field</w:t>
-        <w:br/>
-        <w:t>from typing import Optional</w:t>
-        <w:br/>
-        <w:br/>
-        <w:br/>
-        <w:t>class SalaryConfig(SQLModel, table=True):</w:t>
-        <w:br/>
-        <w:t xml:space="preserve">    """إعدادات الرواتب والضرائب (سنة وشركة)"""</w:t>
-        <w:br/>
+        <w:t>class PerformanceReview(SQLModel, table=True):</w:t>
+        <w:br/>
+        <w:t xml:space="preserve">    """تقييم الأداء"""</w:t>
+        <w:br/>
+        <w:t xml:space="preserve">    __tablename__ = "performance_review"</w:t>
         <w:br/>
         <w:t xml:space="preserve">    id: Optional[int] = Field(default=None, primary_key=True)</w:t>
         <w:br/>
-        <w:t xml:space="preserve">    year: int = Field(index=True)</w:t>
-        <w:br/>
-        <w:br/>
-        <w:t xml:space="preserve">    # 🔧 معدلات التأمين</w:t>
-        <w:br/>
-        <w:t xml:space="preserve">    insurance_social_employee_rate: float = 0.11  # 11%</w:t>
-        <w:br/>
-        <w:t xml:space="preserve">    insurance_social_employer_rate: float = 0.19  # 19%</w:t>
-        <w:br/>
-        <w:t xml:space="preserve">    insurance_health_rate: float = 0.02  # 2%</w:t>
-        <w:br/>
-        <w:br/>
-        <w:t xml:space="preserve">    # 💰 معدلات الضريبة</w:t>
-        <w:br/>
-        <w:t xml:space="preserve">    tax_rate: float = 0.20  # 20%</w:t>
-        <w:br/>
-        <w:t xml:space="preserve">    personal_exemption_annual: float = 15000  # إعفاء شخصي سنوي</w:t>
-        <w:br/>
-        <w:t xml:space="preserve">    min_taxable_monthly: float = 3000  # الحد الأدنى الخاضع للضريبة</w:t>
-        <w:br/>
-        <w:br/>
-        <w:t xml:space="preserve">    # 📅 إعدادات الحضور</w:t>
-        <w:br/>
-        <w:t xml:space="preserve">    standard_working_days: int = 30</w:t>
-        <w:br/>
-        <w:t xml:space="preserve">    standard_working_hours: float = 240  # 8 ساعات × 30 يوم</w:t>
-        <w:br/>
-        <w:br/>
-        <w:t xml:space="preserve">    # 🎯 معدل الساعات الإضافية</w:t>
-        <w:br/>
-        <w:t xml:space="preserve">    extra_hours_multiplier: float = 1.5</w:t>
-        <w:br/>
-        <w:t xml:space="preserve">    night_shift_multiplier: float = 1.75  # عمل ليلي = 175% من الأجر</w:t>
-        <w:br/>
-        <w:br/>
-        <w:t xml:space="preserve">    # 📌 ملاحظات</w:t>
-        <w:br/>
-        <w:t xml:space="preserve">    description: Optional[str] = None</w:t>
-        <w:br/>
-        <w:br/>
-        <w:t xml:space="preserve">    class Config:</w:t>
-        <w:br/>
-        <w:t xml:space="preserve">        unique_constraint = [("year",)]</w:t>
-        <w:br/>
+        <w:t xml:space="preserve">    employee_id: int = Field(foreign_key="employee.id", index=True)</w:t>
+        <w:br/>
+        <w:br/>
+        <w:t xml:space="preserve">    review_date: date</w:t>
+        <w:br/>
+        <w:t xml:space="preserve">    reviewer: str</w:t>
+        <w:br/>
+        <w:t xml:space="preserve">    score: float  # درجة التقييم</w:t>
+        <w:br/>
+        <w:t xml:space="preserve">    comments: Optional[str] = None</w:t>
       </w:r>
     </w:p>
     <w:p>
@@ -1621,14 +1436,14 @@
         <w:pStyle w:val="Heading1"/>
       </w:pPr>
       <w:r>
-        <w:t>ملف: E:/خاص احمد جعفر/برمجة/مشاريع/hr_fastapi/app/models\site.py</w:t>
-      </w:r>
-    </w:p>
-    <w:p>
-      <w:r>
-        <w:t># File Path: E:/خاص احمد جعفر/برمجة/مشاريع/hr_fastapi/app/models/site.py</w:t>
-        <w:br/>
-        <w:t># File Name: site.py</w:t>
+        <w:t>ملف: E:/خاص احمد جعفر/برمجة/مشاريع/hr_fastapi/app/models\project.py</w:t>
+      </w:r>
+    </w:p>
+    <w:p>
+      <w:r>
+        <w:t># File Path: E:/خاص احمد جعفر/برمجة/مشاريع/hr_fastapi/app/models/project.py</w:t>
+        <w:br/>
+        <w:t># File Name: project.py</w:t>
         <w:br/>
         <w:t># -----------------------------------------</w:t>
         <w:br/>
@@ -1641,56 +1456,69 @@
         <w:br/>
         <w:br/>
         <w:br/>
-        <w:t>class Site(SQLModel, table=True):</w:t>
-        <w:br/>
-        <w:t xml:space="preserve">    """الموقع"""</w:t>
-        <w:br/>
-        <w:br/>
-        <w:t xml:space="preserve">    __table_args__ = (UniqueConstraint("tenant_id", "name", name="uq_site_tenant_name"),)</w:t>
+        <w:t>class Project(SQLModel, table=True):</w:t>
+        <w:br/>
+        <w:t xml:space="preserve">    """المشروع"""</w:t>
+        <w:br/>
+        <w:t xml:space="preserve">    __tablename__ = "project"</w:t>
+        <w:br/>
+        <w:br/>
+        <w:t xml:space="preserve">    __table_args__ = (UniqueConstraint("tenant_id", "name", name="uq_project_tenant_name"),)</w:t>
         <w:br/>
         <w:br/>
         <w:t xml:space="preserve">    id: Optional[int] = Field(default=None, primary_key=True)</w:t>
         <w:br/>
-        <w:t xml:space="preserve">    tenant_id: int = Field(foreign_key="tenant.id", index=True)  # الشركة المالكة للموقع</w:t>
-        <w:br/>
-        <w:t xml:space="preserve">    name: str = Field(index=True)  # اسم الموقع</w:t>
-        <w:br/>
-        <w:t xml:space="preserve">    location: Optional[str] = None  # العنوان أو الموقع الجغرافي</w:t>
+        <w:t xml:space="preserve">    tenant_id: int = Field(foreign_key="tenant.id", index=True)   # الشركة المالكة للمشروع</w:t>
+        <w:br/>
+        <w:t xml:space="preserve">    site_id: Optional[int] = Field(foreign_key="site.id", index=True)  # الموقع المرتبط بالمشروع</w:t>
+        <w:br/>
+        <w:br/>
+        <w:t xml:space="preserve">    # 📌 بيانات المشروع</w:t>
+        <w:br/>
+        <w:t xml:space="preserve">    name: str = Field(index=True)   # اسم المشروع</w:t>
+        <w:br/>
+        <w:t xml:space="preserve">    code: Optional[str] = Field(default=None, index=True)   # كود المشروع</w:t>
+        <w:br/>
+        <w:t xml:space="preserve">    description: Optional[str] = None   # وصف إضافي</w:t>
         <w:br/>
         <w:br/>
         <w:t xml:space="preserve">    # 🔗 علاقات ORM</w:t>
         <w:br/>
-        <w:t xml:space="preserve">    tenant: "Tenant" = Relationship(back_populates="sites")</w:t>
-        <w:br/>
-        <w:t xml:space="preserve">    employees: List["Employee"] = Relationship(back_populates="site")</w:t>
-        <w:br/>
-        <w:t xml:space="preserve">    projects: List["Project"] = Relationship(back_populates="site")</w:t>
-        <w:br/>
-        <w:t xml:space="preserve">    cost_centers: List["CostCenter"] = Relationship(back_populates="site")  # مراكز التكلفة المرتبطة بالموقع</w:t>
-        <w:br/>
-        <w:t xml:space="preserve">    attendances: List["Attendance"] = Relationship(back_populates="site")  # سجلات الحضور المرتبطة بالموقع</w:t>
+        <w:t xml:space="preserve">    tenant: "Tenant" = Relationship(back_populates="projects")</w:t>
+        <w:br/>
+        <w:t xml:space="preserve">    site: Optional["Site"] = Relationship(back_populates="projects")</w:t>
+        <w:br/>
+        <w:t xml:space="preserve">    cost_centers: List["CostCenter"] = Relationship(back_populates="project")  # مراكز التكلفة المرتبطة بالمشروع</w:t>
         <w:br/>
         <w:br/>
         <w:br/>
         <w:t># 🟢 موديلات Create / Update</w:t>
         <w:br/>
-        <w:t>class SiteCreate(SQLModel):</w:t>
+        <w:t>class ProjectCreate(SQLModel):</w:t>
         <w:br/>
         <w:t xml:space="preserve">    tenant_id: int</w:t>
         <w:br/>
+        <w:t xml:space="preserve">    site_id: Optional[int] = None</w:t>
+        <w:br/>
         <w:t xml:space="preserve">    name: str</w:t>
         <w:br/>
-        <w:t xml:space="preserve">    location: Optional[str] = None</w:t>
-        <w:br/>
-        <w:br/>
-        <w:br/>
-        <w:t>class SiteUpdate(SQLModel):</w:t>
+        <w:t xml:space="preserve">    code: Optional[str] = None</w:t>
+        <w:br/>
+        <w:t xml:space="preserve">    description: Optional[str] = None</w:t>
+        <w:br/>
+        <w:br/>
+        <w:br/>
+        <w:t>class ProjectUpdate(SQLModel):</w:t>
         <w:br/>
         <w:t xml:space="preserve">    tenant_id: Optional[int] = None</w:t>
         <w:br/>
+        <w:t xml:space="preserve">    site_id: Optional[int] = None</w:t>
+        <w:br/>
         <w:t xml:space="preserve">    name: Optional[str] = None</w:t>
         <w:br/>
-        <w:t xml:space="preserve">    location: Optional[str] = None</w:t>
+        <w:t xml:space="preserve">    code: Optional[str] = None</w:t>
+        <w:br/>
+        <w:t xml:space="preserve">    description: Optional[str] = None</w:t>
         <w:br/>
       </w:r>
     </w:p>
@@ -1704,14 +1532,14 @@
         <w:pStyle w:val="Heading1"/>
       </w:pPr>
       <w:r>
-        <w:t>ملف: E:/خاص احمد جعفر/برمجة/مشاريع/hr_fastapi/app/models\tax_policy.py</w:t>
-      </w:r>
-    </w:p>
-    <w:p>
-      <w:r>
-        <w:t># File Path: E:/خاص احمد جعفر/برمجة/مشاريع/hr_fastapi/app/models/tax_policy.py</w:t>
-        <w:br/>
-        <w:t># File Name: tax_policy.py</w:t>
+        <w:t>ملف: E:/خاص احمد جعفر/برمجة/مشاريع/hr_fastapi/app/models\public_holiday.py</w:t>
+      </w:r>
+    </w:p>
+    <w:p>
+      <w:r>
+        <w:t># File Path: E:/خاص احمد جعفر/برمجة/مشاريع/hr_fastapi\app\models\levels\level1\units\PublicHoliday.py</w:t>
+        <w:br/>
+        <w:t># File Name: PublicHoliday.py</w:t>
         <w:br/>
         <w:t># -----------------------------------------</w:t>
         <w:br/>
@@ -1722,46 +1550,25 @@
         <w:br/>
         <w:t>from datetime import date</w:t>
         <w:br/>
-        <w:t>import json</w:t>
-        <w:br/>
-        <w:br/>
-        <w:br/>
-        <w:t>class TaxPolicy(SQLModel, table=True):</w:t>
-        <w:br/>
-        <w:t xml:space="preserve">    """سياسات ضريبية - شرائح متدرجة"""</w:t>
-        <w:br/>
+        <w:br/>
+        <w:t>class PublicHoliday(SQLModel, table=True):</w:t>
+        <w:br/>
+        <w:t xml:space="preserve">    """الإجازات الرسمية للشركة أو الدولة"""</w:t>
+        <w:br/>
+        <w:t xml:space="preserve">    __tablename__ = "public_holiday"</w:t>
         <w:br/>
         <w:t xml:space="preserve">    id: Optional[int] = Field(default=None, primary_key=True)</w:t>
         <w:br/>
-        <w:br/>
-        <w:t xml:space="preserve">    # 📌 بيانات السياسة</w:t>
-        <w:br/>
-        <w:t xml:space="preserve">    name: str  # اسم السياسة (مثلاً: "ضريبة الدخل 2025")</w:t>
-        <w:br/>
-        <w:t xml:space="preserve">    effective_from: date  # تاريخ بداية التطبيق</w:t>
-        <w:br/>
-        <w:t xml:space="preserve">    effective_to: Optional[date] = None  # تاريخ نهاية التطبيق (لو مؤقتة)</w:t>
-        <w:br/>
-        <w:br/>
-        <w:t xml:space="preserve">    # 🔧 الشرائح (JSON للمرونة)</w:t>
-        <w:br/>
-        <w:t xml:space="preserve">    brackets_json: str = Field(default="[]")</w:t>
-        <w:br/>
+        <w:t xml:space="preserve">    tenant_id: int = Field(foreign_key="tenant.id", index=True)</w:t>
+        <w:br/>
+        <w:br/>
+        <w:t xml:space="preserve">    name: str  # اسم الإجازة (عيد، مناسبة وطنية)</w:t>
+        <w:br/>
+        <w:t xml:space="preserve">    date: date</w:t>
+        <w:br/>
+        <w:t xml:space="preserve">    is_paid: bool = True  # هل مدفوعة الأجر؟</w:t>
         <w:br/>
         <w:t xml:space="preserve">    notes: Optional[str] = None</w:t>
-        <w:br/>
-        <w:br/>
-        <w:t xml:space="preserve">    # 🛠️ دوال مساعدة لتحويل JSON إلى dict/list</w:t>
-        <w:br/>
-        <w:t xml:space="preserve">    def get_brackets(self):</w:t>
-        <w:br/>
-        <w:t xml:space="preserve">        return json.loads(self.brackets_json)</w:t>
-        <w:br/>
-        <w:br/>
-        <w:t xml:space="preserve">    def set_brackets(self, brackets):</w:t>
-        <w:br/>
-        <w:t xml:space="preserve">        self.brackets_json = json.dumps(brackets)</w:t>
-        <w:br/>
       </w:r>
     </w:p>
     <w:p>
@@ -1774,187 +1581,41 @@
         <w:pStyle w:val="Heading1"/>
       </w:pPr>
       <w:r>
-        <w:t>ملف: E:/خاص احمد جعفر/برمجة/مشاريع/hr_fastapi/app/models\tenant.py</w:t>
-      </w:r>
-    </w:p>
-    <w:p>
-      <w:r>
-        <w:t># File Path: E:/خاص احمد جعفر/برمجة/مشاريع/hr_fastapi/app/models/tenant.py</w:t>
-        <w:br/>
-        <w:t># File Name: tenant.py</w:t>
+        <w:t>ملف: E:/خاص احمد جعفر/برمجة/مشاريع/hr_fastapi/app/models\reward.py</w:t>
+      </w:r>
+    </w:p>
+    <w:p>
+      <w:r>
+        <w:t>from typing import Optional</w:t>
+        <w:br/>
+        <w:t>from sqlmodel import SQLModel, Field, Relationship</w:t>
+        <w:br/>
+        <w:br/>
+        <w:t># File Path: E:/خاص احمد جعفر/برمجة/مشاريع/hr_fastapi\app\models\levels\level1\units\Reward.py</w:t>
+        <w:br/>
+        <w:t># File Name: Reward.py</w:t>
         <w:br/>
         <w:t># -----------------------------------------</w:t>
         <w:br/>
         <w:br/>
-        <w:t>from sqlmodel import SQLModel, Field, Relationship</w:t>
-        <w:br/>
-        <w:t>from typing import Optional, List</w:t>
-        <w:br/>
-        <w:t>from datetime import datetime</w:t>
-        <w:br/>
-        <w:t>from enum import Enum</w:t>
-        <w:br/>
-        <w:br/>
-        <w:br/>
-        <w:t>class TenantStatus(str, Enum):</w:t>
-        <w:br/>
-        <w:t xml:space="preserve">    ACTIVE = "نشط"</w:t>
-        <w:br/>
-        <w:t xml:space="preserve">    INACTIVE = "معطل"</w:t>
-        <w:br/>
-        <w:t xml:space="preserve">    TRIAL = "تجريبي"</w:t>
-        <w:br/>
-        <w:t xml:space="preserve">    EXPIRED = "منتهي"</w:t>
-        <w:br/>
-        <w:br/>
-        <w:br/>
-        <w:t>class Tenant(SQLModel, table=True):</w:t>
-        <w:br/>
-        <w:t xml:space="preserve">    """المؤسسة / الشركة (Tenant)"""</w:t>
-        <w:br/>
+        <w:t>class Reward(SQLModel, table=True):</w:t>
+        <w:br/>
+        <w:t xml:space="preserve">    """المكافآت"""</w:t>
+        <w:br/>
+        <w:t xml:space="preserve">    __tablename__ = "reward"</w:t>
         <w:br/>
         <w:t xml:space="preserve">    id: Optional[int] = Field(default=None, primary_key=True)</w:t>
         <w:br/>
-        <w:br/>
-        <w:t xml:space="preserve">    # 🏢 معلومات الشركة</w:t>
-        <w:br/>
-        <w:t xml:space="preserve">    name: str</w:t>
-        <w:br/>
-        <w:t xml:space="preserve">    code: Optional[str] = Field(default=None, unique=True)</w:t>
-        <w:br/>
-        <w:t xml:space="preserve">    legal_name: Optional[str] = None</w:t>
-        <w:br/>
-        <w:t xml:space="preserve">    industry: str = "مقاولات"</w:t>
-        <w:br/>
-        <w:br/>
-        <w:t xml:space="preserve">    # 📍 العنوان</w:t>
-        <w:br/>
-        <w:t xml:space="preserve">    address: Optional[str] = None</w:t>
-        <w:br/>
-        <w:t xml:space="preserve">    city: Optional[str] = None</w:t>
-        <w:br/>
-        <w:t xml:space="preserve">    governorate: Optional[str] = None</w:t>
-        <w:br/>
-        <w:t xml:space="preserve">    phone: Optional[str] = None</w:t>
-        <w:br/>
-        <w:t xml:space="preserve">    email: Optional[str] = None</w:t>
-        <w:br/>
-        <w:t xml:space="preserve">    tax_id: Optional[str] = None</w:t>
-        <w:br/>
-        <w:br/>
-        <w:t xml:space="preserve">    # 📌 الحالة والاشتراك</w:t>
-        <w:br/>
-        <w:t xml:space="preserve">    status: TenantStatus = TenantStatus.ACTIVE</w:t>
-        <w:br/>
-        <w:t xml:space="preserve">    subscription_type: str = "premium"</w:t>
-        <w:br/>
-        <w:t xml:space="preserve">    subscription_start: datetime = Field(default_factory=datetime.utcnow)</w:t>
-        <w:br/>
-        <w:t xml:space="preserve">    subscription_end: Optional[datetime] = None</w:t>
-        <w:br/>
-        <w:br/>
-        <w:t xml:space="preserve">    # 👤 المعلومات الإدارية</w:t>
-        <w:br/>
-        <w:t xml:space="preserve">    owner_name: Optional[str] = None</w:t>
-        <w:br/>
-        <w:t xml:space="preserve">    owner_phone: Optional[str] = None</w:t>
-        <w:br/>
-        <w:t xml:space="preserve">    owner_email: Optional[str] = None</w:t>
-        <w:br/>
-        <w:br/>
-        <w:t xml:space="preserve">    # 🕒 تتبع</w:t>
-        <w:br/>
-        <w:t xml:space="preserve">    created_at: datetime = Field(default_factory=datetime.utcnow)</w:t>
-        <w:br/>
-        <w:t xml:space="preserve">    updated_at: datetime = Field(default_factory=datetime.utcnow)</w:t>
-        <w:br/>
-        <w:t xml:space="preserve">    is_default: bool = False</w:t>
-        <w:br/>
-        <w:br/>
-        <w:t xml:space="preserve">    # 🔗 علاقات ORM</w:t>
-        <w:br/>
-        <w:t xml:space="preserve">    employees: List["Employee"] = Relationship(back_populates="tenant")</w:t>
-        <w:br/>
-        <w:t xml:space="preserve">    sites: List["Site"] = Relationship(back_populates="tenant")</w:t>
-        <w:br/>
-        <w:t xml:space="preserve">    projects: List["Project"] = Relationship(back_populates="tenant")</w:t>
-        <w:br/>
-        <w:t xml:space="preserve">    departments: List["Department"] = Relationship(back_populates="tenant")</w:t>
-        <w:br/>
-        <w:br/>
-        <w:br/>
-        <w:t># 🟢 موديلات Create / Update</w:t>
-        <w:br/>
-        <w:t>class TenantCreate(SQLModel):</w:t>
-        <w:br/>
-        <w:t xml:space="preserve">    name: str</w:t>
-        <w:br/>
-        <w:t xml:space="preserve">    code: Optional[str] = None</w:t>
-        <w:br/>
-        <w:t xml:space="preserve">    legal_name: Optional[str] = None</w:t>
-        <w:br/>
-        <w:t xml:space="preserve">    industry: Optional[str] = None</w:t>
-        <w:br/>
-        <w:t xml:space="preserve">    address: Optional[str] = None</w:t>
-        <w:br/>
-        <w:t xml:space="preserve">    city: Optional[str] = None</w:t>
-        <w:br/>
-        <w:t xml:space="preserve">    governorate: Optional[str] = None</w:t>
-        <w:br/>
-        <w:t xml:space="preserve">    phone: Optional[str] = None</w:t>
-        <w:br/>
-        <w:t xml:space="preserve">    email: Optional[str] = None</w:t>
-        <w:br/>
-        <w:t xml:space="preserve">    tax_id: Optional[str] = None</w:t>
-        <w:br/>
-        <w:t xml:space="preserve">    status: Optional[TenantStatus] = None</w:t>
-        <w:br/>
-        <w:t xml:space="preserve">    subscription_type: Optional[str] = None</w:t>
-        <w:br/>
-        <w:t xml:space="preserve">    subscription_end: Optional[datetime] = None</w:t>
-        <w:br/>
-        <w:t xml:space="preserve">    owner_name: Optional[str] = None</w:t>
-        <w:br/>
-        <w:t xml:space="preserve">    owner_phone: Optional[str] = None</w:t>
-        <w:br/>
-        <w:t xml:space="preserve">    owner_email: Optional[str] = None</w:t>
-        <w:br/>
-        <w:br/>
-        <w:br/>
-        <w:t>class TenantUpdate(SQLModel):</w:t>
-        <w:br/>
-        <w:t xml:space="preserve">    name: Optional[str] = None</w:t>
-        <w:br/>
-        <w:t xml:space="preserve">    code: Optional[str] = None</w:t>
-        <w:br/>
-        <w:t xml:space="preserve">    legal_name: Optional[str] = None</w:t>
-        <w:br/>
-        <w:t xml:space="preserve">    industry: Optional[str] = None</w:t>
-        <w:br/>
-        <w:t xml:space="preserve">    address: Optional[str] = None</w:t>
-        <w:br/>
-        <w:t xml:space="preserve">    city: Optional[str] = None</w:t>
-        <w:br/>
-        <w:t xml:space="preserve">    governorate: Optional[str] = None</w:t>
-        <w:br/>
-        <w:t xml:space="preserve">    phone: Optional[str] = None</w:t>
-        <w:br/>
-        <w:t xml:space="preserve">    email: Optional[str] = None</w:t>
-        <w:br/>
-        <w:t xml:space="preserve">    tax_id: Optional[str] = None</w:t>
-        <w:br/>
-        <w:t xml:space="preserve">    status: Optional[TenantStatus] = None</w:t>
-        <w:br/>
-        <w:t xml:space="preserve">    subscription_type: Optional[str] = None</w:t>
-        <w:br/>
-        <w:t xml:space="preserve">    subscription_end: Optional[datetime] = None</w:t>
-        <w:br/>
-        <w:t xml:space="preserve">    owner_name: Optional[str] = None</w:t>
-        <w:br/>
-        <w:t xml:space="preserve">    owner_phone: Optional[str] = None</w:t>
-        <w:br/>
-        <w:t xml:space="preserve">    owner_email: Optional[str] = None</w:t>
-        <w:br/>
+        <w:t xml:space="preserve">    employee_id: int = Field(foreign_key="employee.id", index=True)</w:t>
+        <w:br/>
+        <w:br/>
+        <w:t xml:space="preserve">    reward_type: str  # مكافأة أداء، مكافأة مشروع</w:t>
+        <w:br/>
+        <w:t xml:space="preserve">    amount: float</w:t>
+        <w:br/>
+        <w:t xml:space="preserve">    reward_date: date</w:t>
+        <w:br/>
+        <w:t xml:space="preserve">    notes: Optional[str] = None</w:t>
       </w:r>
     </w:p>
     <w:p>
@@ -1967,36 +1628,155 @@
         <w:pStyle w:val="Heading1"/>
       </w:pPr>
       <w:r>
-        <w:t>ملف: E:/خاص احمد جعفر/برمجة/مشاريع/hr_fastapi/app/models\user.py</w:t>
-      </w:r>
-    </w:p>
-    <w:p>
-      <w:r>
-        <w:t># File Path: E:/خاص احمد جعفر/برمجة/مشاريع/hr_fastapi/app/models/user.py</w:t>
-        <w:br/>
-        <w:t># File Name: user.py</w:t>
+        <w:t>ملف: E:/خاص احمد جعفر/برمجة/مشاريع/hr_fastapi/app/models\salary.py</w:t>
+      </w:r>
+    </w:p>
+    <w:p>
+      <w:r>
+        <w:t># File Path: E:/خاص احمد جعفر/برمجة/مشاريع/hr_fastapi/app/models/salary.py</w:t>
+        <w:br/>
+        <w:t># File Name: salary.py</w:t>
         <w:br/>
         <w:t># -----------------------------------------</w:t>
         <w:br/>
         <w:br/>
-        <w:t>from sqlmodel import SQLModel, Field</w:t>
-        <w:br/>
         <w:t>from typing import Optional</w:t>
         <w:br/>
-        <w:br/>
-        <w:br/>
-        <w:t>class User(SQLModel, table=True):</w:t>
-        <w:br/>
-        <w:t xml:space="preserve">    """جدول المستخدمين اللي بيسجلوا دخول للنظام"""</w:t>
-        <w:br/>
-        <w:br/>
-        <w:t xml:space="preserve">    id: Optional[int] = Field(default=None, primary_key=True)  # معرف المستخدم</w:t>
-        <w:br/>
-        <w:t xml:space="preserve">    username: str  # اسم المستخدم</w:t>
-        <w:br/>
-        <w:t xml:space="preserve">    hashed_password: str  # كلمة المرور المشفرة</w:t>
-        <w:br/>
-        <w:t xml:space="preserve">    role: str = "user"  # نوع المستخدم (user أو admin)</w:t>
+        <w:t>from datetime import date, datetime</w:t>
+        <w:br/>
+        <w:t>from enum import Enum</w:t>
+        <w:br/>
+        <w:t>from sqlmodel import SQLModel, Field, Relationship</w:t>
+        <w:br/>
+        <w:br/>
+        <w:br/>
+        <w:t>class PayrollCategory(str, Enum):</w:t>
+        <w:br/>
+        <w:t xml:space="preserve">    CATEGORY_A = "الفئة_الأولى"</w:t>
+        <w:br/>
+        <w:t xml:space="preserve">    CATEGORY_B = "الفئة_الثانية"</w:t>
+        <w:br/>
+        <w:t xml:space="preserve">    CATEGORY_C = "الفئة_الثالثة"</w:t>
+        <w:br/>
+        <w:br/>
+        <w:br/>
+        <w:t>class Salary(SQLModel, table=True):</w:t>
+        <w:br/>
+        <w:t xml:space="preserve">    """سجل الراتب (مع Tenant)"""</w:t>
+        <w:br/>
+        <w:br/>
+        <w:t xml:space="preserve">    __tablename__ = "salary"</w:t>
+        <w:br/>
+        <w:br/>
+        <w:t xml:space="preserve">    id: Optional[int] = Field(default=None, primary_key=True)</w:t>
+        <w:br/>
+        <w:br/>
+        <w:t xml:space="preserve">    # ⭐ Multi-tenancy</w:t>
+        <w:br/>
+        <w:t xml:space="preserve">    tenant_id: int = Field(foreign_key="tenant.id", index=True)</w:t>
+        <w:br/>
+        <w:t xml:space="preserve">    employee_id: int = Field(foreign_key="employee.id", index=True)</w:t>
+        <w:br/>
+        <w:t xml:space="preserve">    cost_center_id: Optional[int] = Field(foreign_key="costcenter.id", index=True)  # مركز التكلفة</w:t>
+        <w:br/>
+        <w:br/>
+        <w:t xml:space="preserve">    # 📅 الفترة</w:t>
+        <w:br/>
+        <w:t xml:space="preserve">    salary_year: int</w:t>
+        <w:br/>
+        <w:t xml:space="preserve">    salary_month: int</w:t>
+        <w:br/>
+        <w:t xml:space="preserve">    payroll_category: PayrollCategory = PayrollCategory.CATEGORY_A</w:t>
+        <w:br/>
+        <w:br/>
+        <w:t xml:space="preserve">    # 💰 الاستحقاقات</w:t>
+        <w:br/>
+        <w:t xml:space="preserve">    basic_salary: float = 0</w:t>
+        <w:br/>
+        <w:t xml:space="preserve">    allowance_meals: float = 0</w:t>
+        <w:br/>
+        <w:t xml:space="preserve">    allowance_transport: float = 0</w:t>
+        <w:br/>
+        <w:t xml:space="preserve">    allowance_travel: float = 0</w:t>
+        <w:br/>
+        <w:t xml:space="preserve">    allowance_cash: float = 0</w:t>
+        <w:br/>
+        <w:t xml:space="preserve">    day_overtime_hours: float = 0</w:t>
+        <w:br/>
+        <w:t xml:space="preserve">    night_overtime_hours: float = 0</w:t>
+        <w:br/>
+        <w:t xml:space="preserve">    day_overtime_amount: float = 0</w:t>
+        <w:br/>
+        <w:t xml:space="preserve">    night_overtime_amount: float = 0</w:t>
+        <w:br/>
+        <w:t xml:space="preserve">    bonus_performance: float = 0</w:t>
+        <w:br/>
+        <w:t xml:space="preserve">    bonus_project: float = 0</w:t>
+        <w:br/>
+        <w:t xml:space="preserve">    other_earnings: float = 0</w:t>
+        <w:br/>
+        <w:t xml:space="preserve">    total_earnings: float = 0</w:t>
+        <w:br/>
+        <w:br/>
+        <w:t xml:space="preserve">    # 📉 الاستقطاعات</w:t>
+        <w:br/>
+        <w:t xml:space="preserve">    deduction_insurance_social_employee: float = 0</w:t>
+        <w:br/>
+        <w:t xml:space="preserve">    deduction_insurance_health: float = 0</w:t>
+        <w:br/>
+        <w:t xml:space="preserve">    deduction_tax_income: float = 0</w:t>
+        <w:br/>
+        <w:t xml:space="preserve">    deduction_absence: float = 0</w:t>
+        <w:br/>
+        <w:t xml:space="preserve">    deduction_penalties: float = 0</w:t>
+        <w:br/>
+        <w:t xml:space="preserve">    deduction_other: float = 0</w:t>
+        <w:br/>
+        <w:t xml:space="preserve">    deduction_in_kind_benefits: float = 0</w:t>
+        <w:br/>
+        <w:t xml:space="preserve">    total_deductions: float = 0</w:t>
+        <w:br/>
+        <w:br/>
+        <w:t xml:space="preserve">    # 💵 الراتب المستحق</w:t>
+        <w:br/>
+        <w:t xml:space="preserve">    salary_due: float = 0</w:t>
+        <w:br/>
+        <w:br/>
+        <w:t xml:space="preserve">    # 🏦 السلف والقروض</w:t>
+        <w:br/>
+        <w:t xml:space="preserve">    advance_salary: float = 0</w:t>
+        <w:br/>
+        <w:t xml:space="preserve">    loan_deduction: float = 0</w:t>
+        <w:br/>
+        <w:br/>
+        <w:t xml:space="preserve">    # ✅ الصافي النهائي</w:t>
+        <w:br/>
+        <w:t xml:space="preserve">    net_salary: float = 0</w:t>
+        <w:br/>
+        <w:br/>
+        <w:t xml:space="preserve">    # 📌 معلومات إضافية</w:t>
+        <w:br/>
+        <w:t xml:space="preserve">    attendance_days: int = 30</w:t>
+        <w:br/>
+        <w:t xml:space="preserve">    absence_days: int = 0</w:t>
+        <w:br/>
+        <w:t xml:space="preserve">    payment_date: Optional[date] = None</w:t>
+        <w:br/>
+        <w:t xml:space="preserve">    notes: Optional[str] = None</w:t>
+        <w:br/>
+        <w:br/>
+        <w:t xml:space="preserve">    created_at: datetime = Field(default_factory=datetime.utcnow)</w:t>
+        <w:br/>
+        <w:t xml:space="preserve">    updated_at: datetime = Field(default_factory=datetime.utcnow)</w:t>
+        <w:br/>
+        <w:br/>
+        <w:t xml:space="preserve">    # 🔗 علاقات ORM</w:t>
+        <w:br/>
+        <w:t xml:space="preserve">    employee: "Employee" = Relationship(back_populates="salaries")</w:t>
+        <w:br/>
+        <w:t xml:space="preserve">    cost_center: Optional["CostCenter"] = Relationship(back_populates="salaries")</w:t>
+        <w:br/>
+        <w:t xml:space="preserve">    tenant: "Tenant" = Relationship(back_populates="salaries")</w:t>
         <w:br/>
       </w:r>
     </w:p>
@@ -2010,47 +1790,83 @@
         <w:pStyle w:val="Heading1"/>
       </w:pPr>
       <w:r>
-        <w:t>ملف: E:/خاص احمد جعفر/برمجة/مشاريع/hr_fastapi/app/models\__init__.py</w:t>
-      </w:r>
-    </w:p>
-    <w:p>
-      <w:r>
-        <w:t># File Path: E:/خاص احمد جعفر/برمجة/مشاريع/hr_fastapi/app/models/__init__.py</w:t>
-        <w:br/>
-        <w:t># File Name: __init__.py</w:t>
-        <w:br/>
-        <w:t># -----------------------------------------</w:t>
-        <w:br/>
-        <w:br/>
-        <w:t>from .tenant import Tenant</w:t>
-        <w:br/>
-        <w:t>from .site import Site</w:t>
-        <w:br/>
-        <w:t>from .employee import Employee</w:t>
-        <w:br/>
-        <w:t>from .attendance import Attendance</w:t>
-        <w:br/>
-        <w:t>from .salary import SalaryRecord</w:t>
-        <w:br/>
-        <w:t>from .employee_details import EmployeeDetails</w:t>
-        <w:br/>
-        <w:t>from .cost_center import Project</w:t>
-        <w:br/>
-        <w:t>from .benefit_record import BenefitRecord</w:t>
-        <w:br/>
-        <w:t>from .company_config import CompanyConfig</w:t>
-        <w:br/>
-        <w:t>from .overtime_record import OvertimeRecord</w:t>
-        <w:br/>
-        <w:t>from .salary_component import SalaryComponent</w:t>
-        <w:br/>
-        <w:t>from .salary_config import SalaryConfig</w:t>
-        <w:br/>
-        <w:t>from .tax_policy import TaxPolicy</w:t>
-        <w:br/>
-        <w:t>from .user import User</w:t>
-        <w:br/>
-        <w:t>from .department import Department</w:t>
+        <w:t>ملف: E:/خاص احمد جعفر/برمجة/مشاريع/hr_fastapi/app/models\salary_component.py</w:t>
+      </w:r>
+    </w:p>
+    <w:p>
+      <w:r>
+        <w:t>from sqlmodel import SQLModel, Field</w:t>
+        <w:br/>
+        <w:t>from typing import Optional</w:t>
+        <w:br/>
+        <w:t>from datetime import datetime</w:t>
+        <w:br/>
+        <w:t>from enum import Enum</w:t>
+        <w:br/>
+        <w:br/>
+        <w:br/>
+        <w:t>class ComponentType(str, Enum):</w:t>
+        <w:br/>
+        <w:t xml:space="preserve">    """أنواع البنود الإضافية (مرونة للمستقبل)"""</w:t>
+        <w:br/>
+        <w:br/>
+        <w:t xml:space="preserve">    EXTRA_HOURS = "ساعات_إضافية"</w:t>
+        <w:br/>
+        <w:t xml:space="preserve">    NIGHT_SHIFT = "عمل_ليلي"</w:t>
+        <w:br/>
+        <w:t xml:space="preserve">    PERFORMANCE_BONUS = "مكافأة_أداء"</w:t>
+        <w:br/>
+        <w:t xml:space="preserve">    PROJECT_BONUS = "مكافأة_مشروع"</w:t>
+        <w:br/>
+        <w:t xml:space="preserve">    SITE_DEDUCTION = "خصم_موقع"</w:t>
+        <w:br/>
+        <w:t xml:space="preserve">    OTHER_DEDUCTION = "خصم_آخر"</w:t>
+        <w:br/>
+        <w:t xml:space="preserve">    OTHER_ALLOWANCE = "بدلة_أخرى"</w:t>
+        <w:br/>
+        <w:br/>
+        <w:br/>
+        <w:t>class SalaryComponent(SQLModel, table=True):</w:t>
+        <w:br/>
+        <w:t xml:space="preserve">    """بنود إضافية ومتغيرة في الراتب (ساعات إضافية، مكافآت، خصومات خاصة)"""</w:t>
+        <w:br/>
+        <w:br/>
+        <w:t xml:space="preserve">    __tablename__ = "salary_component"</w:t>
+        <w:br/>
+        <w:br/>
+        <w:t xml:space="preserve">    id: Optional[int] = Field(default=None, primary_key=True)</w:t>
+        <w:br/>
+        <w:br/>
+        <w:t xml:space="preserve">    # ✅ تصحيح اسم الجدول المرتبط</w:t>
+        <w:br/>
+        <w:t xml:space="preserve">    salary_id: int = Field(</w:t>
+        <w:br/>
+        <w:t xml:space="preserve">        foreign_key="salary.id",</w:t>
+        <w:br/>
+        <w:t xml:space="preserve">        index=True</w:t>
+        <w:br/>
+        <w:t xml:space="preserve">    )</w:t>
+        <w:br/>
+        <w:br/>
+        <w:t xml:space="preserve">    component_type: ComponentType  # نوع البند</w:t>
+        <w:br/>
+        <w:t xml:space="preserve">    description: str  # وصف (مثلاً: "ساعات إضافية نهارية - 10 ساعات")</w:t>
+        <w:br/>
+        <w:t xml:space="preserve">    quantity: float = 1  # الكمية (ساعات، أيام، إلخ)</w:t>
+        <w:br/>
+        <w:t xml:space="preserve">    unit_rate: float  # السعر للوحدة</w:t>
+        <w:br/>
+        <w:t xml:space="preserve">    amount: float  # الإجمالي = quantity × unit_rate</w:t>
+        <w:br/>
+        <w:t xml:space="preserve">    is_deduction: bool = False  # True إذا كان خصم</w:t>
+        <w:br/>
+        <w:br/>
+        <w:t xml:space="preserve">    created_at: datetime = Field(default_factory=datetime.utcnow)</w:t>
+        <w:br/>
+        <w:br/>
+        <w:t xml:space="preserve">    class Config:</w:t>
+        <w:br/>
+        <w:t xml:space="preserve">        use_enum_values = True</w:t>
         <w:br/>
       </w:r>
     </w:p>
@@ -2064,35 +1880,76 @@
         <w:pStyle w:val="Heading1"/>
       </w:pPr>
       <w:r>
-        <w:t>ملف: E:/خاص احمد جعفر/برمجة/مشاريع/hr_fastapi/app/models\levels\level1\employee++\Employee_AdvanceSalary.py</w:t>
-      </w:r>
-    </w:p>
-    <w:p>
-      <w:r>
-        <w:t># File Path: E:/خاص احمد جعفر/برمجة/مشاريع/hr_fastapi/app/models/levels/level1/employee++/Employee_AdvanceSalary.py</w:t>
-        <w:br/>
-        <w:t># File Name: Employee_AdvanceSalary.py</w:t>
+        <w:t>ملف: E:/خاص احمد جعفر/برمجة/مشاريع/hr_fastapi/app/models\salary_config.py</w:t>
+      </w:r>
+    </w:p>
+    <w:p>
+      <w:r>
+        <w:t># File Path: E:/خاص احمد جعفر/برمجة/مشاريع/hr_fastapi/app/models/salary_config.py</w:t>
+        <w:br/>
+        <w:t># File Name: salary_config.py</w:t>
         <w:br/>
         <w:t># -----------------------------------------</w:t>
         <w:br/>
         <w:br/>
         <w:t>from sqlmodel import SQLModel, Field</w:t>
         <w:br/>
-        <w:t>from typing import Optional, Field</w:t>
-        <w:br/>
-        <w:br/>
-        <w:t>class EmployeeAdvance(SQLModel, table=True):</w:t>
-        <w:br/>
-        <w:t xml:space="preserve">    """جدول وسيط يربط الموظف بالسلف"""</w:t>
+        <w:t>from typing import Optional</w:t>
+        <w:br/>
+        <w:br/>
+        <w:br/>
+        <w:t>class SalaryConfig(SQLModel, table=True):</w:t>
+        <w:br/>
+        <w:t xml:space="preserve">    """إعدادات الرواتب والضرائب (سنة وشركة)"""</w:t>
+        <w:br/>
+        <w:t xml:space="preserve">    __tablename__ = "salary_config"</w:t>
+        <w:br/>
         <w:br/>
         <w:t xml:space="preserve">    id: Optional[int] = Field(default=None, primary_key=True)</w:t>
         <w:br/>
-        <w:t xml:space="preserve">    employee_id: int = Field(foreign_key="employee.id", index=True)</w:t>
-        <w:br/>
-        <w:t xml:space="preserve">    advance_id: int = Field(foreign_key="advancesalary.id", index=True)</w:t>
-        <w:br/>
-        <w:br/>
-        <w:t xml:space="preserve">    status: str = "قيد المراجعة"  # قيد المراجعة، موافق عليه، مرفوض</w:t>
+        <w:t xml:space="preserve">    year: int = Field(index=True)</w:t>
+        <w:br/>
+        <w:br/>
+        <w:t xml:space="preserve">    # 🔧 معدلات التأمين</w:t>
+        <w:br/>
+        <w:t xml:space="preserve">    insurance_social_employee_rate: float = 0.11  # 11%</w:t>
+        <w:br/>
+        <w:t xml:space="preserve">    insurance_social_employer_rate: float = 0.19  # 19%</w:t>
+        <w:br/>
+        <w:t xml:space="preserve">    insurance_health_rate: float = 0.02  # 2%</w:t>
+        <w:br/>
+        <w:br/>
+        <w:t xml:space="preserve">    # 💰 معدلات الضريبة</w:t>
+        <w:br/>
+        <w:t xml:space="preserve">    tax_rate: float = 0.20  # 20%</w:t>
+        <w:br/>
+        <w:t xml:space="preserve">    personal_exemption_annual: float = 15000  # إعفاء شخصي سنوي</w:t>
+        <w:br/>
+        <w:t xml:space="preserve">    min_taxable_monthly: float = 3000  # الحد الأدنى الخاضع للضريبة</w:t>
+        <w:br/>
+        <w:br/>
+        <w:t xml:space="preserve">    # 📅 إعدادات الحضور</w:t>
+        <w:br/>
+        <w:t xml:space="preserve">    standard_working_days: int = 30</w:t>
+        <w:br/>
+        <w:t xml:space="preserve">    standard_working_hours: float = 240  # 8 ساعات × 30 يوم</w:t>
+        <w:br/>
+        <w:br/>
+        <w:t xml:space="preserve">    # 🎯 معدل الساعات الإضافية</w:t>
+        <w:br/>
+        <w:t xml:space="preserve">    extra_hours_multiplier: float = 1.5</w:t>
+        <w:br/>
+        <w:t xml:space="preserve">    night_shift_multiplier: float = 1.75  # عمل ليلي = 175% من الأجر</w:t>
+        <w:br/>
+        <w:br/>
+        <w:t xml:space="preserve">    # 📌 ملاحظات</w:t>
+        <w:br/>
+        <w:t xml:space="preserve">    description: Optional[str] = None</w:t>
+        <w:br/>
+        <w:br/>
+        <w:t xml:space="preserve">    class Config:</w:t>
+        <w:br/>
+        <w:t xml:space="preserve">        unique_constraint = [("year",)]</w:t>
         <w:br/>
       </w:r>
     </w:p>
@@ -2106,43 +1963,102 @@
         <w:pStyle w:val="Heading1"/>
       </w:pPr>
       <w:r>
-        <w:t>ملف: E:/خاص احمد جعفر/برمجة/مشاريع/hr_fastapi/app/models\levels\level1\employee++\employee_asset.py</w:t>
-      </w:r>
-    </w:p>
-    <w:p>
-      <w:r>
-        <w:t># File Path: E:/خاص احمد جعفر/برمجة/مشاريع/hr_fastapi/app/models/levels/level1/employee++/employee_asset.py</w:t>
-        <w:br/>
-        <w:t># File Name: employee_asset.py</w:t>
+        <w:t>ملف: E:/خاص احمد جعفر/برمجة/مشاريع/hr_fastapi/app/models\site.py</w:t>
+      </w:r>
+    </w:p>
+    <w:p>
+      <w:r>
+        <w:t># File Path: E:/خاص احمد جعفر/برمجة/مشاريع/hr_fastapi/app/models/site.py</w:t>
+        <w:br/>
+        <w:t># File Name: site.py</w:t>
         <w:br/>
         <w:t># -----------------------------------------</w:t>
         <w:br/>
         <w:br/>
-        <w:t>from sqlmodel import SQLModel, Field</w:t>
-        <w:br/>
-        <w:t>from typing import Optional</w:t>
-        <w:br/>
-        <w:t>from datetime import date</w:t>
-        <w:br/>
-        <w:br/>
-        <w:br/>
-        <w:t>class EmployeeAsset(SQLModel, table=True):</w:t>
-        <w:br/>
-        <w:t xml:space="preserve">    """جدول وسيط يربط الموظف بالأصول أو المعدات (Many-to-Many)"""</w:t>
+        <w:t>from sqlmodel import SQLModel, Field, Relationship</w:t>
+        <w:br/>
+        <w:t>from typing import Optional, List</w:t>
+        <w:br/>
+        <w:t>from sqlalchemy import UniqueConstraint</w:t>
+        <w:br/>
+        <w:br/>
+        <w:t>from app.models.tenant import Tenant</w:t>
+        <w:br/>
+        <w:t>from app.models.employee import Employee</w:t>
+        <w:br/>
+        <w:t>from app.models.project import Project</w:t>
+        <w:br/>
+        <w:t>from app.models.cost_center import CostCenter</w:t>
+        <w:br/>
+        <w:t>from app.models.attendance import Attendance</w:t>
+        <w:br/>
+        <w:br/>
+        <w:br/>
+        <w:t>class Site(SQLModel, table=True):</w:t>
+        <w:br/>
+        <w:t xml:space="preserve">    """الموقع"""</w:t>
+        <w:br/>
+        <w:t xml:space="preserve">    __tablename__ = "site"</w:t>
+        <w:br/>
+        <w:br/>
+        <w:t xml:space="preserve">    __table_args__ = (</w:t>
+        <w:br/>
+        <w:t xml:space="preserve">        UniqueConstraint("tenant_id", "name", name="uq_site_tenant_name"),</w:t>
+        <w:br/>
+        <w:t xml:space="preserve">    )</w:t>
         <w:br/>
         <w:br/>
         <w:t xml:space="preserve">    id: Optional[int] = Field(default=None, primary_key=True)</w:t>
         <w:br/>
-        <w:t xml:space="preserve">    employee_id: int = Field(foreign_key="employee.id", index=True)</w:t>
-        <w:br/>
-        <w:br/>
-        <w:t xml:space="preserve">    asset_name: str  # اسم الأصل أو المعدة (مثلاً: لابتوب، خوذة، سيارة)</w:t>
-        <w:br/>
-        <w:t xml:space="preserve">    assigned_date: Optional[date] = None</w:t>
-        <w:br/>
-        <w:t xml:space="preserve">    return_date: Optional[date] = None</w:t>
-        <w:br/>
-        <w:t xml:space="preserve">    notes: Optional[str] = None</w:t>
+        <w:br/>
+        <w:t xml:space="preserve">    tenant_id: int = Field(</w:t>
+        <w:br/>
+        <w:t xml:space="preserve">        foreign_key="tenant.id",</w:t>
+        <w:br/>
+        <w:t xml:space="preserve">        index=True</w:t>
+        <w:br/>
+        <w:t xml:space="preserve">    )</w:t>
+        <w:br/>
+        <w:br/>
+        <w:t xml:space="preserve">    name: str = Field(index=True)</w:t>
+        <w:br/>
+        <w:t xml:space="preserve">    location: Optional[str] = None</w:t>
+        <w:br/>
+        <w:br/>
+        <w:t xml:space="preserve">    # 🔗 علاقات ORM</w:t>
+        <w:br/>
+        <w:t xml:space="preserve">    tenant: Tenant = Relationship(back_populates="sites")</w:t>
+        <w:br/>
+        <w:br/>
+        <w:t xml:space="preserve">    employees: List[Employee] = Relationship(back_populates="site")</w:t>
+        <w:br/>
+        <w:t xml:space="preserve">    projects: List[Project] = Relationship(back_populates="site")</w:t>
+        <w:br/>
+        <w:t xml:space="preserve">    cost_centers: List[CostCenter] = Relationship(back_populates="site")</w:t>
+        <w:br/>
+        <w:t xml:space="preserve">    attendances: List[Attendance] = Relationship(back_populates="site")</w:t>
+        <w:br/>
+        <w:br/>
+        <w:br/>
+        <w:t># 🟢 موديلات Create / Update</w:t>
+        <w:br/>
+        <w:t>class SiteCreate(SQLModel):</w:t>
+        <w:br/>
+        <w:t xml:space="preserve">    tenant_id: int</w:t>
+        <w:br/>
+        <w:t xml:space="preserve">    name: str</w:t>
+        <w:br/>
+        <w:t xml:space="preserve">    location: Optional[str] = None</w:t>
+        <w:br/>
+        <w:br/>
+        <w:br/>
+        <w:t>class SiteUpdate(SQLModel):</w:t>
+        <w:br/>
+        <w:t xml:space="preserve">    tenant_id: Optional[int] = None</w:t>
+        <w:br/>
+        <w:t xml:space="preserve">    name: Optional[str] = None</w:t>
+        <w:br/>
+        <w:t xml:space="preserve">    location: Optional[str] = None</w:t>
         <w:br/>
       </w:r>
     </w:p>
@@ -2156,14 +2072,14 @@
         <w:pStyle w:val="Heading1"/>
       </w:pPr>
       <w:r>
-        <w:t>ملف: E:/خاص احمد جعفر/برمجة/مشاريع/hr_fastapi/app/models\levels\level1\employee++\Employee_AttendanceRecord.py</w:t>
-      </w:r>
-    </w:p>
-    <w:p>
-      <w:r>
-        <w:t># File Path: E:/خاص احمد جعفر/برمجة/مشاريع/hr_fastapi/app/models/levels/level1/employee++/Employee_AttendanceRecord.py</w:t>
-        <w:br/>
-        <w:t># File Name: Employee_AttendanceRecord.py</w:t>
+        <w:t>ملف: E:/خاص احمد جعفر/برمجة/مشاريع/hr_fastapi/app/models\tax_policy.py</w:t>
+      </w:r>
+    </w:p>
+    <w:p>
+      <w:r>
+        <w:t># File Path: E:/خاص احمد جعفر/برمجة/مشاريع/hr_fastapi/app/models/tax_policy.py</w:t>
+        <w:br/>
+        <w:t># File Name: tax_policy.py</w:t>
         <w:br/>
         <w:t># -----------------------------------------</w:t>
         <w:br/>
@@ -2172,19 +2088,49 @@
         <w:br/>
         <w:t>from typing import Optional</w:t>
         <w:br/>
-        <w:br/>
-        <w:t>class EmployeeAttendance(SQLModel, table=True):</w:t>
-        <w:br/>
-        <w:t xml:space="preserve">    """جدول وسيط يربط الموظف بسجلات الحضور"""</w:t>
+        <w:t>from datetime import date</w:t>
+        <w:br/>
+        <w:t>import json</w:t>
+        <w:br/>
+        <w:br/>
+        <w:br/>
+        <w:t>class TaxPolicy(SQLModel, table=True):</w:t>
+        <w:br/>
+        <w:t xml:space="preserve">    """سياسات ضريبية - شرائح متدرجة"""</w:t>
+        <w:br/>
+        <w:t xml:space="preserve">    __tablename__ = "tax_policy"</w:t>
+        <w:br/>
         <w:br/>
         <w:t xml:space="preserve">    id: Optional[int] = Field(default=None, primary_key=True)</w:t>
         <w:br/>
-        <w:t xml:space="preserve">    employee_id: int = Field(foreign_key="employee.id", index=True)</w:t>
-        <w:br/>
-        <w:t xml:space="preserve">    attendance_id: int = Field(foreign_key="attendancerecord.id", index=True)</w:t>
-        <w:br/>
-        <w:br/>
-        <w:t xml:space="preserve">    status: Optional[str] = None  # حاضر، غائب، متأخر</w:t>
+        <w:br/>
+        <w:t xml:space="preserve">    # 📌 بيانات السياسة</w:t>
+        <w:br/>
+        <w:t xml:space="preserve">    name: str  # اسم السياسة (مثلاً: "ضريبة الدخل 2025")</w:t>
+        <w:br/>
+        <w:t xml:space="preserve">    effective_from: date  # تاريخ بداية التطبيق</w:t>
+        <w:br/>
+        <w:t xml:space="preserve">    effective_to: Optional[date] = None  # تاريخ نهاية التطبيق (لو مؤقتة)</w:t>
+        <w:br/>
+        <w:br/>
+        <w:t xml:space="preserve">    # 🔧 الشرائح (JSON للمرونة)</w:t>
+        <w:br/>
+        <w:t xml:space="preserve">    brackets_json: str = Field(default="[]")</w:t>
+        <w:br/>
+        <w:br/>
+        <w:t xml:space="preserve">    notes: Optional[str] = None</w:t>
+        <w:br/>
+        <w:br/>
+        <w:t xml:space="preserve">    # 🛠️ دوال مساعدة لتحويل JSON إلى dict/list</w:t>
+        <w:br/>
+        <w:t xml:space="preserve">    def get_brackets(self):</w:t>
+        <w:br/>
+        <w:t xml:space="preserve">        return json.loads(self.brackets_json)</w:t>
+        <w:br/>
+        <w:br/>
+        <w:t xml:space="preserve">    def set_brackets(self, brackets):</w:t>
+        <w:br/>
+        <w:t xml:space="preserve">        self.brackets_json = json.dumps(brackets)</w:t>
         <w:br/>
       </w:r>
     </w:p>
@@ -2198,32 +2144,197 @@
         <w:pStyle w:val="Heading1"/>
       </w:pPr>
       <w:r>
-        <w:t>ملف: E:/خاص احمد جعفر/برمجة/مشاريع/hr_fastapi/app/models\levels\level1\employee++\Employee_BenefitRecord.py</w:t>
-      </w:r>
-    </w:p>
-    <w:p>
-      <w:r>
-        <w:t># File Path: E:/خاص احمد جعفر/برمجة/مشاريع/hr_fastapi/app/models/levels/level1/employee++/Employee_BenefitRecord.py</w:t>
-        <w:br/>
-        <w:t># File Name: Employee_BenefitRecord.py</w:t>
+        <w:t>ملف: E:/خاص احمد جعفر/برمجة/مشاريع/hr_fastapi/app/models\tenant.py</w:t>
+      </w:r>
+    </w:p>
+    <w:p>
+      <w:r>
+        <w:t># File Path: E:/خاص احمد جعفر/برمجة/مشاريع/hr_fastapi/app/models/tenant.py</w:t>
+        <w:br/>
+        <w:t># File Name: tenant.py</w:t>
         <w:br/>
         <w:t># -----------------------------------------</w:t>
         <w:br/>
         <w:br/>
-        <w:t>class EmployeeBenefit(SQLModel, table=True):</w:t>
-        <w:br/>
-        <w:t xml:space="preserve">    """جدول وسيط يربط الموظف بالبدلات"""</w:t>
+        <w:t>from sqlmodel import SQLModel, Field, Relationship</w:t>
+        <w:br/>
+        <w:t>from typing import Optional, List</w:t>
+        <w:br/>
+        <w:t>from datetime import datetime</w:t>
+        <w:br/>
+        <w:t>from enum import Enum</w:t>
+        <w:br/>
+        <w:br/>
+        <w:t>from app.models.project import Project</w:t>
+        <w:br/>
+        <w:br/>
+        <w:br/>
+        <w:t>class TenantStatus(str, Enum):</w:t>
+        <w:br/>
+        <w:t xml:space="preserve">    ACTIVE = "نشط"</w:t>
+        <w:br/>
+        <w:t xml:space="preserve">    INACTIVE = "معطل"</w:t>
+        <w:br/>
+        <w:t xml:space="preserve">    TRIAL = "تجريبي"</w:t>
+        <w:br/>
+        <w:t xml:space="preserve">    EXPIRED = "منتهي"</w:t>
+        <w:br/>
+        <w:br/>
+        <w:br/>
+        <w:t>class Tenant(SQLModel, table=True):</w:t>
+        <w:br/>
+        <w:t xml:space="preserve">    """المؤسسة / الشركة (Tenant)"""</w:t>
+        <w:br/>
+        <w:t xml:space="preserve">    __tablename__ = "tenant"</w:t>
+        <w:br/>
         <w:br/>
         <w:t xml:space="preserve">    id: Optional[int] = Field(default=None, primary_key=True)</w:t>
         <w:br/>
-        <w:t xml:space="preserve">    employee_id: int = Field(foreign_key="employee.id", index=True)</w:t>
-        <w:br/>
-        <w:t xml:space="preserve">    benefit_id: int = Field(foreign_key="benefitrecord.id", index=True)</w:t>
-        <w:br/>
-        <w:br/>
-        <w:t xml:space="preserve">    amount: Optional[float] = None</w:t>
-        <w:br/>
-        <w:t xml:space="preserve">    notes: Optional[str] = None</w:t>
+        <w:br/>
+        <w:t xml:space="preserve">    # 🏢 معلومات الشركة</w:t>
+        <w:br/>
+        <w:t xml:space="preserve">    name: str</w:t>
+        <w:br/>
+        <w:t xml:space="preserve">    code: Optional[str] = Field(default=None, unique=True)</w:t>
+        <w:br/>
+        <w:t xml:space="preserve">    legal_name: Optional[str] = None</w:t>
+        <w:br/>
+        <w:t xml:space="preserve">    industry: str = "مقاولات"</w:t>
+        <w:br/>
+        <w:br/>
+        <w:t xml:space="preserve">    # 📍 العنوان</w:t>
+        <w:br/>
+        <w:t xml:space="preserve">    address: Optional[str] = None</w:t>
+        <w:br/>
+        <w:t xml:space="preserve">    city: Optional[str] = None</w:t>
+        <w:br/>
+        <w:t xml:space="preserve">    governorate: Optional[str] = None</w:t>
+        <w:br/>
+        <w:t xml:space="preserve">    phone: Optional[str] = None</w:t>
+        <w:br/>
+        <w:t xml:space="preserve">    email: Optional[str] = None</w:t>
+        <w:br/>
+        <w:t xml:space="preserve">    tax_id: Optional[str] = None</w:t>
+        <w:br/>
+        <w:br/>
+        <w:t xml:space="preserve">    # 📌 الحالة والاشتراك</w:t>
+        <w:br/>
+        <w:t xml:space="preserve">    status: TenantStatus = TenantStatus.ACTIVE</w:t>
+        <w:br/>
+        <w:t xml:space="preserve">    subscription_type: str = "premium"</w:t>
+        <w:br/>
+        <w:t xml:space="preserve">    subscription_start: datetime = Field(default_factory=datetime.utcnow)</w:t>
+        <w:br/>
+        <w:t xml:space="preserve">    subscription_end: Optional[datetime] = None</w:t>
+        <w:br/>
+        <w:br/>
+        <w:t xml:space="preserve">    # 👤 المعلومات الإدارية</w:t>
+        <w:br/>
+        <w:t xml:space="preserve">    owner_name: Optional[str] = None</w:t>
+        <w:br/>
+        <w:t xml:space="preserve">    owner_phone: Optional[str] = None</w:t>
+        <w:br/>
+        <w:t xml:space="preserve">    owner_email: Optional[str] = None</w:t>
+        <w:br/>
+        <w:br/>
+        <w:t xml:space="preserve">    # 🕒 تتبع</w:t>
+        <w:br/>
+        <w:t xml:space="preserve">    created_at: datetime = Field(default_factory=datetime.utcnow)</w:t>
+        <w:br/>
+        <w:t xml:space="preserve">    updated_at: datetime = Field(default_factory=datetime.utcnow)</w:t>
+        <w:br/>
+        <w:t xml:space="preserve">    is_default: bool = False</w:t>
+        <w:br/>
+        <w:br/>
+        <w:t xml:space="preserve">    # 🔗 علاقات ORM</w:t>
+        <w:br/>
+        <w:t xml:space="preserve">    employees: List["Employee"] = Relationship(back_populates="tenant")</w:t>
+        <w:br/>
+        <w:t xml:space="preserve">    sites: List["Site"] = Relationship(back_populates="tenant")</w:t>
+        <w:br/>
+        <w:t xml:space="preserve">    projects: List["Project"] = Relationship(back_populates="tenant")</w:t>
+        <w:br/>
+        <w:t xml:space="preserve">    departments: List["Department"] = Relationship(back_populates="tenant")</w:t>
+        <w:br/>
+        <w:t xml:space="preserve">    cost_centers: List["CostCenter"] = Relationship(back_populates="tenant")</w:t>
+        <w:br/>
+        <w:t xml:space="preserve">    salaries: List["Salary"] = Relationship(back_populates="tenant")</w:t>
+        <w:br/>
+        <w:t xml:space="preserve">    attendances: List["Attendance"] = Relationship(back_populates="tenant")</w:t>
+        <w:br/>
+        <w:br/>
+        <w:br/>
+        <w:t># 🟢 موديلات Create / Update</w:t>
+        <w:br/>
+        <w:t>class TenantCreate(SQLModel):</w:t>
+        <w:br/>
+        <w:t xml:space="preserve">    name: str</w:t>
+        <w:br/>
+        <w:t xml:space="preserve">    code: Optional[str] = None</w:t>
+        <w:br/>
+        <w:t xml:space="preserve">    legal_name: Optional[str] = None</w:t>
+        <w:br/>
+        <w:t xml:space="preserve">    industry: Optional[str] = None</w:t>
+        <w:br/>
+        <w:t xml:space="preserve">    address: Optional[str] = None</w:t>
+        <w:br/>
+        <w:t xml:space="preserve">    city: Optional[str] = None</w:t>
+        <w:br/>
+        <w:t xml:space="preserve">    governorate: Optional[str] = None</w:t>
+        <w:br/>
+        <w:t xml:space="preserve">    phone: Optional[str] = None</w:t>
+        <w:br/>
+        <w:t xml:space="preserve">    email: Optional[str] = None</w:t>
+        <w:br/>
+        <w:t xml:space="preserve">    tax_id: Optional[str] = None</w:t>
+        <w:br/>
+        <w:t xml:space="preserve">    status: Optional[TenantStatus] = None</w:t>
+        <w:br/>
+        <w:t xml:space="preserve">    subscription_type: Optional[str] = None</w:t>
+        <w:br/>
+        <w:t xml:space="preserve">    subscription_end: Optional[datetime] = None</w:t>
+        <w:br/>
+        <w:t xml:space="preserve">    owner_name: Optional[str] = None</w:t>
+        <w:br/>
+        <w:t xml:space="preserve">    owner_phone: Optional[str] = None</w:t>
+        <w:br/>
+        <w:t xml:space="preserve">    owner_email: Optional[str] = None</w:t>
+        <w:br/>
+        <w:br/>
+        <w:br/>
+        <w:t>class TenantUpdate(SQLModel):</w:t>
+        <w:br/>
+        <w:t xml:space="preserve">    name: Optional[str] = None</w:t>
+        <w:br/>
+        <w:t xml:space="preserve">    code: Optional[str] = None</w:t>
+        <w:br/>
+        <w:t xml:space="preserve">    legal_name: Optional[str] = None</w:t>
+        <w:br/>
+        <w:t xml:space="preserve">    industry: Optional[str] = None</w:t>
+        <w:br/>
+        <w:t xml:space="preserve">    address: Optional[str] = None</w:t>
+        <w:br/>
+        <w:t xml:space="preserve">    city: Optional[str] = None</w:t>
+        <w:br/>
+        <w:t xml:space="preserve">    governorate: Optional[str] = None</w:t>
+        <w:br/>
+        <w:t xml:space="preserve">    phone: Optional[str] = None</w:t>
+        <w:br/>
+        <w:t xml:space="preserve">    email: Optional[str] = None</w:t>
+        <w:br/>
+        <w:t xml:space="preserve">    tax_id: Optional[str] = None</w:t>
+        <w:br/>
+        <w:t xml:space="preserve">    status: Optional[TenantStatus] = None</w:t>
+        <w:br/>
+        <w:t xml:space="preserve">    subscription_type: Optional[str] = None</w:t>
+        <w:br/>
+        <w:t xml:space="preserve">    subscription_end: Optional[datetime] = None</w:t>
+        <w:br/>
+        <w:t xml:space="preserve">    owner_name: Optional[str] = None</w:t>
+        <w:br/>
+        <w:t xml:space="preserve">    owner_phone: Optional[str] = None</w:t>
+        <w:br/>
+        <w:t xml:space="preserve">    owner_email: Optional[str] = None</w:t>
         <w:br/>
       </w:r>
     </w:p>
@@ -2237,14 +2348,14 @@
         <w:pStyle w:val="Heading1"/>
       </w:pPr>
       <w:r>
-        <w:t>ملف: E:/خاص احمد جعفر/برمجة/مشاريع/hr_fastapi/app/models\levels\level1\employee++\employee_certification.py</w:t>
-      </w:r>
-    </w:p>
-    <w:p>
-      <w:r>
-        <w:t># File Path: E:/خاص احمد جعفر/برمجة/مشاريع/hr_fastapi/app/models/levels/level1/employee++/employee_certification.py</w:t>
-        <w:br/>
-        <w:t># File Name: employee_certification.py</w:t>
+        <w:t>ملف: E:/خاص احمد جعفر/برمجة/مشاريع/hr_fastapi/app/models\user.py</w:t>
+      </w:r>
+    </w:p>
+    <w:p>
+      <w:r>
+        <w:t># File Path: E:/خاص احمد جعفر/برمجة/مشاريع/hr_fastapi/app/models/user.py</w:t>
+        <w:br/>
+        <w:t># File Name: user.py</w:t>
         <w:br/>
         <w:t># -----------------------------------------</w:t>
         <w:br/>
@@ -2253,27 +2364,20 @@
         <w:br/>
         <w:t>from typing import Optional</w:t>
         <w:br/>
-        <w:t>from datetime import date</w:t>
-        <w:br/>
-        <w:br/>
-        <w:br/>
-        <w:t>class EmployeeCertification(SQLModel, table=True):</w:t>
-        <w:br/>
-        <w:t xml:space="preserve">    """جدول وسيط يربط الموظف بالشهادات المهنية (Many-to-Many)"""</w:t>
-        <w:br/>
-        <w:br/>
-        <w:t xml:space="preserve">    id: Optional[int] = Field(default=None, primary_key=True)</w:t>
-        <w:br/>
-        <w:t xml:space="preserve">    employee_id: int = Field(foreign_key="employee.id", index=True)</w:t>
-        <w:br/>
-        <w:br/>
-        <w:t xml:space="preserve">    certificate_name: str  # اسم الشهادة (مثلاً: PMP، OSHA، CPA)</w:t>
-        <w:br/>
-        <w:t xml:space="preserve">    issued_by: Optional[str] = None  # الجهة المانحة</w:t>
-        <w:br/>
-        <w:t xml:space="preserve">    issue_date: Optional[date] = None</w:t>
-        <w:br/>
-        <w:t xml:space="preserve">    expiry_date: Optional[date] = None</w:t>
+        <w:br/>
+        <w:br/>
+        <w:t>class User(SQLModel, table=True):</w:t>
+        <w:br/>
+        <w:t xml:space="preserve">    """جدول المستخدمين اللي بيسجلوا دخول للنظام"""</w:t>
+        <w:br/>
+        <w:br/>
+        <w:t xml:space="preserve">    id: Optional[int] = Field(default=None, primary_key=True)  # معرف المستخدم</w:t>
+        <w:br/>
+        <w:t xml:space="preserve">    username: str  # اسم المستخدم</w:t>
+        <w:br/>
+        <w:t xml:space="preserve">    hashed_password: str  # كلمة المرور المشفرة</w:t>
+        <w:br/>
+        <w:t xml:space="preserve">    role: str = "user"  # نوع المستخدم (user أو admin)</w:t>
         <w:br/>
       </w:r>
     </w:p>
@@ -2287,35 +2391,197 @@
         <w:pStyle w:val="Heading1"/>
       </w:pPr>
       <w:r>
-        <w:t>ملف: E:/خاص احمد جعفر/برمجة/مشاريع/hr_fastapi/app/models\levels\level1\employee++\Employee_Configuration.py</w:t>
-      </w:r>
-    </w:p>
-    <w:p>
-      <w:r>
-        <w:t># File Path: E:/خاص احمد جعفر/برمجة/مشاريع/hr_fastapi/app/models/levels/level1/employee++/Employee_Configuration.py</w:t>
-        <w:br/>
-        <w:t># File Name: Employee_Configuration.py</w:t>
+        <w:t>ملف: E:/خاص احمد جعفر/برمجة/مشاريع/hr_fastapi/app/models\__init__.py</w:t>
+      </w:r>
+    </w:p>
+    <w:p>
+      <w:r>
+        <w:t># __init__.py داخل app/models</w:t>
         <w:br/>
         <w:t># -----------------------------------------</w:t>
         <w:br/>
-        <w:br/>
-        <w:t>from sqlmodel import SQLModel, Field</w:t>
-        <w:br/>
-        <w:t>from typing import Optional</w:t>
-        <w:br/>
-        <w:br/>
-        <w:t>class EmployeeConfiguration(SQLModel, table=True):</w:t>
-        <w:br/>
-        <w:t xml:space="preserve">    """جدول وسيط يربط الموظف بالإعدادات"""</w:t>
-        <w:br/>
-        <w:t xml:space="preserve">    id: Optional[int] = Field(default=None, primary_key=True)</w:t>
-        <w:br/>
-        <w:t xml:space="preserve">    employee_id: int = Field(foreign_key="employee.id", index=True)</w:t>
-        <w:br/>
-        <w:t xml:space="preserve">    config_id: int = Field(foreign_key="configuration.id", index=True)</w:t>
-        <w:br/>
-        <w:br/>
-        <w:t xml:space="preserve">    value: Optional[str] = None</w:t>
+        <w:t># الهدف: توحيد الاستيرادات لكل الموديلات علشان يبقى عندك نقطة نظام واضحة</w:t>
+        <w:br/>
+        <w:br/>
+        <w:t># 🟢 الموديلات الأساسية</w:t>
+        <w:br/>
+        <w:t>from .tenant import Tenant, TenantStatus</w:t>
+        <w:br/>
+        <w:t>from .site import Site</w:t>
+        <w:br/>
+        <w:t>from .project import Project</w:t>
+        <w:br/>
+        <w:t>from .cost_center import CostCenter</w:t>
+        <w:br/>
+        <w:t>from .department import Department</w:t>
+        <w:br/>
+        <w:t>from .employee import Employee, WorkStatus, InsuranceStatus, EmployeeStatus</w:t>
+        <w:br/>
+        <w:t>from .employee_details import EmployeeDetails</w:t>
+        <w:br/>
+        <w:t>from .attendance import Attendance</w:t>
+        <w:br/>
+        <w:t>from .salary import Salary, PayrollCategory</w:t>
+        <w:br/>
+        <w:t>from .salary_component import SalaryComponent, ComponentType</w:t>
+        <w:br/>
+        <w:t>from .salary_config import SalaryConfig</w:t>
+        <w:br/>
+        <w:t>from .company_config import CompanyConfig</w:t>
+        <w:br/>
+        <w:t>from .benefit import Benefit, BenefitType</w:t>
+        <w:br/>
+        <w:t>from .overtime import Overtime</w:t>
+        <w:br/>
+        <w:t>from .tax_policy import TaxPolicy</w:t>
+        <w:br/>
+        <w:t>from .user import User</w:t>
+        <w:br/>
+        <w:br/>
+        <w:t># 🟢 level1 → employee_plus</w:t>
+        <w:br/>
+        <w:t>from .levels.level1.employee_plus.Employee_AdvanceSalary import Employee_AdvanceSalary</w:t>
+        <w:br/>
+        <w:t>from .levels.level1.employee_plus.employee_asset import Employee_Asset</w:t>
+        <w:br/>
+        <w:t>from .levels.level1.employee_plus.Employee_Attendance import Employee_Attendance</w:t>
+        <w:br/>
+        <w:t>from .levels.level1.employee_plus.Employee_Benefit import Employee_Benefit</w:t>
+        <w:br/>
+        <w:t>from .levels.level1.employee_plus.employee_certification import Employee_Certification</w:t>
+        <w:br/>
+        <w:t>from .levels.level1.employee_plus.Employee_Configuration import Employee_Configuration</w:t>
+        <w:br/>
+        <w:t>from .levels.level1.employee_plus.Employee_CostCenter import Employee_CostCenter</w:t>
+        <w:br/>
+        <w:t>from .levels.level1.employee_plus.Employee_Deduction import Employee_Deduction</w:t>
+        <w:br/>
+        <w:t>from .levels.level1.employee_plus.employee_department import Employee_Department</w:t>
+        <w:br/>
+        <w:t>from .levels.level1.employee_plus.Employee_Disciplinary import Employee_Disciplinary</w:t>
+        <w:br/>
+        <w:t>from .levels.level1.employee_plus.employee_leave import Employee_Leave, LeaveType</w:t>
+        <w:br/>
+        <w:t>from .levels.level1.employee_plus.Employee_Loan import Employee_Loan</w:t>
+        <w:br/>
+        <w:t>from .levels.level1.employee_plus.Employee_PerformanceReview import Employee_PerformanceReview</w:t>
+        <w:br/>
+        <w:t>from .levels.level1.employee_plus.employee_policy import Employee_Policy</w:t>
+        <w:br/>
+        <w:t>from .levels.level1.employee_plus.employee_project import Employee_Project</w:t>
+        <w:br/>
+        <w:t>from .levels.level1.employee_plus.Employee_PublicHoliday import Employee_PublicHoliday</w:t>
+        <w:br/>
+        <w:t>from .levels.level1.employee_plus.Employee_Reward import Employee_Reward</w:t>
+        <w:br/>
+        <w:t>from .levels.level1.employee_plus.employee_role import Employee_Role</w:t>
+        <w:br/>
+        <w:t>from .levels.level1.employee_plus.Employee_Salary import Employee_Salary</w:t>
+        <w:br/>
+        <w:t>from .levels.level1.employee_plus.employee_skill import Employee_Skill</w:t>
+        <w:br/>
+        <w:t>from .levels.level1.employee_plus.Employee_Tenant import Employee_Tenant</w:t>
+        <w:br/>
+        <w:t>from .levels.level1.employee_plus.employee_training import Employee_Training</w:t>
+        <w:br/>
+        <w:t>from .levels.level1.employee_plus.Employee_User import Employee_User</w:t>
+        <w:br/>
+        <w:br/>
+        <w:t># 🟢 level1 → Intermediate</w:t>
+        <w:br/>
+        <w:t>from .levels.level1.Intermediate.Asset_Site import Asset_Site</w:t>
+        <w:br/>
+        <w:t>from .levels.level1.Intermediate.Department_Configuration import Department_Configuration</w:t>
+        <w:br/>
+        <w:t>from .levels.level1.Intermediate.Department_Policy import Department_Policy</w:t>
+        <w:br/>
+        <w:t>from .levels.level1.Intermediate.Department_Site import Department_Site</w:t>
+        <w:br/>
+        <w:t>from .levels.level1.Intermediate.Project_Asset import Project_Asset</w:t>
+        <w:br/>
+        <w:t>from .levels.level1.Intermediate.Project_Configuration import Project_Configuration</w:t>
+        <w:br/>
+        <w:t>from .levels.level1.Intermediate.Project_Department import Project_Department</w:t>
+        <w:br/>
+        <w:t>from .levels.level1.Intermediate.Project_Policy import Project_Policy</w:t>
+        <w:br/>
+        <w:t>from .levels.level1.Intermediate.project_site import Project_Site</w:t>
+        <w:br/>
+        <w:t>from .levels.level1.Intermediate.Tenant_Configuration import Tenant_Configuration</w:t>
+        <w:br/>
+        <w:t>from .levels.level1.Intermediate.Tenant_Department import Tenant_Department</w:t>
+        <w:br/>
+        <w:t>from .levels.level1.Intermediate.Tenant_Policy import Tenant_Policy</w:t>
+        <w:br/>
+        <w:t>from .levels.level1.Intermediate.Tenant_Site import Tenant_Site</w:t>
+        <w:br/>
+        <w:t>from .levels.level1.Intermediate.Training_Project import Training_Project</w:t>
+        <w:br/>
+        <w:br/>
+        <w:t># 🟢 level1 → units</w:t>
+        <w:br/>
+        <w:t>from .levels.level1.units.AdvanceSalary import AdvanceSalary</w:t>
+        <w:br/>
+        <w:t>from .levels.level1.units.DisciplinaryAction import DisciplinaryAction</w:t>
+        <w:br/>
+        <w:t>from .levels.level1.units.Loan import Loan</w:t>
+        <w:br/>
+        <w:t>from .levels.level1.units.PerformanceReview import PerformanceReview</w:t>
+        <w:br/>
+        <w:t>from .levels.level1.units.PublicHoliday import PublicHoliday</w:t>
+        <w:br/>
+        <w:t>from .levels.level1.units.Reward import Reward</w:t>
+        <w:br/>
+        <w:br/>
+        <w:t># 🟢 level2</w:t>
+        <w:br/>
+        <w:t>from .levels.level2.Employee_Asset_Site import Employee_Asset_Site</w:t>
+        <w:br/>
+        <w:t>from .levels.level2.Employee_Department_Role import Employee_Department_Role</w:t>
+        <w:br/>
+        <w:t>from .levels.level2.Employee_Department_Site import Employee_Department_Site</w:t>
+        <w:br/>
+        <w:t>from .levels.level2.Employee_Policy_CostCenter import Employee_Policy_CostCenter</w:t>
+        <w:br/>
+        <w:t>from .levels.level2.Employee_Project_CostCenter import Employee_Project_CostCenter</w:t>
+        <w:br/>
+        <w:t>from .levels.level2.Employee_Project_Site import Employee_Project_Site</w:t>
+        <w:br/>
+        <w:t>from .levels.level2.Employee_Site_Role import Employee_Site_Role</w:t>
+        <w:br/>
+        <w:t>from .levels.level2.Employee_Training_Certification import Employee_Training_Certification</w:t>
+        <w:br/>
+        <w:t>from .levels.level2.Project_Department_Policy import Project_Department_Policy</w:t>
+        <w:br/>
+        <w:t>from .levels.level2.Project_Employee_Role import Project_Employee_Role</w:t>
+        <w:br/>
+        <w:br/>
+        <w:t># 🟢 level3</w:t>
+        <w:br/>
+        <w:t>from .levels.level3.Employee_Asset_Project_Site import Employee_Asset_Project_Site</w:t>
+        <w:br/>
+        <w:t>from .levels.level3.Employee_Asset_Site_Role import Employee_Asset_Site_Role</w:t>
+        <w:br/>
+        <w:t>from .levels.level3.Employee_Project_Role_CostCenter import Employee_Project_Role_CostCenter</w:t>
+        <w:br/>
+        <w:t>from .levels.level3.Employee_Project_Site_CostCenter import Employee_Project_Site_CostCenter</w:t>
+        <w:br/>
+        <w:t>from .levels.level3.Employee_Project_Site_Department import Employee_Project_Site_Department</w:t>
+        <w:br/>
+        <w:t>from .levels.level3.Employee_Training_Certification_Project import Employee_Training_Certification_Project</w:t>
+        <w:br/>
+        <w:t>from .levels.level3.Employee_Training_Project_Site import Employee_Training_Project_Site</w:t>
+        <w:br/>
+        <w:t>from .levels.level3.Tenant_Site_Department_CostCenter import Tenant_Site_Department_CostCenter</w:t>
+        <w:br/>
+        <w:br/>
+        <w:t># 🟢 level4</w:t>
+        <w:br/>
+        <w:t>from .levels.level4.Employee_Asset_Project_Site_Role import Employee_Asset_Project_Site_Role</w:t>
+        <w:br/>
+        <w:t>from .levels.level4.Employee_Training_Certification_Project_Site import Employee_Training_Certification_Project_Site</w:t>
+        <w:br/>
+        <w:t>from .levels.level4.Tenant_Site_Department_CostCenter_Policy import Tenant_Site_Department_CostCenter_Policy</w:t>
         <w:br/>
       </w:r>
     </w:p>
@@ -2329,14 +2595,14 @@
         <w:pStyle w:val="Heading1"/>
       </w:pPr>
       <w:r>
-        <w:t>ملف: E:/خاص احمد جعفر/برمجة/مشاريع/hr_fastapi/app/models\levels\level1\employee++\Employee_DeductionRecord.py</w:t>
-      </w:r>
-    </w:p>
-    <w:p>
-      <w:r>
-        <w:t># File Path: E:/خاص احمد جعفر/برمجة/مشاريع/hr_fastapi/app/models/levels/level1/employee++/Employee_DeductionRecord.py</w:t>
-        <w:br/>
-        <w:t># File Name: Employee_DeductionRecord.py</w:t>
+        <w:t>ملف: E:/خاص احمد جعفر/برمجة/مشاريع/hr_fastapi/app/models\levels\level1\employee_plus\Employee_AdvanceSalary.py</w:t>
+      </w:r>
+    </w:p>
+    <w:p>
+      <w:r>
+        <w:t># File Path: E:/خاص احمد جعفر/برمجة/مشاريع/hr_fastapi/app/models/levels/level1/employee++/Employee_AdvanceSalary.py</w:t>
+        <w:br/>
+        <w:t># File Name: Employee_AdvanceSalary.py</w:t>
         <w:br/>
         <w:t># -----------------------------------------</w:t>
         <w:br/>
@@ -2346,20 +2612,18 @@
         <w:t>from typing import Optional</w:t>
         <w:br/>
         <w:br/>
-        <w:t>class EmployeeDeduction(SQLModel, table=True):</w:t>
-        <w:br/>
-        <w:t xml:space="preserve">    """جدول وسيط يربط الموظف بالخصومات"""</w:t>
+        <w:t>class Employee_AdvanceSalary(SQLModel, table=True):</w:t>
+        <w:br/>
+        <w:t xml:space="preserve">    """جدول وسيط يربط الموظف بالسلف"""</w:t>
         <w:br/>
         <w:t xml:space="preserve">    id: Optional[int] = Field(default=None, primary_key=True)</w:t>
         <w:br/>
         <w:t xml:space="preserve">    employee_id: int = Field(foreign_key="employee.id", index=True)</w:t>
         <w:br/>
-        <w:t xml:space="preserve">    deduction_id: int = Field(foreign_key="deductionrecord.id", index=True)</w:t>
-        <w:br/>
-        <w:br/>
-        <w:t xml:space="preserve">    amount: Optional[float] = None</w:t>
-        <w:br/>
-        <w:t xml:space="preserve">    reason: Optional[str] = None</w:t>
+        <w:t xml:space="preserve">    advance_id: int = Field(foreign_key="advancesalary.id", index=True)</w:t>
+        <w:br/>
+        <w:br/>
+        <w:t xml:space="preserve">    status: str = "قيد المراجعة"  # قيد المراجعة، موافق عليه، مرفوض</w:t>
         <w:br/>
       </w:r>
     </w:p>
@@ -2373,14 +2637,14 @@
         <w:pStyle w:val="Heading1"/>
       </w:pPr>
       <w:r>
-        <w:t>ملف: E:/خاص احمد جعفر/برمجة/مشاريع/hr_fastapi/app/models\levels\level1\employee++\employee_department.py</w:t>
-      </w:r>
-    </w:p>
-    <w:p>
-      <w:r>
-        <w:t># File Path: E:/خاص احمد جعفر/برمجة/مشاريع/hr_fastapi/app/models/levels/level1/employee++/employee_department.py</w:t>
-        <w:br/>
-        <w:t># File Name: employee_department.py</w:t>
+        <w:t>ملف: E:/خاص احمد جعفر/برمجة/مشاريع/hr_fastapi/app/models\levels\level1\employee_plus\employee_asset.py</w:t>
+      </w:r>
+    </w:p>
+    <w:p>
+      <w:r>
+        <w:t># File Path: E:/خاص احمد جعفر/برمجة/مشاريع/hr_fastapi/app/models/levels/level1/employee++/employee_asset.py</w:t>
+        <w:br/>
+        <w:t># File Name: employee_asset.py</w:t>
         <w:br/>
         <w:t># -----------------------------------------</w:t>
         <w:br/>
@@ -2393,25 +2657,23 @@
         <w:br/>
         <w:br/>
         <w:br/>
-        <w:t>class EmployeeDepartment(SQLModel, table=True):</w:t>
-        <w:br/>
-        <w:t xml:space="preserve">    """جدول وسيط يربط الموظف بالأقسام (Many-to-Many)"""</w:t>
+        <w:t>class Employee_Asset(SQLModel, table=True):</w:t>
+        <w:br/>
+        <w:t xml:space="preserve">    """جدول وسيط يربط الموظف بالأصول أو المعدات (Many-to-Many)"""</w:t>
         <w:br/>
         <w:br/>
         <w:t xml:space="preserve">    id: Optional[int] = Field(default=None, primary_key=True)</w:t>
         <w:br/>
         <w:t xml:space="preserve">    employee_id: int = Field(foreign_key="employee.id", index=True)</w:t>
         <w:br/>
-        <w:t xml:space="preserve">    department_id: int = Field(foreign_key="department.id", index=True)</w:t>
-        <w:br/>
-        <w:br/>
-        <w:t xml:space="preserve">    # 📌 بيانات إضافية عن العلاقة</w:t>
-        <w:br/>
-        <w:t xml:space="preserve">    role: Optional[str] = None  # دور الموظف في القسم (مثلاً: رئيس قسم، عضو فريق)</w:t>
-        <w:br/>
-        <w:t xml:space="preserve">    start_date: Optional[date] = None  # تاريخ بداية الانضمام للقسم</w:t>
-        <w:br/>
-        <w:t xml:space="preserve">    end_date: Optional[date] = None    # تاريخ نهاية الانضمام (لو انتقل لقسم آخر)</w:t>
+        <w:br/>
+        <w:t xml:space="preserve">    asset_name: str  # اسم الأصل أو المعدة (مثلاً: لابتوب، خوذة، سيارة)</w:t>
+        <w:br/>
+        <w:t xml:space="preserve">    assigned_date: Optional[date] = None</w:t>
+        <w:br/>
+        <w:t xml:space="preserve">    return_date: Optional[date] = None</w:t>
+        <w:br/>
+        <w:t xml:space="preserve">    notes: Optional[str] = None</w:t>
         <w:br/>
       </w:r>
     </w:p>
@@ -2425,14 +2687,14 @@
         <w:pStyle w:val="Heading1"/>
       </w:pPr>
       <w:r>
-        <w:t>ملف: E:/خاص احمد جعفر/برمجة/مشاريع/hr_fastapi/app/models\levels\level1\employee++\Employee_Disciplinary.py</w:t>
-      </w:r>
-    </w:p>
-    <w:p>
-      <w:r>
-        <w:t># File Path: E:/خاص احمد جعفر/برمجة/مشاريع/hr_fastapi/app/models/levels/level1/employee++/Employee_Disciplinary.py</w:t>
-        <w:br/>
-        <w:t># File Name: Employee_Disciplinary.py</w:t>
+        <w:t>ملف: E:/خاص احمد جعفر/برمجة/مشاريع/hr_fastapi/app/models\levels\level1\employee_plus\Employee_AttendanceRecord.py</w:t>
+      </w:r>
+    </w:p>
+    <w:p>
+      <w:r>
+        <w:t># File Path: E:/خاص احمد جعفر/برمجة/مشاريع/hr_fastapi/app/models/levels/level1/employee++/Employee_Attendance.py</w:t>
+        <w:br/>
+        <w:t># File Name: Employee_Attendance.py</w:t>
         <w:br/>
         <w:t># -----------------------------------------</w:t>
         <w:br/>
@@ -2442,18 +2704,18 @@
         <w:t>from typing import Optional</w:t>
         <w:br/>
         <w:br/>
-        <w:t>class EmployeeDisciplinary(SQLModel, table=True):</w:t>
-        <w:br/>
-        <w:t xml:space="preserve">    """جدول وسيط يربط الموظف بالعقوبات"""</w:t>
+        <w:t>class Employee_Attendance(SQLModel, table=True):</w:t>
+        <w:br/>
+        <w:t xml:space="preserve">    """جدول وسيط يربط الموظف بسجلات الحضور"""</w:t>
         <w:br/>
         <w:t xml:space="preserve">    id: Optional[int] = Field(default=None, primary_key=True)</w:t>
         <w:br/>
         <w:t xml:space="preserve">    employee_id: int = Field(foreign_key="employee.id", index=True)</w:t>
         <w:br/>
-        <w:t xml:space="preserve">    action_id: int = Field(foreign_key="disciplinaryaction.id", index=True)</w:t>
-        <w:br/>
-        <w:br/>
-        <w:t xml:space="preserve">    severity: Optional[str] = None  # بسيطة، متوسطة، شديدة</w:t>
+        <w:t xml:space="preserve">    attendance_id: int = Field(foreign_key="attendance.id", index=True)</w:t>
+        <w:br/>
+        <w:br/>
+        <w:t xml:space="preserve">    status: Optional[str] = None  # حاضر، غائب، متأخر</w:t>
         <w:br/>
       </w:r>
     </w:p>
@@ -2467,64 +2729,35 @@
         <w:pStyle w:val="Heading1"/>
       </w:pPr>
       <w:r>
-        <w:t>ملف: E:/خاص احمد جعفر/برمجة/مشاريع/hr_fastapi/app/models\levels\level1\employee++\employee_leave.py</w:t>
-      </w:r>
-    </w:p>
-    <w:p>
-      <w:r>
-        <w:t># File Path: E:/خاص احمد جعفر/برمجة/مشاريع/hr_fastapi/app/models/levels/level1/employee++/employee_leave.py</w:t>
-        <w:br/>
-        <w:t># File Name: employee_leave.py</w:t>
+        <w:t>ملف: E:/خاص احمد جعفر/برمجة/مشاريع/hr_fastapi/app/models\levels\level1\employee_plus\Employee_BenefitRecord.py</w:t>
+      </w:r>
+    </w:p>
+    <w:p>
+      <w:r>
+        <w:t>from typing import Optional</w:t>
+        <w:br/>
+        <w:t>from sqlmodel import SQLModel, Field, Relationship</w:t>
+        <w:br/>
+        <w:br/>
+        <w:t># File Path: E:/خاص احمد جعفر/برمجة/مشاريع/hr_fastapi/app/models/levels/level1/employee++/Employee_Benefit.py</w:t>
+        <w:br/>
+        <w:t># File Name: Employee_Benefit.py</w:t>
         <w:br/>
         <w:t># -----------------------------------------</w:t>
         <w:br/>
         <w:br/>
-        <w:t>from sqlmodel import SQLModel, Field</w:t>
-        <w:br/>
-        <w:t>from typing import Optional</w:t>
-        <w:br/>
-        <w:t>from datetime import date</w:t>
-        <w:br/>
-        <w:t>from enum import Enum</w:t>
-        <w:br/>
-        <w:br/>
-        <w:br/>
-        <w:t>class LeaveType(str, Enum):</w:t>
-        <w:br/>
-        <w:t xml:space="preserve">    """أنواع الإجازات"""</w:t>
-        <w:br/>
-        <w:t xml:space="preserve">    ANNUAL = "سنوية"</w:t>
-        <w:br/>
-        <w:t xml:space="preserve">    SICK = "مرضية"</w:t>
-        <w:br/>
-        <w:t xml:space="preserve">    EMERGENCY = "طارئة"</w:t>
-        <w:br/>
-        <w:t xml:space="preserve">    UNPAID = "بدون مرتب"</w:t>
-        <w:br/>
-        <w:t xml:space="preserve">    OTHER = "أخرى"</w:t>
-        <w:br/>
-        <w:br/>
-        <w:br/>
-        <w:t>class EmployeeLeave(SQLModel, table=True):</w:t>
-        <w:br/>
-        <w:t xml:space="preserve">    """جدول وسيط يربط الموظف بالإجازات (Many-to-Many)"""</w:t>
-        <w:br/>
+        <w:t>class Employee_Benefit(SQLModel, table=True):</w:t>
+        <w:br/>
+        <w:t xml:space="preserve">    """جدول وسيط يربط الموظف بالبدلات"""</w:t>
         <w:br/>
         <w:t xml:space="preserve">    id: Optional[int] = Field(default=None, primary_key=True)</w:t>
         <w:br/>
         <w:t xml:space="preserve">    employee_id: int = Field(foreign_key="employee.id", index=True)</w:t>
         <w:br/>
-        <w:br/>
-        <w:t xml:space="preserve">    leave_type: LeaveType</w:t>
-        <w:br/>
-        <w:t xml:space="preserve">    start_date: date</w:t>
-        <w:br/>
-        <w:t xml:space="preserve">    end_date: date</w:t>
-        <w:br/>
-        <w:br/>
-        <w:t xml:space="preserve">    # 📌 بيانات إضافية</w:t>
-        <w:br/>
-        <w:t xml:space="preserve">    approved_by: Optional[str] = None  # اسم المدير اللي وافق</w:t>
+        <w:t xml:space="preserve">    benefit_id: int = Field(foreign_key="benefit.id", index=True)</w:t>
+        <w:br/>
+        <w:br/>
+        <w:t xml:space="preserve">    amount: Optional[float] = None</w:t>
         <w:br/>
         <w:t xml:space="preserve">    notes: Optional[str] = None</w:t>
         <w:br/>
@@ -2540,14 +2773,14 @@
         <w:pStyle w:val="Heading1"/>
       </w:pPr>
       <w:r>
-        <w:t>ملف: E:/خاص احمد جعفر/برمجة/مشاريع/hr_fastapi/app/models\levels\level1\employee++\Employee_Loan.py</w:t>
-      </w:r>
-    </w:p>
-    <w:p>
-      <w:r>
-        <w:t># File Path: E:/خاص احمد جعفر/برمجة/مشاريع/hr_fastapi/app/models/levels/level1/employee++/Employee_Loan.py</w:t>
-        <w:br/>
-        <w:t># File Name: Employee_Loan.py</w:t>
+        <w:t>ملف: E:/خاص احمد جعفر/برمجة/مشاريع/hr_fastapi/app/models\levels\level1\employee_plus\employee_certification.py</w:t>
+      </w:r>
+    </w:p>
+    <w:p>
+      <w:r>
+        <w:t># File Path: E:/خاص احمد جعفر/برمجة/مشاريع/hr_fastapi/app/models/levels/level1/employee++/employee_certification.py</w:t>
+        <w:br/>
+        <w:t># File Name: employee_certification.py</w:t>
         <w:br/>
         <w:t># -----------------------------------------</w:t>
         <w:br/>
@@ -2556,19 +2789,27 @@
         <w:br/>
         <w:t>from typing import Optional</w:t>
         <w:br/>
-        <w:br/>
-        <w:t>class EmployeeLoan(SQLModel, table=True):</w:t>
-        <w:br/>
-        <w:t xml:space="preserve">    """جدول وسيط يربط الموظف بالقروض"""</w:t>
+        <w:t>from datetime import date</w:t>
+        <w:br/>
+        <w:br/>
+        <w:br/>
+        <w:t>class Employee_Certification(SQLModel, table=True):</w:t>
+        <w:br/>
+        <w:t xml:space="preserve">    """جدول وسيط يربط الموظف بالشهادات المهنية (Many-to-Many)"""</w:t>
+        <w:br/>
         <w:br/>
         <w:t xml:space="preserve">    id: Optional[int] = Field(default=None, primary_key=True)</w:t>
         <w:br/>
         <w:t xml:space="preserve">    employee_id: int = Field(foreign_key="employee.id", index=True)</w:t>
         <w:br/>
-        <w:t xml:space="preserve">    loan_id: int = Field(foreign_key="loan.id", index=True)</w:t>
-        <w:br/>
-        <w:br/>
-        <w:t xml:space="preserve">    status: str = "نشط"  # نشط، مسدد، متأخر</w:t>
+        <w:br/>
+        <w:t xml:space="preserve">    certificate_name: str  # اسم الشهادة (مثلاً: PMP، OSHA، CPA)</w:t>
+        <w:br/>
+        <w:t xml:space="preserve">    issued_by: Optional[str] = None  # الجهة المانحة</w:t>
+        <w:br/>
+        <w:t xml:space="preserve">    issue_date: Optional[date] = None</w:t>
+        <w:br/>
+        <w:t xml:space="preserve">    expiry_date: Optional[date] = None</w:t>
         <w:br/>
       </w:r>
     </w:p>
@@ -2582,14 +2823,14 @@
         <w:pStyle w:val="Heading1"/>
       </w:pPr>
       <w:r>
-        <w:t>ملف: E:/خاص احمد جعفر/برمجة/مشاريع/hr_fastapi/app/models\levels\level1\employee++\Employee_PerformanceReview.py</w:t>
-      </w:r>
-    </w:p>
-    <w:p>
-      <w:r>
-        <w:t># File Path: E:/خاص احمد جعفر/برمجة/مشاريع/hr_fastapi/app/models/levels/level1/employee++/Employee_PerformanceReview.py</w:t>
-        <w:br/>
-        <w:t># File Name: Employee_PerformanceReview.py</w:t>
+        <w:t>ملف: E:/خاص احمد جعفر/برمجة/مشاريع/hr_fastapi/app/models\levels\level1\employee_plus\Employee_Configuration.py</w:t>
+      </w:r>
+    </w:p>
+    <w:p>
+      <w:r>
+        <w:t># File Path: E:/خاص احمد جعفر/برمجة/مشاريع/hr_fastapi/app/models/levels/level1/employee++/Employee_Configuration.py</w:t>
+        <w:br/>
+        <w:t># File Name: Employee_Configuration.py</w:t>
         <w:br/>
         <w:t># -----------------------------------------</w:t>
         <w:br/>
@@ -2599,18 +2840,19 @@
         <w:t>from typing import Optional</w:t>
         <w:br/>
         <w:br/>
-        <w:t>class EmployeePerformance(SQLModel, table=True):</w:t>
-        <w:br/>
-        <w:t xml:space="preserve">    """جدول وسيط يربط الموظف بتقييمات الأداء"""</w:t>
+        <w:t>class EmployeeConfiguration(SQLModel, table=True):</w:t>
+        <w:br/>
+        <w:t xml:space="preserve">    __tablename__ = "employee_configuration"</w:t>
+        <w:br/>
         <w:br/>
         <w:t xml:space="preserve">    id: Optional[int] = Field(default=None, primary_key=True)</w:t>
         <w:br/>
         <w:t xml:space="preserve">    employee_id: int = Field(foreign_key="employee.id", index=True)</w:t>
         <w:br/>
-        <w:t xml:space="preserve">    review_id: int = Field(foreign_key="performancereview.id", index=True)</w:t>
-        <w:br/>
-        <w:br/>
-        <w:t xml:space="preserve">    final_score: Optional[float] = None</w:t>
+        <w:t xml:space="preserve">    company_config_id: int = Field(foreign_key="companyconfig.id", index=True)</w:t>
+        <w:br/>
+        <w:br/>
+        <w:t xml:space="preserve">    custom_value: Optional[str] = None</w:t>
         <w:br/>
       </w:r>
     </w:p>
@@ -2624,14 +2866,14 @@
         <w:pStyle w:val="Heading1"/>
       </w:pPr>
       <w:r>
-        <w:t>ملف: E:/خاص احمد جعفر/برمجة/مشاريع/hr_fastapi/app/models\levels\level1\employee++\employee_policy.py</w:t>
-      </w:r>
-    </w:p>
-    <w:p>
-      <w:r>
-        <w:t># File Path: E:/خاص احمد جعفر/برمجة/مشاريع/hr_fastapi/app/models/levels/level1/employee++/employee_policy.py</w:t>
-        <w:br/>
-        <w:t># File Name: employee_policy.py</w:t>
+        <w:t>ملف: E:/خاص احمد جعفر/برمجة/مشاريع/hr_fastapi/app/models\levels\level1\employee_plus\Employee_DeductionRecord.py</w:t>
+      </w:r>
+    </w:p>
+    <w:p>
+      <w:r>
+        <w:t># File Path: E:/خاص احمد جعفر/برمجة/مشاريع/hr_fastapi/app/models/levels/level1/employee++/Employee_Deduction.py</w:t>
+        <w:br/>
+        <w:t># File Name: Employee_Deduction.py</w:t>
         <w:br/>
         <w:t># -----------------------------------------</w:t>
         <w:br/>
@@ -2640,29 +2882,21 @@
         <w:br/>
         <w:t>from typing import Optional</w:t>
         <w:br/>
-        <w:t>from datetime import date</w:t>
-        <w:br/>
-        <w:br/>
-        <w:br/>
-        <w:t>class EmployeePolicy(SQLModel, table=True):</w:t>
-        <w:br/>
-        <w:t xml:space="preserve">    """جدول وسيط يربط الموظف بالسياسات الضريبية (Many-to-Many)"""</w:t>
-        <w:br/>
+        <w:br/>
+        <w:t>class Employee_Deduction(SQLModel, table=True):</w:t>
+        <w:br/>
+        <w:t xml:space="preserve">    """جدول وسيط يربط الموظف بالخصومات"""</w:t>
         <w:br/>
         <w:t xml:space="preserve">    id: Optional[int] = Field(default=None, primary_key=True)</w:t>
         <w:br/>
         <w:t xml:space="preserve">    employee_id: int = Field(foreign_key="employee.id", index=True)</w:t>
         <w:br/>
-        <w:t xml:space="preserve">    tax_policy_id: int = Field(foreign_key="taxpolicy.id", index=True)</w:t>
-        <w:br/>
-        <w:br/>
-        <w:t xml:space="preserve">    # 📌 بيانات إضافية عن العلاقة</w:t>
-        <w:br/>
-        <w:t xml:space="preserve">    effective_from: Optional[date] = None  # تاريخ بداية تطبيق السياسة على الموظف</w:t>
-        <w:br/>
-        <w:t xml:space="preserve">    effective_to: Optional[date] = None    # تاريخ نهاية تطبيق السياسة (لو مؤقتة)</w:t>
-        <w:br/>
-        <w:t xml:space="preserve">    notes: Optional[str] = None            # ملاحظات إضافية</w:t>
+        <w:t xml:space="preserve">    deduction_id: int = Field(foreign_key="deduction.id", index=True)</w:t>
+        <w:br/>
+        <w:br/>
+        <w:t xml:space="preserve">    amount: Optional[float] = None</w:t>
+        <w:br/>
+        <w:t xml:space="preserve">    reason: Optional[str] = None</w:t>
         <w:br/>
       </w:r>
     </w:p>
@@ -2676,14 +2910,14 @@
         <w:pStyle w:val="Heading1"/>
       </w:pPr>
       <w:r>
-        <w:t>ملف: E:/خاص احمد جعفر/برمجة/مشاريع/hr_fastapi/app/models\levels\level1\employee++\employee_project.py</w:t>
-      </w:r>
-    </w:p>
-    <w:p>
-      <w:r>
-        <w:t># File Path: E:/خاص احمد جعفر/برمجة/مشاريع/hr_fastapi/app/models/levels/level1/employee++/employee_project.py</w:t>
-        <w:br/>
-        <w:t># File Name: employee_project.py</w:t>
+        <w:t>ملف: E:/خاص احمد جعفر/برمجة/مشاريع/hr_fastapi/app/models\levels\level1\employee_plus\employee_department.py</w:t>
+      </w:r>
+    </w:p>
+    <w:p>
+      <w:r>
+        <w:t># File Path: E:/خاص احمد جعفر/برمجة/مشاريع/hr_fastapi/app/models/levels/level1/employee++/employee_department.py</w:t>
+        <w:br/>
+        <w:t># File Name: employee_department.py</w:t>
         <w:br/>
         <w:t># -----------------------------------------</w:t>
         <w:br/>
@@ -2696,25 +2930,25 @@
         <w:br/>
         <w:br/>
         <w:br/>
-        <w:t>class EmployeeProject(SQLModel, table=True):</w:t>
-        <w:br/>
-        <w:t xml:space="preserve">    """جدول وسيط يربط الموظف بالمشروعات (Many-to-Many)"""</w:t>
+        <w:t>class Employee_Department(SQLModel, table=True):</w:t>
+        <w:br/>
+        <w:t xml:space="preserve">    """جدول وسيط يربط الموظف بالأقسام (Many-to-Many)"""</w:t>
         <w:br/>
         <w:br/>
         <w:t xml:space="preserve">    id: Optional[int] = Field(default=None, primary_key=True)</w:t>
         <w:br/>
         <w:t xml:space="preserve">    employee_id: int = Field(foreign_key="employee.id", index=True)</w:t>
         <w:br/>
-        <w:t xml:space="preserve">    project_id: int = Field(foreign_key="project.id", index=True)</w:t>
+        <w:t xml:space="preserve">    department_id: int = Field(foreign_key="department.id", index=True)</w:t>
         <w:br/>
         <w:br/>
         <w:t xml:space="preserve">    # 📌 بيانات إضافية عن العلاقة</w:t>
         <w:br/>
-        <w:t xml:space="preserve">    role: Optional[str] = None  # دور الموظف في المشروع (مهندس، مشرف، عامل...)</w:t>
-        <w:br/>
-        <w:t xml:space="preserve">    start_date: Optional[date] = None  # تاريخ بداية العمل في المشروع</w:t>
-        <w:br/>
-        <w:t xml:space="preserve">    end_date: Optional[date] = None    # تاريخ نهاية العمل في المشروع (لو انتهى)</w:t>
+        <w:t xml:space="preserve">    role: Optional[str] = None  # دور الموظف في القسم (مثلاً: رئيس قسم، عضو فريق)</w:t>
+        <w:br/>
+        <w:t xml:space="preserve">    start_date: Optional[date] = None  # تاريخ بداية الانضمام للقسم</w:t>
+        <w:br/>
+        <w:t xml:space="preserve">    end_date: Optional[date] = None    # تاريخ نهاية الانضمام (لو انتقل لقسم آخر)</w:t>
         <w:br/>
       </w:r>
     </w:p>
@@ -2728,14 +2962,14 @@
         <w:pStyle w:val="Heading1"/>
       </w:pPr>
       <w:r>
-        <w:t>ملف: E:/خاص احمد جعفر/برمجة/مشاريع/hr_fastapi/app/models\levels\level1\employee++\Employee_PublicHoliday.py</w:t>
-      </w:r>
-    </w:p>
-    <w:p>
-      <w:r>
-        <w:t># File Path: E:/خاص احمد جعفر/برمجة/مشاريع/hr_fastapi/app/models/levels/level1/employee++/Employee_PublicHoliday.py</w:t>
-        <w:br/>
-        <w:t># File Name: Employee_PublicHoliday.py</w:t>
+        <w:t>ملف: E:/خاص احمد جعفر/برمجة/مشاريع/hr_fastapi/app/models\levels\level1\employee_plus\Employee_Disciplinary.py</w:t>
+      </w:r>
+    </w:p>
+    <w:p>
+      <w:r>
+        <w:t># File Path: E:/خاص احمد جعفر/برمجة/مشاريع/hr_fastapi/app/models/levels/level1/employee++/Employee_Disciplinary.py</w:t>
+        <w:br/>
+        <w:t># File Name: Employee_Disciplinary.py</w:t>
         <w:br/>
         <w:t># -----------------------------------------</w:t>
         <w:br/>
@@ -2745,20 +2979,18 @@
         <w:t>from typing import Optional</w:t>
         <w:br/>
         <w:br/>
-        <w:t>class EmployeeHoliday(SQLModel, table=True):</w:t>
-        <w:br/>
-        <w:t xml:space="preserve">    """جدول وسيط يربط الموظف بالإجازات الرسمية"""</w:t>
+        <w:t>class Employee_Disciplinary(SQLModel, table=True):</w:t>
+        <w:br/>
+        <w:t xml:space="preserve">    """جدول وسيط يربط الموظف بالعقوبات"""</w:t>
         <w:br/>
         <w:t xml:space="preserve">    id: Optional[int] = Field(default=None, primary_key=True)</w:t>
         <w:br/>
         <w:t xml:space="preserve">    employee_id: int = Field(foreign_key="employee.id", index=True)</w:t>
         <w:br/>
-        <w:t xml:space="preserve">    holiday_id: int = Field(foreign_key="publicholiday.id", index=True)</w:t>
-        <w:br/>
-        <w:br/>
-        <w:t xml:space="preserve">    is_paid: bool = True</w:t>
-        <w:br/>
-        <w:t xml:space="preserve">    notes: Optional[str] = None</w:t>
+        <w:t xml:space="preserve">    action_id: int = Field(foreign_key="disciplinaryaction.id", index=True)</w:t>
+        <w:br/>
+        <w:br/>
+        <w:t xml:space="preserve">    severity: Optional[str] = None  # بسيطة، متوسطة، شديدة</w:t>
         <w:br/>
       </w:r>
     </w:p>
@@ -2772,14 +3004,14 @@
         <w:pStyle w:val="Heading1"/>
       </w:pPr>
       <w:r>
-        <w:t>ملف: E:/خاص احمد جعفر/برمجة/مشاريع/hr_fastapi/app/models\levels\level1\employee++\Employee_Reward.py</w:t>
-      </w:r>
-    </w:p>
-    <w:p>
-      <w:r>
-        <w:t># File Path: E:/خاص احمد جعفر/برمجة/مشاريع/hr_fastapi/app/models/levels/level1/employee++/Employee_Reward.py</w:t>
-        <w:br/>
-        <w:t># File Name: Employee_Reward.py</w:t>
+        <w:t>ملف: E:/خاص احمد جعفر/برمجة/مشاريع/hr_fastapi/app/models\levels\level1\employee_plus\employee_leave.py</w:t>
+      </w:r>
+    </w:p>
+    <w:p>
+      <w:r>
+        <w:t># File Path: app/models/levels/level1/employee_plus/employee_leave.py</w:t>
+        <w:br/>
+        <w:t># File Name: employee_leave.py</w:t>
         <w:br/>
         <w:t># -----------------------------------------</w:t>
         <w:br/>
@@ -2788,19 +3020,50 @@
         <w:br/>
         <w:t>from typing import Optional</w:t>
         <w:br/>
-        <w:br/>
-        <w:t>class EmployeeReward(SQLModel, table=True):</w:t>
-        <w:br/>
-        <w:t xml:space="preserve">    """جدول وسيط يربط الموظف بالمكافآت"""</w:t>
+        <w:t>from datetime import date</w:t>
+        <w:br/>
+        <w:t>from enum import Enum</w:t>
+        <w:br/>
+        <w:br/>
+        <w:br/>
+        <w:t>class LeaveType(str, Enum):</w:t>
+        <w:br/>
+        <w:t xml:space="preserve">    """أنواع الإجازات"""</w:t>
+        <w:br/>
+        <w:t xml:space="preserve">    ANNUAL = "سنوية"</w:t>
+        <w:br/>
+        <w:t xml:space="preserve">    SICK = "مرضية"</w:t>
+        <w:br/>
+        <w:t xml:space="preserve">    EMERGENCY = "طارئة"</w:t>
+        <w:br/>
+        <w:t xml:space="preserve">    UNPAID = "بدون مرتب"</w:t>
+        <w:br/>
+        <w:t xml:space="preserve">    OTHER = "أخرى"</w:t>
+        <w:br/>
+        <w:br/>
+        <w:br/>
+        <w:t>class Employee_Leave(SQLModel, table=True):</w:t>
+        <w:br/>
+        <w:t xml:space="preserve">    """جدول وسيط يربط الموظف بالإجازات (Many-to-Many)"""</w:t>
+        <w:br/>
         <w:br/>
         <w:t xml:space="preserve">    id: Optional[int] = Field(default=None, primary_key=True)</w:t>
         <w:br/>
         <w:t xml:space="preserve">    employee_id: int = Field(foreign_key="employee.id", index=True)</w:t>
         <w:br/>
-        <w:t xml:space="preserve">    reward_id: int = Field(foreign_key="reward.id", index=True)</w:t>
-        <w:br/>
-        <w:br/>
-        <w:t xml:space="preserve">    reason: Optional[str] = None</w:t>
+        <w:br/>
+        <w:t xml:space="preserve">    leave_type: LeaveType</w:t>
+        <w:br/>
+        <w:t xml:space="preserve">    start_date: date</w:t>
+        <w:br/>
+        <w:t xml:space="preserve">    end_date: date</w:t>
+        <w:br/>
+        <w:br/>
+        <w:t xml:space="preserve">    # 📌 بيانات إضافية</w:t>
+        <w:br/>
+        <w:t xml:space="preserve">    approved_by: Optional[str] = None  # اسم المدير اللي وافق</w:t>
+        <w:br/>
+        <w:t xml:space="preserve">    notes: Optional[str] = None</w:t>
         <w:br/>
       </w:r>
     </w:p>
@@ -2814,14 +3077,14 @@
         <w:pStyle w:val="Heading1"/>
       </w:pPr>
       <w:r>
-        <w:t>ملف: E:/خاص احمد جعفر/برمجة/مشاريع/hr_fastapi/app/models\levels\level1\employee++\employee_role.py</w:t>
-      </w:r>
-    </w:p>
-    <w:p>
-      <w:r>
-        <w:t># File Path: E:/خاص احمد جعفر/برمجة/مشاريع/hr_fastapi/app/models/levels/level1/employee++/employee_role.py</w:t>
-        <w:br/>
-        <w:t># File Name: employee_role.py</w:t>
+        <w:t>ملف: E:/خاص احمد جعفر/برمجة/مشاريع/hr_fastapi/app/models\levels\level1\employee_plus\Employee_Loan.py</w:t>
+      </w:r>
+    </w:p>
+    <w:p>
+      <w:r>
+        <w:t># File Path: E:/خاص احمد جعفر/برمجة/مشاريع/hr_fastapi/app/models/levels/level1/employee++/Employee_Loan.py</w:t>
+        <w:br/>
+        <w:t># File Name: Employee_Loan.py</w:t>
         <w:br/>
         <w:t># -----------------------------------------</w:t>
         <w:br/>
@@ -2830,25 +3093,19 @@
         <w:br/>
         <w:t>from typing import Optional</w:t>
         <w:br/>
-        <w:t>from datetime import date</w:t>
-        <w:br/>
-        <w:br/>
-        <w:br/>
-        <w:t>class EmployeeRole(SQLModel, table=True):</w:t>
-        <w:br/>
-        <w:t xml:space="preserve">    """جدول وسيط يربط الموظف بالأدوار أو الصلاحيات (Many-to-Many)"""</w:t>
-        <w:br/>
+        <w:br/>
+        <w:t>class Employee_Loan(SQLModel, table=True):</w:t>
+        <w:br/>
+        <w:t xml:space="preserve">    """جدول وسيط يربط الموظف بالقروض"""</w:t>
         <w:br/>
         <w:t xml:space="preserve">    id: Optional[int] = Field(default=None, primary_key=True)</w:t>
         <w:br/>
         <w:t xml:space="preserve">    employee_id: int = Field(foreign_key="employee.id", index=True)</w:t>
         <w:br/>
-        <w:br/>
-        <w:t xml:space="preserve">    role_name: str  # اسم الدور (مثلاً: مشرف، مدير مشروع، مسؤول موارد بشرية)</w:t>
-        <w:br/>
-        <w:t xml:space="preserve">    start_date: Optional[date] = None</w:t>
-        <w:br/>
-        <w:t xml:space="preserve">    end_date: Optional[date] = None</w:t>
+        <w:t xml:space="preserve">    loan_id: int = Field(foreign_key="loan.id", index=True)</w:t>
+        <w:br/>
+        <w:br/>
+        <w:t xml:space="preserve">    status: str = "نشط"  # نشط، مسدد، متأخر</w:t>
         <w:br/>
       </w:r>
     </w:p>
@@ -2862,14 +3119,14 @@
         <w:pStyle w:val="Heading1"/>
       </w:pPr>
       <w:r>
-        <w:t>ملف: E:/خاص احمد جعفر/برمجة/مشاريع/hr_fastapi/app/models\levels\level1\employee++\Employee_SalaryRecord.py</w:t>
-      </w:r>
-    </w:p>
-    <w:p>
-      <w:r>
-        <w:t># File Path: E:/خاص احمد جعفر/برمجة/مشاريع/hr_fastapi/app/models/levels/level1/employee++/Employee_SalaryRecord.py</w:t>
-        <w:br/>
-        <w:t># File Name: Employee_SalaryRecord.py</w:t>
+        <w:t>ملف: E:/خاص احمد جعفر/برمجة/مشاريع/hr_fastapi/app/models\levels\level1\employee_plus\Employee_PerformanceReview.py</w:t>
+      </w:r>
+    </w:p>
+    <w:p>
+      <w:r>
+        <w:t># File Path: E:/خاص احمد جعفر/برمجة/مشاريع/hr_fastapi/app/models/levels/level1/employee++/Employee_PerformanceReview.py</w:t>
+        <w:br/>
+        <w:t># File Name: Employee_PerformanceReview.py</w:t>
         <w:br/>
         <w:t># -----------------------------------------</w:t>
         <w:br/>
@@ -2879,20 +3136,18 @@
         <w:t>from typing import Optional</w:t>
         <w:br/>
         <w:br/>
-        <w:t>class EmployeeSalary(SQLModel, table=True):</w:t>
-        <w:br/>
-        <w:t xml:space="preserve">    """جدول وسيط يربط الموظف بسجلات الرواتب"""</w:t>
+        <w:t>class Employee_PerformanceReview(SQLModel, table=True):</w:t>
+        <w:br/>
+        <w:t xml:space="preserve">    """جدول وسيط يربط الموظف بتقييمات الأداء"""</w:t>
         <w:br/>
         <w:t xml:space="preserve">    id: Optional[int] = Field(default=None, primary_key=True)</w:t>
         <w:br/>
         <w:t xml:space="preserve">    employee_id: int = Field(foreign_key="employee.id", index=True)</w:t>
         <w:br/>
-        <w:t xml:space="preserve">    salary_id: int = Field(foreign_key="salaryrecord.id", index=True)</w:t>
-        <w:br/>
-        <w:br/>
-        <w:t xml:space="preserve">    effective_from: Optional[date] = None</w:t>
-        <w:br/>
-        <w:t xml:space="preserve">    effective_to: Optional[date] = None</w:t>
+        <w:t xml:space="preserve">    review_id: int = Field(foreign_key="performancereview.id", index=True)</w:t>
+        <w:br/>
+        <w:br/>
+        <w:t xml:space="preserve">    final_score: Optional[float] = None</w:t>
         <w:br/>
       </w:r>
     </w:p>
@@ -2906,14 +3161,14 @@
         <w:pStyle w:val="Heading1"/>
       </w:pPr>
       <w:r>
-        <w:t>ملف: E:/خاص احمد جعفر/برمجة/مشاريع/hr_fastapi/app/models\levels\level1\employee++\employee_skill.py</w:t>
-      </w:r>
-    </w:p>
-    <w:p>
-      <w:r>
-        <w:t># File Path: E:/خاص احمد جعفر/برمجة/مشاريع/hr_fastapi/app/models/levels/level1/employee++/employee_skill.py</w:t>
-        <w:br/>
-        <w:t># File Name: employee_skill.py</w:t>
+        <w:t>ملف: E:/خاص احمد جعفر/برمجة/مشاريع/hr_fastapi/app/models\levels\level1\employee_plus\employee_policy.py</w:t>
+      </w:r>
+    </w:p>
+    <w:p>
+      <w:r>
+        <w:t># File Path: E:/خاص احمد جعفر/برمجة/مشاريع/hr_fastapi/app/models/levels/level1/employee++/employee_policy.py</w:t>
+        <w:br/>
+        <w:t># File Name: employee_policy.py</w:t>
         <w:br/>
         <w:t># -----------------------------------------</w:t>
         <w:br/>
@@ -2922,20 +3177,29 @@
         <w:br/>
         <w:t>from typing import Optional</w:t>
         <w:br/>
-        <w:br/>
-        <w:br/>
-        <w:t>class EmployeeSkill(SQLModel, table=True):</w:t>
-        <w:br/>
-        <w:t xml:space="preserve">    """جدول وسيط يربط الموظف بالمهارات (Many-to-Many)"""</w:t>
+        <w:t>from datetime import date</w:t>
+        <w:br/>
+        <w:br/>
+        <w:br/>
+        <w:t>class Employee_Policy(SQLModel, table=True):</w:t>
+        <w:br/>
+        <w:t xml:space="preserve">    """جدول وسيط يربط الموظف بالسياسات الضريبية (Many-to-Many)"""</w:t>
         <w:br/>
         <w:br/>
         <w:t xml:space="preserve">    id: Optional[int] = Field(default=None, primary_key=True)</w:t>
         <w:br/>
         <w:t xml:space="preserve">    employee_id: int = Field(foreign_key="employee.id", index=True)</w:t>
         <w:br/>
-        <w:t xml:space="preserve">    skill_name: str  # اسم المهارة (مثلاً: إدارة مشاريع، AutoCAD، محاسبة)</w:t>
-        <w:br/>
-        <w:t xml:space="preserve">    skill_level: Optional[str] = None  # مستوى المهارة (مبتدئ، متوسط، خبير)</w:t>
+        <w:t xml:space="preserve">    tax_policy_id: int = Field(foreign_key="taxpolicy.id", index=True)</w:t>
+        <w:br/>
+        <w:br/>
+        <w:t xml:space="preserve">    # 📌 بيانات إضافية عن العلاقة</w:t>
+        <w:br/>
+        <w:t xml:space="preserve">    effective_from: Optional[date] = None  # تاريخ بداية تطبيق السياسة على الموظف</w:t>
+        <w:br/>
+        <w:t xml:space="preserve">    effective_to: Optional[date] = None    # تاريخ نهاية تطبيق السياسة (لو مؤقتة)</w:t>
+        <w:br/>
+        <w:t xml:space="preserve">    notes: Optional[str] = None            # ملاحظات إضافية</w:t>
         <w:br/>
       </w:r>
     </w:p>
@@ -2949,35 +3213,45 @@
         <w:pStyle w:val="Heading1"/>
       </w:pPr>
       <w:r>
-        <w:t>ملف: E:/خاص احمد جعفر/برمجة/مشاريع/hr_fastapi/app/models\levels\level1\employee++\Employee_Tenant.py</w:t>
-      </w:r>
-    </w:p>
-    <w:p>
-      <w:r>
-        <w:t># File Path: E:/خاص احمد جعفر/برمجة/مشاريع/hr_fastapi/app/models/levels/level1/employee++/Employee_Tenant.py</w:t>
-        <w:br/>
-        <w:t># File Name: Employee_Tenant.py</w:t>
+        <w:t>ملف: E:/خاص احمد جعفر/برمجة/مشاريع/hr_fastapi/app/models\levels\level1\employee_plus\employee_project.py</w:t>
+      </w:r>
+    </w:p>
+    <w:p>
+      <w:r>
+        <w:t># File Path: E:/خاص احمد جعفر/برمجة/مشاريع/hr_fastapi/app/models/levels/level1/employee++/employee_project.py</w:t>
+        <w:br/>
+        <w:t># File Name: employee_project.py</w:t>
         <w:br/>
         <w:t># -----------------------------------------</w:t>
         <w:br/>
         <w:br/>
+        <w:t>from sqlmodel import SQLModel, Field</w:t>
+        <w:br/>
         <w:t>from typing import Optional</w:t>
         <w:br/>
-        <w:t>from sqlmodel import SQLModel, Field</w:t>
-        <w:br/>
-        <w:br/>
-        <w:t>class TenantEmployee(SQLModel, table=True):</w:t>
-        <w:br/>
-        <w:t xml:space="preserve">    """جدول وسيط يربط الشركة بالموظفين"""</w:t>
+        <w:t>from datetime import date</w:t>
+        <w:br/>
+        <w:br/>
+        <w:br/>
+        <w:t>class Employee_Project(SQLModel, table=True):</w:t>
+        <w:br/>
+        <w:t xml:space="preserve">    """جدول وسيط يربط الموظف بالمشروعات (Many-to-Many)"""</w:t>
+        <w:br/>
         <w:br/>
         <w:t xml:space="preserve">    id: Optional[int] = Field(default=None, primary_key=True)</w:t>
         <w:br/>
-        <w:t xml:space="preserve">    tenant_id: int = Field(foreign_key="tenant.id", index=True)</w:t>
-        <w:br/>
         <w:t xml:space="preserve">    employee_id: int = Field(foreign_key="employee.id", index=True)</w:t>
         <w:br/>
-        <w:br/>
-        <w:t xml:space="preserve">    contract_type: Optional[str] = None  # دائم، مؤقت، خارجي</w:t>
+        <w:t xml:space="preserve">    project_id: int = Field(foreign_key="project.id", index=True)</w:t>
+        <w:br/>
+        <w:br/>
+        <w:t xml:space="preserve">    # 📌 بيانات إضافية عن العلاقة</w:t>
+        <w:br/>
+        <w:t xml:space="preserve">    role: Optional[str] = None  # دور الموظف في المشروع (مهندس، مشرف، عامل...)</w:t>
+        <w:br/>
+        <w:t xml:space="preserve">    start_date: Optional[date] = None  # تاريخ بداية العمل في المشروع</w:t>
+        <w:br/>
+        <w:t xml:space="preserve">    end_date: Optional[date] = None    # تاريخ نهاية العمل في المشروع (لو انتهى)</w:t>
         <w:br/>
       </w:r>
     </w:p>
@@ -2991,64 +3265,38 @@
         <w:pStyle w:val="Heading1"/>
       </w:pPr>
       <w:r>
-        <w:t>ملف: E:/خاص احمد جعفر/برمجة/مشاريع/hr_fastapi/app/models\levels\level1\employee++\employee_training.py</w:t>
-      </w:r>
-    </w:p>
-    <w:p>
-      <w:r>
-        <w:t># File Path: E:/خاص احمد جعفر/برمجة/مشاريع/hr_fastapi/app/models/levels/level1/employee++/employee_training.py</w:t>
-        <w:br/>
-        <w:t># File Name: employee_training.py</w:t>
+        <w:t>ملف: E:/خاص احمد جعفر/برمجة/مشاريع/hr_fastapi/app/models\levels\level1\employee_plus\Employee_PublicHoliday.py</w:t>
+      </w:r>
+    </w:p>
+    <w:p>
+      <w:r>
+        <w:t># File Path: E:/خاص احمد جعفر/برمجة/مشاريع/hr_fastapi/app/models/levels/level1/employee++/Employee_PublicHoliday.py</w:t>
+        <w:br/>
+        <w:t># File Name: Employee_PublicHoliday.py</w:t>
         <w:br/>
         <w:t># -----------------------------------------</w:t>
         <w:br/>
         <w:br/>
-        <w:t>from sqlmodel import Relationship, SQLModel, Field</w:t>
+        <w:t>from sqlmodel import SQLModel, Field</w:t>
         <w:br/>
         <w:t>from typing import Optional</w:t>
         <w:br/>
-        <w:t>from datetime import date</w:t>
-        <w:br/>
-        <w:br/>
-        <w:br/>
-        <w:t>class EmployeeTraining(SQLModel, table=True):</w:t>
-        <w:br/>
-        <w:t xml:space="preserve">    """جدول وسيط يربط الموظف بالدورات التدريبية والشهادات"""</w:t>
-        <w:br/>
+        <w:br/>
+        <w:t>class Employee_PublicHoliday(SQLModel, table=True):</w:t>
+        <w:br/>
+        <w:t xml:space="preserve">    """جدول وسيط يربط الموظف بالإجازات الرسمية"""</w:t>
         <w:br/>
         <w:t xml:space="preserve">    id: Optional[int] = Field(default=None, primary_key=True)</w:t>
         <w:br/>
         <w:t xml:space="preserve">    employee_id: int = Field(foreign_key="employee.id", index=True)</w:t>
         <w:br/>
-        <w:br/>
-        <w:t xml:space="preserve">    # 📚 بيانات التدريب</w:t>
-        <w:br/>
-        <w:t xml:space="preserve">    training_name: str  # اسم الدورة أو التدريب</w:t>
-        <w:br/>
-        <w:t xml:space="preserve">    provider: Optional[str] = None  # الجهة المقدمة (مثلاً: مركز تدريب، جامعة، شركة)</w:t>
-        <w:br/>
-        <w:t xml:space="preserve">    start_date: Optional[date] = None</w:t>
-        <w:br/>
-        <w:t xml:space="preserve">    end_date: Optional[date] = None</w:t>
-        <w:br/>
-        <w:br/>
-        <w:t xml:space="preserve">    # 🎓 بيانات الشهادة</w:t>
-        <w:br/>
-        <w:t xml:space="preserve">    certificate_received: bool = False</w:t>
-        <w:br/>
-        <w:t xml:space="preserve">    certificate_name: Optional[str] = None</w:t>
-        <w:br/>
-        <w:t xml:space="preserve">    certificate_date: Optional[date] = None</w:t>
-        <w:br/>
-        <w:br/>
-        <w:t xml:space="preserve">    # 📌 ملاحظات إضافية</w:t>
+        <w:t xml:space="preserve">    holiday_id: int = Field(foreign_key="publicholiday.id", index=True)</w:t>
+        <w:br/>
+        <w:br/>
+        <w:t xml:space="preserve">    is_paid: bool = True</w:t>
         <w:br/>
         <w:t xml:space="preserve">    notes: Optional[str] = None</w:t>
         <w:br/>
-        <w:br/>
-        <w:t xml:space="preserve">    # 🔗 علاقات ORM</w:t>
-        <w:br/>
-        <w:t xml:space="preserve">    employee: "Employee" = Relationship(back_populates="trainings") </w:t>
       </w:r>
     </w:p>
     <w:p>
@@ -3061,14 +3309,14 @@
         <w:pStyle w:val="Heading1"/>
       </w:pPr>
       <w:r>
-        <w:t>ملف: E:/خاص احمد جعفر/برمجة/مشاريع/hr_fastapi/app/models\levels\level1\employee++\Employee_User.py</w:t>
-      </w:r>
-    </w:p>
-    <w:p>
-      <w:r>
-        <w:t># File Path: E:/خاص احمد جعفر/برمجة/مشاريع/hr_fastapi/app/models/levels/level1/employee++/Employee_User.py</w:t>
-        <w:br/>
-        <w:t># File Name: Employee_User.py</w:t>
+        <w:t>ملف: E:/خاص احمد جعفر/برمجة/مشاريع/hr_fastapi/app/models\levels\level1\employee_plus\Employee_Reward.py</w:t>
+      </w:r>
+    </w:p>
+    <w:p>
+      <w:r>
+        <w:t># File Path: E:/خاص احمد جعفر/برمجة/مشاريع/hr_fastapi/app/models/levels/level1/employee++/Employee_Reward.py</w:t>
+        <w:br/>
+        <w:t># File Name: Employee_Reward.py</w:t>
         <w:br/>
         <w:t># -----------------------------------------</w:t>
         <w:br/>
@@ -3078,18 +3326,18 @@
         <w:t>from typing import Optional</w:t>
         <w:br/>
         <w:br/>
-        <w:t>class EmployeeUser(SQLModel, table=True):</w:t>
-        <w:br/>
-        <w:t xml:space="preserve">    """جدول وسيط يربط الموظف بحساب الدخول (User)"""</w:t>
+        <w:t>class Employee_Reward(SQLModel, table=True):</w:t>
+        <w:br/>
+        <w:t xml:space="preserve">    """جدول وسيط يربط الموظف بالمكافآت"""</w:t>
         <w:br/>
         <w:t xml:space="preserve">    id: Optional[int] = Field(default=None, primary_key=True)</w:t>
         <w:br/>
         <w:t xml:space="preserve">    employee_id: int = Field(foreign_key="employee.id", index=True)</w:t>
         <w:br/>
-        <w:t xml:space="preserve">    user_id: int = Field(foreign_key="user.id", index=True)</w:t>
-        <w:br/>
-        <w:br/>
-        <w:t xml:space="preserve">    role: str = "user"  # user أو admin</w:t>
+        <w:t xml:space="preserve">    reward_id: int = Field(foreign_key="reward.id", index=True)</w:t>
+        <w:br/>
+        <w:br/>
+        <w:t xml:space="preserve">    reason: Optional[str] = None</w:t>
         <w:br/>
       </w:r>
     </w:p>
@@ -3103,35 +3351,42 @@
         <w:pStyle w:val="Heading1"/>
       </w:pPr>
       <w:r>
-        <w:t>ملف: E:/خاص احمد جعفر/برمجة/مشاريع/hr_fastapi/app/models\levels\level1\Intermediate\Asset_Site.py</w:t>
-      </w:r>
-    </w:p>
-    <w:p>
-      <w:r>
-        <w:t># File Path: E:/خاص احمد جعفر/برمجة/مشاريع/hr_fastapi\app\models\levels\level1\Intermediate\Asset_Site.py</w:t>
-        <w:br/>
-        <w:t># File Name: Asset_Site.py</w:t>
+        <w:t>ملف: E:/خاص احمد جعفر/برمجة/مشاريع/hr_fastapi/app/models\levels\level1\employee_plus\employee_role.py</w:t>
+      </w:r>
+    </w:p>
+    <w:p>
+      <w:r>
+        <w:t># File Path: E:/خاص احمد جعفر/برمجة/مشاريع/hr_fastapi/app/models/levels/level1/employee++/employee_role.py</w:t>
+        <w:br/>
+        <w:t># File Name: employee_role.py</w:t>
         <w:br/>
         <w:t># -----------------------------------------</w:t>
         <w:br/>
         <w:br/>
-        <w:t>class AssetSite(SQLModel, table=True):</w:t>
-        <w:br/>
-        <w:t xml:space="preserve">    """جدول وسيط يربط الأصل بالمواقع (Many-to-Many)"""</w:t>
+        <w:t>from sqlmodel import SQLModel, Field</w:t>
+        <w:br/>
+        <w:t>from typing import Optional</w:t>
+        <w:br/>
+        <w:t>from datetime import date</w:t>
+        <w:br/>
+        <w:br/>
+        <w:br/>
+        <w:t>class Employee_Role(SQLModel, table=True):</w:t>
+        <w:br/>
+        <w:t xml:space="preserve">    """جدول وسيط يربط الموظف بالأدوار أو الصلاحيات (Many-to-Many)"""</w:t>
         <w:br/>
         <w:br/>
         <w:t xml:space="preserve">    id: Optional[int] = Field(default=None, primary_key=True)</w:t>
         <w:br/>
-        <w:t xml:space="preserve">    asset_id: int = Field(foreign_key="asset.id", index=True)</w:t>
-        <w:br/>
-        <w:t xml:space="preserve">    site_id: int = Field(foreign_key="site.id", index=True)</w:t>
-        <w:br/>
-        <w:br/>
-        <w:t xml:space="preserve">    assigned_date: Optional[date] = None</w:t>
-        <w:br/>
-        <w:t xml:space="preserve">    return_date: Optional[date] = None</w:t>
-        <w:br/>
-        <w:t xml:space="preserve">    notes: Optional[str] = None</w:t>
+        <w:t xml:space="preserve">    employee_id: int = Field(foreign_key="employee.id", index=True)</w:t>
+        <w:br/>
+        <w:br/>
+        <w:t xml:space="preserve">    role_name: str  # اسم الدور (مثلاً: مشرف، مدير مشروع، مسؤول موارد بشرية)</w:t>
+        <w:br/>
+        <w:t xml:space="preserve">    start_date: Optional[date] = None</w:t>
+        <w:br/>
+        <w:t xml:space="preserve">    end_date: Optional[date] = None</w:t>
+        <w:br/>
       </w:r>
     </w:p>
     <w:p>
@@ -3144,35 +3399,37 @@
         <w:pStyle w:val="Heading1"/>
       </w:pPr>
       <w:r>
-        <w:t>ملف: E:/خاص احمد جعفر/برمجة/مشاريع/hr_fastapi/app/models\levels\level1\Intermediate\Department_Configuration.py</w:t>
-      </w:r>
-    </w:p>
-    <w:p>
-      <w:r>
-        <w:t># File Path: E:/خاص احمد جعفر/برمجة/مشاريع/hr_fastapi\app\models\levels\level1\Intermediate\Department_Configuration.py</w:t>
-        <w:br/>
-        <w:t># File Name: Department_Configuration.py</w:t>
+        <w:t>ملف: E:/خاص احمد جعفر/برمجة/مشاريع/hr_fastapi/app/models\levels\level1\employee_plus\Employee_SalaryRecord.py</w:t>
+      </w:r>
+    </w:p>
+    <w:p>
+      <w:r>
+        <w:t># File Path: E:/خاص احمد جعفر/برمجة/مشاريع/hr_fastapi/app/models/levels/level1/employee++/Employee_Salary.py</w:t>
+        <w:br/>
+        <w:t># File Name: Employee_Salary.py</w:t>
         <w:br/>
         <w:t># -----------------------------------------</w:t>
         <w:br/>
         <w:br/>
+        <w:t>from sqlmodel import SQLModel, Field</w:t>
+        <w:br/>
         <w:t>from typing import Optional</w:t>
         <w:br/>
-        <w:t>from sqlmodel import SQLModel, Field</w:t>
-        <w:br/>
-        <w:br/>
-        <w:t>class DepartmentConfiguration(SQLModel, table=True):</w:t>
-        <w:br/>
-        <w:t xml:space="preserve">    """جدول وسيط يربط القسم بالإعدادات"""</w:t>
+        <w:br/>
+        <w:t>class Employee_Salary(SQLModel, table=True):</w:t>
+        <w:br/>
+        <w:t xml:space="preserve">    """جدول وسيط يربط الموظف بسجلات الرواتب"""</w:t>
         <w:br/>
         <w:t xml:space="preserve">    id: Optional[int] = Field(default=None, primary_key=True)</w:t>
         <w:br/>
-        <w:t xml:space="preserve">    department_id: int = Field(foreign_key="department.id", index=True)</w:t>
-        <w:br/>
-        <w:t xml:space="preserve">    config_id: int = Field(foreign_key="configuration.id", index=True)</w:t>
-        <w:br/>
-        <w:br/>
-        <w:t xml:space="preserve">    value: Optional[str] = None</w:t>
+        <w:t xml:space="preserve">    employee_id: int = Field(foreign_key="employee.id", index=True)</w:t>
+        <w:br/>
+        <w:t xml:space="preserve">    salary_id: int = Field(foreign_key="salary.id", index=True)</w:t>
+        <w:br/>
+        <w:br/>
+        <w:t xml:space="preserve">    effective_from: Optional[date] = None</w:t>
+        <w:br/>
+        <w:t xml:space="preserve">    effective_to: Optional[date] = None</w:t>
         <w:br/>
       </w:r>
     </w:p>
@@ -3186,32 +3443,37 @@
         <w:pStyle w:val="Heading1"/>
       </w:pPr>
       <w:r>
-        <w:t>ملف: E:/خاص احمد جعفر/برمجة/مشاريع/hr_fastapi/app/models\levels\level1\Intermediate\Department_Policy.py</w:t>
-      </w:r>
-    </w:p>
-    <w:p>
-      <w:r>
-        <w:t># File Path: E:/خاص احمد جعفر/برمجة/مشاريع/hr_fastapi\app\models\levels\level1\Intermediate\Department_Policy.py</w:t>
-        <w:br/>
-        <w:t># File Name: Department_Policy.py</w:t>
+        <w:t>ملف: E:/خاص احمد جعفر/برمجة/مشاريع/hr_fastapi/app/models\levels\level1\employee_plus\employee_skill.py</w:t>
+      </w:r>
+    </w:p>
+    <w:p>
+      <w:r>
+        <w:t># File Path: E:/خاص احمد جعفر/برمجة/مشاريع/hr_fastapi/app/models/levels/level1/employee++/employee_skill.py</w:t>
+        <w:br/>
+        <w:t># File Name: employee_skill.py</w:t>
         <w:br/>
         <w:t># -----------------------------------------</w:t>
         <w:br/>
         <w:br/>
-        <w:t>class DepartmentPolicy(SQLModel, table=True):</w:t>
-        <w:br/>
-        <w:t xml:space="preserve">    """جدول وسيط يربط الأقسام بالسياسات (Many-to-Many)"""</w:t>
+        <w:t>from sqlmodel import SQLModel, Field</w:t>
+        <w:br/>
+        <w:t>from typing import Optional</w:t>
+        <w:br/>
+        <w:br/>
+        <w:br/>
+        <w:t>class Employee_Skill(SQLModel, table=True):</w:t>
+        <w:br/>
+        <w:t xml:space="preserve">    """جدول وسيط يربط الموظف بالمهارات (Many-to-Many)"""</w:t>
+        <w:br/>
         <w:br/>
         <w:t xml:space="preserve">    id: Optional[int] = Field(default=None, primary_key=True)</w:t>
         <w:br/>
-        <w:t xml:space="preserve">    department_id: int = Field(foreign_key="department.id", index=True)</w:t>
-        <w:br/>
-        <w:t xml:space="preserve">    policy_id: int = Field(foreign_key="taxpolicy.id", index=True)</w:t>
-        <w:br/>
-        <w:br/>
-        <w:t xml:space="preserve">    effective_from: Optional[date] = None</w:t>
-        <w:br/>
-        <w:t xml:space="preserve">    effective_to: Optional[date] = None</w:t>
+        <w:t xml:space="preserve">    employee_id: int = Field(foreign_key="employee.id", index=True)</w:t>
+        <w:br/>
+        <w:t xml:space="preserve">    skill_name: str  # اسم المهارة (مثلاً: إدارة مشاريع، AutoCAD، محاسبة)</w:t>
+        <w:br/>
+        <w:t xml:space="preserve">    skill_level: Optional[str] = None  # مستوى المهارة (مبتدئ، متوسط، خبير)</w:t>
+        <w:br/>
       </w:r>
     </w:p>
     <w:p>
@@ -3224,32 +3486,36 @@
         <w:pStyle w:val="Heading1"/>
       </w:pPr>
       <w:r>
-        <w:t>ملف: E:/خاص احمد جعفر/برمجة/مشاريع/hr_fastapi/app/models\levels\level1\Intermediate\Department_Site.py</w:t>
-      </w:r>
-    </w:p>
-    <w:p>
-      <w:r>
-        <w:t># File Path: E:/خاص احمد جعفر/برمجة/مشاريع/hr_fastapi\app\models\levels\level1\Intermediate\Department_Site.py</w:t>
-        <w:br/>
-        <w:t># File Name: Department_Site.py</w:t>
+        <w:t>ملف: E:/خاص احمد جعفر/برمجة/مشاريع/hr_fastapi/app/models\levels\level1\employee_plus\Employee_Tenant.py</w:t>
+      </w:r>
+    </w:p>
+    <w:p>
+      <w:r>
+        <w:t># File Path: E:/خاص احمد جعفر/برمجة/مشاريع/hr_fastapi/app/models/levels/level1/employee++/Employee_Tenant.py</w:t>
+        <w:br/>
+        <w:t># File Name: Employee_Tenant.py</w:t>
         <w:br/>
         <w:t># -----------------------------------------</w:t>
         <w:br/>
         <w:br/>
-        <w:t>class DepartmentSite(SQLModel, table=True):</w:t>
-        <w:br/>
-        <w:t xml:space="preserve">    """جدول وسيط يربط الأقسام بالمواقع (Many-to-Many)"""</w:t>
+        <w:t>from typing import Optional</w:t>
+        <w:br/>
+        <w:t>from sqlmodel import SQLModel, Field</w:t>
+        <w:br/>
+        <w:br/>
+        <w:t>class Employee_Tenant(SQLModel, table=True):</w:t>
+        <w:br/>
+        <w:t xml:space="preserve">    """جدول وسيط يربط الشركة بالموظفين"""</w:t>
         <w:br/>
         <w:t xml:space="preserve">    id: Optional[int] = Field(default=None, primary_key=True)</w:t>
         <w:br/>
-        <w:t xml:space="preserve">    department_id: int = Field(foreign_key="department.id", index=True)</w:t>
-        <w:br/>
-        <w:t xml:space="preserve">    site_id: int = Field(foreign_key="site.id", index=True)</w:t>
-        <w:br/>
-        <w:br/>
-        <w:t xml:space="preserve">    start_date: Optional[date] = None</w:t>
-        <w:br/>
-        <w:t xml:space="preserve">    end_date: Optional[date] = None</w:t>
+        <w:t xml:space="preserve">    tenant_id: int = Field(foreign_key="tenant.id", index=True)</w:t>
+        <w:br/>
+        <w:t xml:space="preserve">    employee_id: int = Field(foreign_key="employee.id", index=True)</w:t>
+        <w:br/>
+        <w:br/>
+        <w:t xml:space="preserve">    contract_type: Optional[str] = None  # دائم، مؤقت، خارجي</w:t>
+        <w:br/>
       </w:r>
     </w:p>
     <w:p>
@@ -3262,32 +3528,64 @@
         <w:pStyle w:val="Heading1"/>
       </w:pPr>
       <w:r>
-        <w:t>ملف: E:/خاص احمد جعفر/برمجة/مشاريع/hr_fastapi/app/models\levels\level1\Intermediate\Project_Asset.py</w:t>
-      </w:r>
-    </w:p>
-    <w:p>
-      <w:r>
-        <w:t># File Path: E:/خاص احمد جعفر/برمجة/مشاريع/hr_fastapi\app\models\levels\level1\Intermediate\Project_Asset.py</w:t>
-        <w:br/>
-        <w:t># File Name: Project_Asset.py</w:t>
+        <w:t>ملف: E:/خاص احمد جعفر/برمجة/مشاريع/hr_fastapi/app/models\levels\level1\employee_plus\employee_training.py</w:t>
+      </w:r>
+    </w:p>
+    <w:p>
+      <w:r>
+        <w:t># File Path: E:/خاص احمد جعفر/برمجة/مشاريع/hr_fastapi/app/models/levels/level1/employee++/employee_training.py</w:t>
+        <w:br/>
+        <w:t># File Name: employee_training.py</w:t>
         <w:br/>
         <w:t># -----------------------------------------</w:t>
         <w:br/>
         <w:br/>
-        <w:t>class ProjectAsset(SQLModel, table=True):</w:t>
-        <w:br/>
-        <w:t xml:space="preserve">    """جدول وسيط يربط المشروعات بالأصول (Many-to-Many)"""</w:t>
+        <w:t>from sqlmodel import SQLModel, Field, Relationship</w:t>
+        <w:br/>
+        <w:t>from typing import Optional</w:t>
+        <w:br/>
+        <w:t>from datetime import date</w:t>
+        <w:br/>
+        <w:br/>
+        <w:t>class Employee_Training(SQLModel, table=True):</w:t>
+        <w:br/>
+        <w:t xml:space="preserve">    """جدول وسيط يربط الموظف بالدورات التدريبية والشهادات"""</w:t>
+        <w:br/>
         <w:br/>
         <w:t xml:space="preserve">    id: Optional[int] = Field(default=None, primary_key=True)</w:t>
         <w:br/>
-        <w:t xml:space="preserve">    project_id: int = Field(foreign_key="project.id", index=True)</w:t>
-        <w:br/>
-        <w:t xml:space="preserve">    asset_id: int = Field(foreign_key="asset.id", index=True)</w:t>
-        <w:br/>
-        <w:br/>
-        <w:t xml:space="preserve">    assigned_date: Optional[date] = None</w:t>
-        <w:br/>
-        <w:t xml:space="preserve">    return_date: Optional[date] = None</w:t>
+        <w:t xml:space="preserve">    employee_id: int = Field(foreign_key="employee.id", index=True)</w:t>
+        <w:br/>
+        <w:br/>
+        <w:t xml:space="preserve">    # 📚 بيانات التدريب</w:t>
+        <w:br/>
+        <w:t xml:space="preserve">    training_name: str  # اسم الدورة أو التدريب</w:t>
+        <w:br/>
+        <w:t xml:space="preserve">    provider: Optional[str] = None  # الجهة المقدمة (مثلاً: مركز تدريب، جامعة، شركة)</w:t>
+        <w:br/>
+        <w:t xml:space="preserve">    start_date: Optional[date] = None</w:t>
+        <w:br/>
+        <w:t xml:space="preserve">    end_date: Optional[date] = None</w:t>
+        <w:br/>
+        <w:br/>
+        <w:t xml:space="preserve">    # 🎓 بيانات الشهادة</w:t>
+        <w:br/>
+        <w:t xml:space="preserve">    certificate_received: bool = False</w:t>
+        <w:br/>
+        <w:t xml:space="preserve">    certificate_name: Optional[str] = None</w:t>
+        <w:br/>
+        <w:t xml:space="preserve">    certificate_date: Optional[date] = None</w:t>
+        <w:br/>
+        <w:br/>
+        <w:t xml:space="preserve">    # 📌 ملاحظات إضافية</w:t>
+        <w:br/>
+        <w:t xml:space="preserve">    notes: Optional[str] = None</w:t>
+        <w:br/>
+        <w:br/>
+        <w:t xml:space="preserve">    # 🔗 علاقات ORM</w:t>
+        <w:br/>
+        <w:t xml:space="preserve">    employee: "Employee" = Relationship(back_populates="trainings")</w:t>
+        <w:br/>
       </w:r>
     </w:p>
     <w:p>
@@ -3300,14 +3598,14 @@
         <w:pStyle w:val="Heading1"/>
       </w:pPr>
       <w:r>
-        <w:t>ملف: E:/خاص احمد جعفر/برمجة/مشاريع/hr_fastapi/app/models\levels\level1\Intermediate\Project_Configuration.py</w:t>
-      </w:r>
-    </w:p>
-    <w:p>
-      <w:r>
-        <w:t># File Path: E:/خاص احمد جعفر/برمجة/مشاريع/hr_fastapi\app\models\levels\level1\Intermediate\Project_Configuration.py</w:t>
-        <w:br/>
-        <w:t># File Name: Project_Configuration.py</w:t>
+        <w:t>ملف: E:/خاص احمد جعفر/برمجة/مشاريع/hr_fastapi/app/models\levels\level1\employee_plus\Employee_User.py</w:t>
+      </w:r>
+    </w:p>
+    <w:p>
+      <w:r>
+        <w:t># File Path: E:/خاص احمد جعفر/برمجة/مشاريع/hr_fastapi/app/models/levels/level1/employee++/Employee_User.py</w:t>
+        <w:br/>
+        <w:t># File Name: Employee_User.py</w:t>
         <w:br/>
         <w:t># -----------------------------------------</w:t>
         <w:br/>
@@ -3317,18 +3615,18 @@
         <w:t>from typing import Optional</w:t>
         <w:br/>
         <w:br/>
-        <w:t>class ProjectConfiguration(SQLModel, table=True):</w:t>
-        <w:br/>
-        <w:t xml:space="preserve">    """جدول وسيط يربط المشروع بالإعدادات"""</w:t>
+        <w:t>class Employee_User(SQLModel, table=True):</w:t>
+        <w:br/>
+        <w:t xml:space="preserve">    """جدول وسيط يربط الموظف بحساب الدخول (User)"""</w:t>
         <w:br/>
         <w:t xml:space="preserve">    id: Optional[int] = Field(default=None, primary_key=True)</w:t>
         <w:br/>
-        <w:t xml:space="preserve">    project_id: int = Field(foreign_key="project.id", index=True)</w:t>
-        <w:br/>
-        <w:t xml:space="preserve">    config_id: int = Field(foreign_key="configuration.id", index=True)</w:t>
-        <w:br/>
-        <w:br/>
-        <w:t xml:space="preserve">    value: Optional[str] = None</w:t>
+        <w:t xml:space="preserve">    employee_id: int = Field(foreign_key="employee.id", index=True)</w:t>
+        <w:br/>
+        <w:t xml:space="preserve">    user_id: int = Field(foreign_key="user.id", index=True)</w:t>
+        <w:br/>
+        <w:br/>
+        <w:t xml:space="preserve">    role: str = "user"  # user أو admin</w:t>
         <w:br/>
       </w:r>
     </w:p>
@@ -3342,39 +3640,40 @@
         <w:pStyle w:val="Heading1"/>
       </w:pPr>
       <w:r>
-        <w:t>ملف: E:/خاص احمد جعفر/برمجة/مشاريع/hr_fastapi/app/models\levels\level1\Intermediate\Project_Department.py</w:t>
-      </w:r>
-    </w:p>
-    <w:p>
-      <w:r>
-        <w:t># File Path: E:/خاص احمد جعفر/برمجة/مشاريع/hr_fastapi\app\models\levels\level1\Intermediate\Project_Department.py</w:t>
-        <w:br/>
-        <w:t># File Name: Project_Department.py</w:t>
+        <w:t>ملف: E:/خاص احمد جعفر/برمجة/مشاريع/hr_fastapi/app/models\levels\level1\Intermediate\Asset_Site.py</w:t>
+      </w:r>
+    </w:p>
+    <w:p>
+      <w:r>
+        <w:t>from typing import Optional</w:t>
+        <w:br/>
+        <w:t>from sqlmodel import SQLModel, Field, Relationship</w:t>
+        <w:br/>
+        <w:br/>
+        <w:t># File Path: E:/خاص احمد جعفر/برمجة/مشاريع/hr_fastapi\app\models\levels\level1\Intermediate\Asset_Site.py</w:t>
+        <w:br/>
+        <w:t># File Name: Asset_Site.py</w:t>
         <w:br/>
         <w:t># -----------------------------------------</w:t>
         <w:br/>
         <w:br/>
-        <w:t>from typing import Optional</w:t>
-        <w:br/>
-        <w:t>from sqlmodel import SQLModel, Field</w:t>
-        <w:br/>
-        <w:br/>
-        <w:t>class ProjectDepartment(SQLModel, table=True):</w:t>
-        <w:br/>
-        <w:t xml:space="preserve">    """جدول وسيط يربط المشروع بالأقسام (Many-to-Many)"""</w:t>
+        <w:t>class Asset_Site(SQLModel, table=True):</w:t>
+        <w:br/>
+        <w:t xml:space="preserve">    """جدول وسيط يربط الأصل بالمواقع (Many-to-Many)"""</w:t>
         <w:br/>
         <w:br/>
         <w:t xml:space="preserve">    id: Optional[int] = Field(default=None, primary_key=True)</w:t>
         <w:br/>
-        <w:t xml:space="preserve">    project_id: int = Field(foreign_key="project.id", index=True)</w:t>
-        <w:br/>
-        <w:t xml:space="preserve">    department_id: int = Field(foreign_key="department.id", index=True)</w:t>
-        <w:br/>
-        <w:br/>
-        <w:t xml:space="preserve">    role: Optional[str] = None  # دور القسم في المشروع</w:t>
+        <w:t xml:space="preserve">    asset_id: int = Field(foreign_key="asset.id", index=True)</w:t>
+        <w:br/>
+        <w:t xml:space="preserve">    site_id: int = Field(foreign_key="site.id", index=True)</w:t>
+        <w:br/>
+        <w:br/>
+        <w:t xml:space="preserve">    assigned_date: Optional[date] = None</w:t>
+        <w:br/>
+        <w:t xml:space="preserve">    return_date: Optional[date] = None</w:t>
         <w:br/>
         <w:t xml:space="preserve">    notes: Optional[str] = None</w:t>
-        <w:br/>
       </w:r>
     </w:p>
     <w:p>
@@ -3387,39 +3686,36 @@
         <w:pStyle w:val="Heading1"/>
       </w:pPr>
       <w:r>
-        <w:t>ملف: E:/خاص احمد جعفر/برمجة/مشاريع/hr_fastapi/app/models\levels\level1\Intermediate\Project_Policy.py</w:t>
-      </w:r>
-    </w:p>
-    <w:p>
-      <w:r>
-        <w:t># File Path: E:/خاص احمد جعفر/برمجة/مشاريع/hr_fastapi\app\models\levels\level1\Intermediate\Project_Policy.py</w:t>
-        <w:br/>
-        <w:t># File Name: Project_Policy.py</w:t>
+        <w:t>ملف: E:/خاص احمد جعفر/برمجة/مشاريع/hr_fastapi/app/models\levels\level1\Intermediate\Department_Configuration.py</w:t>
+      </w:r>
+    </w:p>
+    <w:p>
+      <w:r>
+        <w:t># File Path: E:/خاص احمد جعفر/برمجة/مشاريع/hr_fastapi\app\models\levels\level1\Intermediate\Department_Configuration.py</w:t>
+        <w:br/>
+        <w:t># File Name: Department_Configuration.py</w:t>
         <w:br/>
         <w:t># -----------------------------------------</w:t>
         <w:br/>
         <w:br/>
-        <w:t>from datetime import date</w:t>
-        <w:br/>
         <w:t>from typing import Optional</w:t>
         <w:br/>
         <w:t>from sqlmodel import SQLModel, Field</w:t>
         <w:br/>
         <w:br/>
-        <w:t>class ProjectPolicy(SQLModel, table=True):</w:t>
-        <w:br/>
-        <w:t xml:space="preserve">    """جدول وسيط يربط المشروع بالسياسات"""</w:t>
+        <w:t>class DepartmentConfiguration(SQLModel, table=True):</w:t>
+        <w:br/>
+        <w:t xml:space="preserve">    __tablename__ = "department_configuration"</w:t>
+        <w:br/>
         <w:br/>
         <w:t xml:space="preserve">    id: Optional[int] = Field(default=None, primary_key=True)</w:t>
         <w:br/>
-        <w:t xml:space="preserve">    project_id: int = Field(foreign_key="project.id", index=True)</w:t>
-        <w:br/>
-        <w:t xml:space="preserve">    policy_id: int = Field(foreign_key="taxpolicy.id", index=True)</w:t>
-        <w:br/>
-        <w:br/>
-        <w:t xml:space="preserve">    effective_from: Optional[date] = None</w:t>
-        <w:br/>
-        <w:t xml:space="preserve">    effective_to: Optional[date] = None</w:t>
+        <w:t xml:space="preserve">    department_id: int = Field(foreign_key="department.id", index=True)</w:t>
+        <w:br/>
+        <w:t xml:space="preserve">    company_config_id: int = Field(foreign_key="companyconfig.id", index=True)</w:t>
+        <w:br/>
+        <w:br/>
+        <w:t xml:space="preserve">    custom_value: Optional[str] = None</w:t>
         <w:br/>
       </w:r>
     </w:p>
@@ -3433,44 +3729,37 @@
         <w:pStyle w:val="Heading1"/>
       </w:pPr>
       <w:r>
-        <w:t>ملف: E:/خاص احمد جعفر/برمجة/مشاريع/hr_fastapi/app/models\levels\level1\Intermediate\project_site.py</w:t>
-      </w:r>
-    </w:p>
-    <w:p>
-      <w:r>
-        <w:t># File Path: E:/خاص احمد جعفر/برمجة/مشاريع/hr_fastapi\app\models\levels\level1\Intermediate\project_site.py</w:t>
-        <w:br/>
-        <w:t># File Name: project_site.py</w:t>
+        <w:t>ملف: E:/خاص احمد جعفر/برمجة/مشاريع/hr_fastapi/app/models\levels\level1\Intermediate\Department_Policy.py</w:t>
+      </w:r>
+    </w:p>
+    <w:p>
+      <w:r>
+        <w:t>from typing import Optional</w:t>
+        <w:br/>
+        <w:t>from sqlmodel import SQLModel, Field, Relationship</w:t>
+        <w:br/>
+        <w:br/>
+        <w:t># File Path: E:/خاص احمد جعفر/برمجة/مشاريع/hr_fastapi\app\models\levels\level1\Intermediate\Department_Policy.py</w:t>
+        <w:br/>
+        <w:t># File Name: Department_Policy.py</w:t>
         <w:br/>
         <w:t># -----------------------------------------</w:t>
         <w:br/>
         <w:br/>
-        <w:t>from sqlmodel import SQLModel, Field</w:t>
-        <w:br/>
-        <w:t>from typing import Optional</w:t>
-        <w:br/>
-        <w:t>from datetime import date</w:t>
-        <w:br/>
-        <w:br/>
-        <w:br/>
-        <w:t>class ProjectSite(SQLModel, table=True):</w:t>
-        <w:br/>
-        <w:t xml:space="preserve">    """جدول وسيط يربط المشروع بالمواقع (Many-to-Many)"""</w:t>
-        <w:br/>
+        <w:t>class Department_Policy(SQLModel, table=True):</w:t>
+        <w:br/>
+        <w:t xml:space="preserve">    """جدول وسيط يربط الأقسام بالسياسات (Many-to-Many)"""</w:t>
         <w:br/>
         <w:t xml:space="preserve">    id: Optional[int] = Field(default=None, primary_key=True)</w:t>
         <w:br/>
-        <w:t xml:space="preserve">    project_id: int = Field(foreign_key="project.id", index=True)</w:t>
-        <w:br/>
-        <w:t xml:space="preserve">    site_id: int = Field(foreign_key="site.id", index=True)</w:t>
-        <w:br/>
-        <w:br/>
-        <w:t xml:space="preserve">    start_date: Optional[date] = None</w:t>
-        <w:br/>
-        <w:t xml:space="preserve">    end_date: Optional[date] = None</w:t>
-        <w:br/>
-        <w:t xml:space="preserve">    notes: Optional[str] = None</w:t>
-        <w:br/>
+        <w:t xml:space="preserve">    department_id: int = Field(foreign_key="department.id", index=True)</w:t>
+        <w:br/>
+        <w:t xml:space="preserve">    policy_id: int = Field(foreign_key="taxpolicy.id", index=True)</w:t>
+        <w:br/>
+        <w:br/>
+        <w:t xml:space="preserve">    effective_from: Optional[date] = None</w:t>
+        <w:br/>
+        <w:t xml:space="preserve">    effective_to: Optional[date] = None</w:t>
       </w:r>
     </w:p>
     <w:p>
@@ -3483,36 +3772,37 @@
         <w:pStyle w:val="Heading1"/>
       </w:pPr>
       <w:r>
-        <w:t>ملف: E:/خاص احمد جعفر/برمجة/مشاريع/hr_fastapi/app/models\levels\level1\Intermediate\Tenant_Configuration.py</w:t>
-      </w:r>
-    </w:p>
-    <w:p>
-      <w:r>
-        <w:t># File Path: E:/خاص احمد جعفر/برمجة/مشاريع/hr_fastapi\app\models\levels\level1\Intermediate\Tenant_Configuration.py</w:t>
-        <w:br/>
-        <w:t># File Name: Tenant_Configuration.py</w:t>
+        <w:t>ملف: E:/خاص احمد جعفر/برمجة/مشاريع/hr_fastapi/app/models\levels\level1\Intermediate\Department_Site.py</w:t>
+      </w:r>
+    </w:p>
+    <w:p>
+      <w:r>
+        <w:t>from typing import Optional</w:t>
+        <w:br/>
+        <w:t>from sqlmodel import SQLModel, Field, Relationship</w:t>
+        <w:br/>
+        <w:br/>
+        <w:t># File Path: E:/خاص احمد جعفر/برمجة/مشاريع/hr_fastapi\app\models\levels\level1\Intermediate\Department_Site.py</w:t>
+        <w:br/>
+        <w:t># File Name: Department_Site.py</w:t>
         <w:br/>
         <w:t># -----------------------------------------</w:t>
         <w:br/>
         <w:br/>
-        <w:t>from sqlmodel import SQLModel, Field</w:t>
-        <w:br/>
-        <w:t>from typing import Optional</w:t>
-        <w:br/>
-        <w:br/>
-        <w:t>class TenantConfiguration(SQLModel, table=True):</w:t>
-        <w:br/>
-        <w:t xml:space="preserve">    """جدول وسيط يربط الشركة بالإعدادات"""</w:t>
+        <w:t>class Department_Site(SQLModel, table=True):</w:t>
+        <w:br/>
+        <w:t xml:space="preserve">    """جدول وسيط يربط الأقسام بالمواقع (Many-to-Many)"""</w:t>
         <w:br/>
         <w:t xml:space="preserve">    id: Optional[int] = Field(default=None, primary_key=True)</w:t>
         <w:br/>
-        <w:t xml:space="preserve">    tenant_id: int = Field(foreign_key="tenant.id", index=True)</w:t>
-        <w:br/>
-        <w:t xml:space="preserve">    config_id: int = Field(foreign_key="configuration.id", index=True)</w:t>
-        <w:br/>
-        <w:br/>
-        <w:t xml:space="preserve">    value: Optional[str] = None</w:t>
-        <w:br/>
+        <w:t xml:space="preserve">    department_id: int = Field(foreign_key="department.id", index=True)</w:t>
+        <w:br/>
+        <w:t xml:space="preserve">    site_id: int = Field(foreign_key="site.id", index=True)</w:t>
+        <w:br/>
+        <w:br/>
+        <w:t xml:space="preserve">    start_date: Optional[date] = None</w:t>
+        <w:br/>
+        <w:t xml:space="preserve">    end_date: Optional[date] = None</w:t>
       </w:r>
     </w:p>
     <w:p>
@@ -3525,27 +3815,37 @@
         <w:pStyle w:val="Heading1"/>
       </w:pPr>
       <w:r>
-        <w:t>ملف: E:/خاص احمد جعفر/برمجة/مشاريع/hr_fastapi/app/models\levels\level1\Intermediate\Tenant_Department.py</w:t>
-      </w:r>
-    </w:p>
-    <w:p>
-      <w:r>
-        <w:t># File Path: E:/خاص احمد جعفر/برمجة/مشاريع/hr_fastapi\app\models\levels\level1\Intermediate\Tenant_Department.py</w:t>
-        <w:br/>
-        <w:t># File Name: Tenant_Department.py</w:t>
+        <w:t>ملف: E:/خاص احمد جعفر/برمجة/مشاريع/hr_fastapi/app/models\levels\level1\Intermediate\Project_Asset.py</w:t>
+      </w:r>
+    </w:p>
+    <w:p>
+      <w:r>
+        <w:t>from typing import Optional</w:t>
+        <w:br/>
+        <w:t>from sqlmodel import SQLModel, Field, Relationship</w:t>
+        <w:br/>
+        <w:br/>
+        <w:t># File Path: E:/خاص احمد جعفر/برمجة/مشاريع/hr_fastapi\app\models\levels\level1\Intermediate\Project_Asset.py</w:t>
+        <w:br/>
+        <w:t># File Name: Project_Asset.py</w:t>
         <w:br/>
         <w:t># -----------------------------------------</w:t>
         <w:br/>
         <w:br/>
-        <w:t>class TenantDepartment(SQLModel, table=True):</w:t>
-        <w:br/>
-        <w:t xml:space="preserve">    """جدول وسيط يربط الشركات بالأقسام (Many-to-Many)"""</w:t>
+        <w:t>class Project_Asset(SQLModel, table=True):</w:t>
+        <w:br/>
+        <w:t xml:space="preserve">    """جدول وسيط يربط المشروعات بالأصول (Many-to-Many)"""</w:t>
         <w:br/>
         <w:t xml:space="preserve">    id: Optional[int] = Field(default=None, primary_key=True)</w:t>
         <w:br/>
-        <w:t xml:space="preserve">    tenant_id: int = Field(foreign_key="tenant.id", index=True)</w:t>
-        <w:br/>
-        <w:t xml:space="preserve">    department_id: int = Field(foreign_key="department.id", index=True)</w:t>
+        <w:t xml:space="preserve">    project_id: int = Field(foreign_key="project.id", index=True)</w:t>
+        <w:br/>
+        <w:t xml:space="preserve">    asset_id: int = Field(foreign_key="asset.id", index=True)</w:t>
+        <w:br/>
+        <w:br/>
+        <w:t xml:space="preserve">    assigned_date: Optional[date] = None</w:t>
+        <w:br/>
+        <w:t xml:space="preserve">    return_date: Optional[date] = None</w:t>
       </w:r>
     </w:p>
     <w:p>
@@ -3558,33 +3858,36 @@
         <w:pStyle w:val="Heading1"/>
       </w:pPr>
       <w:r>
-        <w:t>ملف: E:/خاص احمد جعفر/برمجة/مشاريع/hr_fastapi/app/models\levels\level1\Intermediate\Tenant_Policy.py</w:t>
-      </w:r>
-    </w:p>
-    <w:p>
-      <w:r>
-        <w:t># File Path: E:/خاص احمد جعفر/برمجة/مشاريع/hr_fastapi\app\models\levels\level1\Intermediate\Tenant_Policy.py</w:t>
-        <w:br/>
-        <w:t># File Name: Tenant_Policy.py</w:t>
+        <w:t>ملف: E:/خاص احمد جعفر/برمجة/مشاريع/hr_fastapi/app/models\levels\level1\Intermediate\Project_Configuration.py</w:t>
+      </w:r>
+    </w:p>
+    <w:p>
+      <w:r>
+        <w:t># File Path: E:/خاص احمد جعفر/برمجة/مشاريع/hr_fastapi\app\models\levels\level1\Intermediate\Project_Configuration.py</w:t>
+        <w:br/>
+        <w:t># File Name: Project_Configuration.py</w:t>
         <w:br/>
         <w:t># -----------------------------------------</w:t>
         <w:br/>
         <w:br/>
-        <w:t>class TenantPolicy(SQLModel, table=True):</w:t>
-        <w:br/>
-        <w:t xml:space="preserve">    """جدول وسيط يربط الشركة بالسياسات (Many-to-Many)"""</w:t>
+        <w:t>from sqlmodel import SQLModel, Field</w:t>
+        <w:br/>
+        <w:t>from typing import Optional</w:t>
+        <w:br/>
+        <w:br/>
+        <w:t>class ProjectConfiguration(SQLModel, table=True):</w:t>
+        <w:br/>
+        <w:t xml:space="preserve">    __tablename__ = "project_configuration"</w:t>
         <w:br/>
         <w:br/>
         <w:t xml:space="preserve">    id: Optional[int] = Field(default=None, primary_key=True)</w:t>
         <w:br/>
-        <w:t xml:space="preserve">    tenant_id: int = Field(foreign_key="tenant.id", index=True)</w:t>
-        <w:br/>
-        <w:t xml:space="preserve">    policy_id: int = Field(foreign_key="taxpolicy.id", index=True)</w:t>
-        <w:br/>
-        <w:br/>
-        <w:t xml:space="preserve">    effective_from: Optional[date] = None</w:t>
-        <w:br/>
-        <w:t xml:space="preserve">    effective_to: Optional[date] = None</w:t>
+        <w:t xml:space="preserve">    project_id: int = Field(foreign_key="project.id", index=True)</w:t>
+        <w:br/>
+        <w:t xml:space="preserve">    company_config_id: int = Field(foreign_key="companyconfig.id", index=True)</w:t>
+        <w:br/>
+        <w:br/>
+        <w:t xml:space="preserve">    custom_value: Optional[str] = None</w:t>
         <w:br/>
       </w:r>
     </w:p>
@@ -3598,27 +3901,39 @@
         <w:pStyle w:val="Heading1"/>
       </w:pPr>
       <w:r>
-        <w:t>ملف: E:/خاص احمد جعفر/برمجة/مشاريع/hr_fastapi/app/models\levels\level1\Intermediate\Tenant_Site.py</w:t>
-      </w:r>
-    </w:p>
-    <w:p>
-      <w:r>
-        <w:t># File Path: E:/خاص احمد جعفر/برمجة/مشاريع/hr_fastapi\app\models\levels\level1\Intermediate\Tenant_Site.py</w:t>
-        <w:br/>
-        <w:t># File Name: Tenant_Site.py</w:t>
+        <w:t>ملف: E:/خاص احمد جعفر/برمجة/مشاريع/hr_fastapi/app/models\levels\level1\Intermediate\Project_Department.py</w:t>
+      </w:r>
+    </w:p>
+    <w:p>
+      <w:r>
+        <w:t># File Path: E:/خاص احمد جعفر/برمجة/مشاريع/hr_fastapi\app\models\levels\level1\Intermediate\Project_Department.py</w:t>
+        <w:br/>
+        <w:t># File Name: Project_Department.py</w:t>
         <w:br/>
         <w:t># -----------------------------------------</w:t>
         <w:br/>
         <w:br/>
-        <w:t>class TenantSite(SQLModel, table=True):</w:t>
-        <w:br/>
-        <w:t xml:space="preserve">    """جدول وسيط يربط الشركات بالمواقع (Many-to-Many)"""</w:t>
+        <w:t>from typing import Optional</w:t>
+        <w:br/>
+        <w:t>from sqlmodel import SQLModel, Field</w:t>
+        <w:br/>
+        <w:br/>
+        <w:t>class Project_Department(SQLModel, table=True):</w:t>
+        <w:br/>
+        <w:t xml:space="preserve">    """جدول وسيط يربط المشروع بالأقسام (Many-to-Many)"""</w:t>
+        <w:br/>
         <w:br/>
         <w:t xml:space="preserve">    id: Optional[int] = Field(default=None, primary_key=True)</w:t>
         <w:br/>
-        <w:t xml:space="preserve">    tenant_id: int = Field(foreign_key="tenant.id", index=True)</w:t>
-        <w:br/>
-        <w:t xml:space="preserve">    site_id: int = Field(foreign_key="site.id", index=True)</w:t>
+        <w:t xml:space="preserve">    project_id: int = Field(foreign_key="project.id", index=True)</w:t>
+        <w:br/>
+        <w:t xml:space="preserve">    department_id: int = Field(foreign_key="department.id", index=True)</w:t>
+        <w:br/>
+        <w:br/>
+        <w:t xml:space="preserve">    role: Optional[str] = None  # دور القسم في المشروع</w:t>
+        <w:br/>
+        <w:t xml:space="preserve">    notes: Optional[str] = None</w:t>
+        <w:br/>
       </w:r>
     </w:p>
     <w:p>
@@ -3631,31 +3946,39 @@
         <w:pStyle w:val="Heading1"/>
       </w:pPr>
       <w:r>
-        <w:t>ملف: E:/خاص احمد جعفر/برمجة/مشاريع/hr_fastapi/app/models\levels\level1\Intermediate\Training_Project.py</w:t>
-      </w:r>
-    </w:p>
-    <w:p>
-      <w:r>
-        <w:t># File Path: E:/خاص احمد جعفر/برمجة/مشاريع/hr_fastapi\app\models\levels\level1\Intermediate\Training_Project.py</w:t>
-        <w:br/>
-        <w:t># File Name: Training_Project.py</w:t>
+        <w:t>ملف: E:/خاص احمد جعفر/برمجة/مشاريع/hr_fastapi/app/models\levels\level1\Intermediate\Project_Policy.py</w:t>
+      </w:r>
+    </w:p>
+    <w:p>
+      <w:r>
+        <w:t># File Path: E:/خاص احمد جعفر/برمجة/مشاريع/hr_fastapi\app\models\levels\level1\Intermediate\Project_Policy.py</w:t>
+        <w:br/>
+        <w:t># File Name: Project_Policy.py</w:t>
         <w:br/>
         <w:t># -----------------------------------------</w:t>
         <w:br/>
         <w:br/>
-        <w:t>class TrainingProject(SQLModel, table=True):</w:t>
-        <w:br/>
-        <w:t xml:space="preserve">    """جدول وسيط يربط التدريب بالمشروعات (Many-to-Many)"""</w:t>
-        <w:br/>
+        <w:t>from datetime import date</w:t>
+        <w:br/>
+        <w:t>from typing import Optional</w:t>
+        <w:br/>
+        <w:t>from sqlmodel import SQLModel, Field</w:t>
+        <w:br/>
+        <w:br/>
+        <w:t>class Project_Policy(SQLModel, table=True):</w:t>
+        <w:br/>
+        <w:t xml:space="preserve">    """جدول وسيط يربط المشروع بالسياسات"""</w:t>
         <w:br/>
         <w:t xml:space="preserve">    id: Optional[int] = Field(default=None, primary_key=True)</w:t>
         <w:br/>
-        <w:t xml:space="preserve">    training_id: int = Field(foreign_key="employeetraining.id", index=True)</w:t>
-        <w:br/>
         <w:t xml:space="preserve">    project_id: int = Field(foreign_key="project.id", index=True)</w:t>
         <w:br/>
-        <w:br/>
-        <w:t xml:space="preserve">    mandatory: bool = False  # هل التدريب إلزامي للمشروع؟</w:t>
+        <w:t xml:space="preserve">    policy_id: int = Field(foreign_key="taxpolicy.id", index=True)</w:t>
+        <w:br/>
+        <w:br/>
+        <w:t xml:space="preserve">    effective_from: Optional[date] = None</w:t>
+        <w:br/>
+        <w:t xml:space="preserve">    effective_to: Optional[date] = None</w:t>
         <w:br/>
       </w:r>
     </w:p>
@@ -3669,36 +3992,44 @@
         <w:pStyle w:val="Heading1"/>
       </w:pPr>
       <w:r>
-        <w:t>ملف: E:/خاص احمد جعفر/برمجة/مشاريع/hr_fastapi/app/models\levels\level1\units\AdvanceSalary.py</w:t>
-      </w:r>
-    </w:p>
-    <w:p>
-      <w:r>
-        <w:t># File Path: E:/خاص احمد جعفر/برمجة/مشاريع/hr_fastapi\app\models\levels\level1\units\AdvanceSalary.py</w:t>
-        <w:br/>
-        <w:t># File Name: AdvanceSalary.py</w:t>
+        <w:t>ملف: E:/خاص احمد جعفر/برمجة/مشاريع/hr_fastapi/app/models\levels\level1\Intermediate\project_site.py</w:t>
+      </w:r>
+    </w:p>
+    <w:p>
+      <w:r>
+        <w:t># File Path: E:/خاص احمد جعفر/برمجة/مشاريع/hr_fastapi\app\models\levels\level1\Intermediate\project_site.py</w:t>
+        <w:br/>
+        <w:t># File Name: project_site.py</w:t>
         <w:br/>
         <w:t># -----------------------------------------</w:t>
         <w:br/>
         <w:br/>
-        <w:t>class AdvanceSalary(SQLModel, table=True):</w:t>
-        <w:br/>
-        <w:t xml:space="preserve">    """سلف الموظفين"""</w:t>
+        <w:t>from sqlmodel import SQLModel, Field</w:t>
+        <w:br/>
+        <w:t>from typing import Optional</w:t>
+        <w:br/>
+        <w:t>from datetime import date</w:t>
+        <w:br/>
+        <w:br/>
+        <w:br/>
+        <w:t>class Project_Site(SQLModel, table=True):</w:t>
+        <w:br/>
+        <w:t xml:space="preserve">    """جدول وسيط يربط المشروع بالمواقع (Many-to-Many)"""</w:t>
+        <w:br/>
         <w:br/>
         <w:t xml:space="preserve">    id: Optional[int] = Field(default=None, primary_key=True)</w:t>
         <w:br/>
-        <w:t xml:space="preserve">    employee_id: int = Field(foreign_key="employee.id", index=True)</w:t>
-        <w:br/>
-        <w:br/>
-        <w:t xml:space="preserve">    amount: float</w:t>
-        <w:br/>
-        <w:t xml:space="preserve">    request_date: date</w:t>
-        <w:br/>
-        <w:t xml:space="preserve">    approved: bool = False</w:t>
-        <w:br/>
-        <w:t xml:space="preserve">    approved_by: Optional[str] = None</w:t>
+        <w:t xml:space="preserve">    project_id: int = Field(foreign_key="project.id", index=True)</w:t>
+        <w:br/>
+        <w:t xml:space="preserve">    site_id: int = Field(foreign_key="site.id", index=True)</w:t>
+        <w:br/>
+        <w:br/>
+        <w:t xml:space="preserve">    start_date: Optional[date] = None</w:t>
+        <w:br/>
+        <w:t xml:space="preserve">    end_date: Optional[date] = None</w:t>
         <w:br/>
         <w:t xml:space="preserve">    notes: Optional[str] = None</w:t>
+        <w:br/>
       </w:r>
     </w:p>
     <w:p>
@@ -3711,34 +4042,36 @@
         <w:pStyle w:val="Heading1"/>
       </w:pPr>
       <w:r>
-        <w:t>ملف: E:/خاص احمد جعفر/برمجة/مشاريع/hr_fastapi/app/models\levels\level1\units\DisciplinaryAction.py</w:t>
-      </w:r>
-    </w:p>
-    <w:p>
-      <w:r>
-        <w:t># File Path: E:/خاص احمد جعفر/برمجة/مشاريع/hr_fastapi\app\models\levels\level1\units\DisciplinaryAction.py</w:t>
-        <w:br/>
-        <w:t># File Name: DisciplinaryAction.py</w:t>
+        <w:t>ملف: E:/خاص احمد جعفر/برمجة/مشاريع/hr_fastapi/app/models\levels\level1\Intermediate\Tenant_Configuration.py</w:t>
+      </w:r>
+    </w:p>
+    <w:p>
+      <w:r>
+        <w:t># File Path: E:/خاص احمد جعفر/برمجة/مشاريع/hr_fastapi\app\models\levels\level1\Intermediate\Tenant_Configuration.py</w:t>
+        <w:br/>
+        <w:t># File Name: Tenant_Configuration.py</w:t>
         <w:br/>
         <w:t># -----------------------------------------</w:t>
         <w:br/>
         <w:br/>
-        <w:t>class DisciplinaryAction(SQLModel, table=True):</w:t>
-        <w:br/>
-        <w:t xml:space="preserve">    """العقوبات والجزاءات"""</w:t>
+        <w:t>from sqlmodel import SQLModel, Field</w:t>
+        <w:br/>
+        <w:t>from typing import Optional</w:t>
+        <w:br/>
+        <w:br/>
+        <w:t>class TenantConfiguration(SQLModel, table=True):</w:t>
+        <w:br/>
+        <w:t xml:space="preserve">    __tablename__ = "tenant_configuration"</w:t>
+        <w:br/>
         <w:br/>
         <w:t xml:space="preserve">    id: Optional[int] = Field(default=None, primary_key=True)</w:t>
         <w:br/>
-        <w:t xml:space="preserve">    employee_id: int = Field(foreign_key="employee.id", index=True)</w:t>
-        <w:br/>
-        <w:br/>
-        <w:t xml:space="preserve">    action_type: str  # خصم، إنذار، فصل</w:t>
-        <w:br/>
-        <w:t xml:space="preserve">    action_date: date</w:t>
-        <w:br/>
-        <w:t xml:space="preserve">    description: Optional[str] = None</w:t>
-        <w:br/>
-        <w:t xml:space="preserve">    approved_by: Optional[str] = None</w:t>
+        <w:t xml:space="preserve">    tenant_id: int = Field(foreign_key="tenant.id", index=True)</w:t>
+        <w:br/>
+        <w:t xml:space="preserve">    company_config_id: int = Field(foreign_key="companyconfig.id", index=True)</w:t>
+        <w:br/>
+        <w:br/>
+        <w:t xml:space="preserve">    custom_value: Optional[str] = None</w:t>
         <w:br/>
       </w:r>
     </w:p>
@@ -3752,38 +4085,32 @@
         <w:pStyle w:val="Heading1"/>
       </w:pPr>
       <w:r>
-        <w:t>ملف: E:/خاص احمد جعفر/برمجة/مشاريع/hr_fastapi/app/models\levels\level1\units\Loan.py</w:t>
-      </w:r>
-    </w:p>
-    <w:p>
-      <w:r>
-        <w:t># File Path: E:/خاص احمد جعفر/برمجة/مشاريع/hr_fastapi\app\models\levels\level1\units\Loan.py</w:t>
-        <w:br/>
-        <w:t># File Name: Loan.py</w:t>
+        <w:t>ملف: E:/خاص احمد جعفر/برمجة/مشاريع/hr_fastapi/app/models\levels\level1\Intermediate\Tenant_Department.py</w:t>
+      </w:r>
+    </w:p>
+    <w:p>
+      <w:r>
+        <w:t>from typing import Optional</w:t>
+        <w:br/>
+        <w:t>from sqlmodel import SQLModel, Field, Relationship</w:t>
+        <w:br/>
+        <w:br/>
+        <w:t># File Path: E:/خاص احمد جعفر/برمجة/مشاريع/hr_fastapi\app\models\levels\level1\Intermediate\Tenant_Department.py</w:t>
+        <w:br/>
+        <w:t># File Name: Tenant_Department.py</w:t>
         <w:br/>
         <w:t># -----------------------------------------</w:t>
         <w:br/>
         <w:br/>
-        <w:t>class Loan(SQLModel, table=True):</w:t>
-        <w:br/>
-        <w:t xml:space="preserve">    """قروض الموظفين"""</w:t>
+        <w:t>class Tenant_Department(SQLModel, table=True):</w:t>
+        <w:br/>
+        <w:t xml:space="preserve">    """جدول وسيط يربط الشركات بالأقسام (Many-to-Many)"""</w:t>
         <w:br/>
         <w:t xml:space="preserve">    id: Optional[int] = Field(default=None, primary_key=True)</w:t>
         <w:br/>
-        <w:t xml:space="preserve">    employee_id: int = Field(foreign_key="employee.id", index=True)</w:t>
-        <w:br/>
-        <w:br/>
-        <w:t xml:space="preserve">    principal_amount: float  # أصل القرض</w:t>
-        <w:br/>
-        <w:t xml:space="preserve">    interest_rate: float = 0.0</w:t>
-        <w:br/>
-        <w:t xml:space="preserve">    start_date: date</w:t>
-        <w:br/>
-        <w:t xml:space="preserve">    end_date: Optional[date] = None</w:t>
-        <w:br/>
-        <w:t xml:space="preserve">    monthly_installment: float</w:t>
-        <w:br/>
-        <w:t xml:space="preserve">    notes: Optional[str] = None</w:t>
+        <w:t xml:space="preserve">    tenant_id: int = Field(foreign_key="tenant.id", index=True)</w:t>
+        <w:br/>
+        <w:t xml:space="preserve">    department_id: int = Field(foreign_key="department.id", index=True)</w:t>
       </w:r>
     </w:p>
     <w:p>
@@ -3796,34 +4123,39 @@
         <w:pStyle w:val="Heading1"/>
       </w:pPr>
       <w:r>
-        <w:t>ملف: E:/خاص احمد جعفر/برمجة/مشاريع/hr_fastapi/app/models\levels\level1\units\PerformanceReview.py</w:t>
-      </w:r>
-    </w:p>
-    <w:p>
-      <w:r>
-        <w:t># File Path: E:/خاص احمد جعفر/برمجة/مشاريع/hr_fastapi\app\models\levels\level1\units\PerformanceReview.py</w:t>
-        <w:br/>
-        <w:t># File Name: PerformanceReview.py</w:t>
+        <w:t>ملف: E:/خاص احمد جعفر/برمجة/مشاريع/hr_fastapi/app/models\levels\level1\Intermediate\Tenant_Policy.py</w:t>
+      </w:r>
+    </w:p>
+    <w:p>
+      <w:r>
+        <w:t>from typing import Optional</w:t>
+        <w:br/>
+        <w:t>from sqlmodel import SQLModel, Field, Relationship</w:t>
+        <w:br/>
+        <w:br/>
+        <w:t># File Path: E:/خاص احمد جعفر/برمجة/مشاريع/hr_fastapi\app\models\levels\level1\Intermediate\Tenant_Policy.py</w:t>
+        <w:br/>
+        <w:t># File Name: Tenant_Policy.py</w:t>
         <w:br/>
         <w:t># -----------------------------------------</w:t>
         <w:br/>
         <w:br/>
-        <w:t>class PerformanceReview(SQLModel, table=True):</w:t>
-        <w:br/>
-        <w:t xml:space="preserve">    """تقييم الأداء"""</w:t>
+        <w:t>class Tenant_Policy(SQLModel, table=True):</w:t>
+        <w:br/>
+        <w:t xml:space="preserve">    """جدول وسيط يربط الشركة بالسياسات (Many-to-Many)"""</w:t>
+        <w:br/>
         <w:br/>
         <w:t xml:space="preserve">    id: Optional[int] = Field(default=None, primary_key=True)</w:t>
         <w:br/>
-        <w:t xml:space="preserve">    employee_id: int = Field(foreign_key="employee.id", index=True)</w:t>
-        <w:br/>
-        <w:br/>
-        <w:t xml:space="preserve">    review_date: date</w:t>
-        <w:br/>
-        <w:t xml:space="preserve">    reviewer: str</w:t>
-        <w:br/>
-        <w:t xml:space="preserve">    score: float  # درجة التقييم</w:t>
-        <w:br/>
-        <w:t xml:space="preserve">    comments: Optional[str] = None</w:t>
+        <w:t xml:space="preserve">    tenant_id: int = Field(foreign_key="tenant.id", index=True)</w:t>
+        <w:br/>
+        <w:t xml:space="preserve">    policy_id: int = Field(foreign_key="taxpolicy.id", index=True)</w:t>
+        <w:br/>
+        <w:br/>
+        <w:t xml:space="preserve">    effective_from: Optional[date] = None</w:t>
+        <w:br/>
+        <w:t xml:space="preserve">    effective_to: Optional[date] = None</w:t>
+        <w:br/>
       </w:r>
     </w:p>
     <w:p>
@@ -3836,41 +4168,32 @@
         <w:pStyle w:val="Heading1"/>
       </w:pPr>
       <w:r>
-        <w:t>ملف: E:/خاص احمد جعفر/برمجة/مشاريع/hr_fastapi/app/models\levels\level1\units\PublicHoliday.py</w:t>
-      </w:r>
-    </w:p>
-    <w:p>
-      <w:r>
-        <w:t># File Path: E:/خاص احمد جعفر/برمجة/مشاريع/hr_fastapi\app\models\levels\level1\units\PublicHoliday.py</w:t>
-        <w:br/>
-        <w:t># File Name: PublicHoliday.py</w:t>
+        <w:t>ملف: E:/خاص احمد جعفر/برمجة/مشاريع/hr_fastapi/app/models\levels\level1\Intermediate\Tenant_Site.py</w:t>
+      </w:r>
+    </w:p>
+    <w:p>
+      <w:r>
+        <w:t>from typing import Optional</w:t>
+        <w:br/>
+        <w:t>from sqlmodel import SQLModel, Field, Relationship</w:t>
+        <w:br/>
+        <w:br/>
+        <w:t># File Path: E:/خاص احمد جعفر/برمجة/مشاريع/hr_fastapi\app\models\levels\level1\Intermediate\Tenant_Site.py</w:t>
+        <w:br/>
+        <w:t># File Name: Tenant_Site.py</w:t>
         <w:br/>
         <w:t># -----------------------------------------</w:t>
         <w:br/>
         <w:br/>
-        <w:t>from sqlmodel import SQLModel, Field</w:t>
-        <w:br/>
-        <w:t>from typing import Optional</w:t>
-        <w:br/>
-        <w:t>from datetime import date</w:t>
-        <w:br/>
-        <w:br/>
-        <w:t>class PublicHoliday(SQLModel, table=True):</w:t>
-        <w:br/>
-        <w:t xml:space="preserve">    """الإجازات الرسمية للشركة أو الدولة"""</w:t>
+        <w:t>class Tenant_Site(SQLModel, table=True):</w:t>
+        <w:br/>
+        <w:t xml:space="preserve">    """جدول وسيط يربط الشركات بالمواقع (Many-to-Many)"""</w:t>
         <w:br/>
         <w:t xml:space="preserve">    id: Optional[int] = Field(default=None, primary_key=True)</w:t>
         <w:br/>
         <w:t xml:space="preserve">    tenant_id: int = Field(foreign_key="tenant.id", index=True)</w:t>
         <w:br/>
-        <w:br/>
-        <w:t xml:space="preserve">    name: str  # اسم الإجازة (عيد، مناسبة وطنية)</w:t>
-        <w:br/>
-        <w:t xml:space="preserve">    date: date</w:t>
-        <w:br/>
-        <w:t xml:space="preserve">    is_paid: bool = True  # هل مدفوعة الأجر؟</w:t>
-        <w:br/>
-        <w:t xml:space="preserve">    notes: Optional[str] = None</w:t>
+        <w:t xml:space="preserve">    site_id: int = Field(foreign_key="site.id", index=True)</w:t>
       </w:r>
     </w:p>
     <w:p>
@@ -3883,34 +4206,37 @@
         <w:pStyle w:val="Heading1"/>
       </w:pPr>
       <w:r>
-        <w:t>ملف: E:/خاص احمد جعفر/برمجة/مشاريع/hr_fastapi/app/models\levels\level1\units\Reward.py</w:t>
-      </w:r>
-    </w:p>
-    <w:p>
-      <w:r>
-        <w:t># File Path: E:/خاص احمد جعفر/برمجة/مشاريع/hr_fastapi\app\models\levels\level1\units\Reward.py</w:t>
-        <w:br/>
-        <w:t># File Name: Reward.py</w:t>
+        <w:t>ملف: E:/خاص احمد جعفر/برمجة/مشاريع/hr_fastapi/app/models\levels\level1\Intermediate\Training_Project.py</w:t>
+      </w:r>
+    </w:p>
+    <w:p>
+      <w:r>
+        <w:t>from typing import Optional</w:t>
+        <w:br/>
+        <w:t>from sqlmodel import SQLModel, Field, Relationship</w:t>
+        <w:br/>
+        <w:br/>
+        <w:t># File Path: E:/خاص احمد جعفر/برمجة/مشاريع/hr_fastapi\app\models\levels\level1\Intermediate\Training_Project.py</w:t>
+        <w:br/>
+        <w:t># File Name: Training_Project.py</w:t>
         <w:br/>
         <w:t># -----------------------------------------</w:t>
         <w:br/>
         <w:br/>
-        <w:t>class Reward(SQLModel, table=True):</w:t>
-        <w:br/>
-        <w:t xml:space="preserve">    """المكافآت"""</w:t>
+        <w:t>class Training_Project(SQLModel, table=True):</w:t>
+        <w:br/>
+        <w:t xml:space="preserve">    """جدول وسيط يربط التدريب بالمشروعات (Many-to-Many)"""</w:t>
+        <w:br/>
         <w:br/>
         <w:t xml:space="preserve">    id: Optional[int] = Field(default=None, primary_key=True)</w:t>
         <w:br/>
-        <w:t xml:space="preserve">    employee_id: int = Field(foreign_key="employee.id", index=True)</w:t>
-        <w:br/>
-        <w:br/>
-        <w:t xml:space="preserve">    reward_type: str  # مكافأة أداء، مكافأة مشروع</w:t>
-        <w:br/>
-        <w:t xml:space="preserve">    amount: float</w:t>
-        <w:br/>
-        <w:t xml:space="preserve">    reward_date: date</w:t>
-        <w:br/>
-        <w:t xml:space="preserve">    notes: Optional[str] = None</w:t>
+        <w:t xml:space="preserve">    training_id: int = Field(foreign_key="employeetraining.id", index=True)</w:t>
+        <w:br/>
+        <w:t xml:space="preserve">    project_id: int = Field(foreign_key="project.id", index=True)</w:t>
+        <w:br/>
+        <w:br/>
+        <w:t xml:space="preserve">    mandatory: bool = False  # هل التدريب إلزامي للمشروع؟</w:t>
+        <w:br/>
       </w:r>
     </w:p>
     <w:p>
@@ -3942,7 +4268,7 @@
         <w:t>from sqlmodel import SQLModel, Field</w:t>
         <w:br/>
         <w:br/>
-        <w:t>class EmployeeAssetSite(SQLModel, table=True):</w:t>
+        <w:t>class Employee_Asset_Site(SQLModel, table=True):</w:t>
         <w:br/>
         <w:t xml:space="preserve">    """جدول وسيط يربط الموظف بالأصل والموقع"""</w:t>
         <w:br/>
@@ -3988,7 +4314,7 @@
         <w:t>from sqlmodel import SQLModel, Field</w:t>
         <w:br/>
         <w:br/>
-        <w:t>class DepartmentEmployeeRole(SQLModel, table=True):</w:t>
+        <w:t>class Employee_Department_Role(SQLModel, table=True):</w:t>
         <w:br/>
         <w:t xml:space="preserve">    """جدول وسيط يربط القسم بالموظف والدور"""</w:t>
         <w:br/>
@@ -4025,6 +4351,32 @@
         <w:t># -----------------------------------------</w:t>
         <w:br/>
         <w:br/>
+        <w:t># File Path: app/models/levels/level2/Employee_Department_Site.py</w:t>
+        <w:br/>
+        <w:t># File Name: Employee_Department_Site.py</w:t>
+        <w:br/>
+        <w:t># -----------------------------------------</w:t>
+        <w:br/>
+        <w:br/>
+        <w:t>from sqlmodel import SQLModel, Field</w:t>
+        <w:br/>
+        <w:t>from typing import Optional</w:t>
+        <w:br/>
+        <w:br/>
+        <w:br/>
+        <w:t>class Employee_Department_Site(SQLModel, table=True):</w:t>
+        <w:br/>
+        <w:t xml:space="preserve">    """جدول وسيط يربط الموظف بالقسم والموقع (Many-to-Many)"""</w:t>
+        <w:br/>
+        <w:br/>
+        <w:t xml:space="preserve">    id: Optional[int] = Field(default=None, primary_key=True)</w:t>
+        <w:br/>
+        <w:t xml:space="preserve">    employee_id: int = Field(foreign_key="employee.id", index=True)</w:t>
+        <w:br/>
+        <w:t xml:space="preserve">    department_id: int = Field(foreign_key="department.id", index=True)</w:t>
+        <w:br/>
+        <w:t xml:space="preserve">    site_id: int = Field(foreign_key="site.id", index=True)</w:t>
+        <w:br/>
       </w:r>
     </w:p>
     <w:p>
@@ -4054,7 +4406,7 @@
         <w:t>from sqlmodel import SQLModel, Field</w:t>
         <w:br/>
         <w:br/>
-        <w:t>class EmployeePolicyCostCenter(SQLModel, table=True):</w:t>
+        <w:t>class Employee_Policy_CostCenter(SQLModel, table=True):</w:t>
         <w:br/>
         <w:t xml:space="preserve">    """جدول وسيط يربط الموظف بالسياسة ومركز التكلفة"""</w:t>
         <w:br/>
@@ -4100,7 +4452,7 @@
         <w:t>from sqlmodel import SQLModel, Field</w:t>
         <w:br/>
         <w:br/>
-        <w:t>class EmployeeProjectCostCenter(SQLModel, table=True):</w:t>
+        <w:t>class Employee_Project_CostCenter(SQLModel, table=True):</w:t>
         <w:br/>
         <w:t xml:space="preserve">    """جدول وسيط يربط الموظف بالمشروع ومركز التكلفة"""</w:t>
         <w:br/>
@@ -4146,7 +4498,7 @@
         <w:t>from sqlmodel import SQLModel, Field</w:t>
         <w:br/>
         <w:br/>
-        <w:t>class EmployeeProjectSite(SQLModel, table=True):</w:t>
+        <w:t>class Employee_Project_Site(SQLModel, table=True):</w:t>
         <w:br/>
         <w:t xml:space="preserve">    """جدول وسيط يربط الموظف بالمشروع والموقع"""</w:t>
         <w:br/>
@@ -4196,7 +4548,7 @@
         <w:t>from datetime import date</w:t>
         <w:br/>
         <w:br/>
-        <w:t>class EmployeeSiteRole(SQLModel, table=True):</w:t>
+        <w:t>class Employee_Site_Role(SQLModel, table=True):</w:t>
         <w:br/>
         <w:t xml:space="preserve">    """جدول وسيط يربط الموظف بالموقع والدور"""</w:t>
         <w:br/>
@@ -4244,7 +4596,7 @@
         <w:t>from sqlmodel import SQLModel, Field</w:t>
         <w:br/>
         <w:br/>
-        <w:t>class EmployeeTrainingCertification(SQLModel, table=True):</w:t>
+        <w:t>class Employee_Training_Certification(SQLModel, table=True):</w:t>
         <w:br/>
         <w:t xml:space="preserve">    """جدول وسيط يربط الموظف بالتدريب والشهادة"""</w:t>
         <w:br/>
@@ -4288,7 +4640,7 @@
         <w:t>from typing import Optional</w:t>
         <w:br/>
         <w:br/>
-        <w:t>class ProjectDepartmentPolicy(SQLModel, table=True):</w:t>
+        <w:t>class Project_Department_Policy(SQLModel, table=True):</w:t>
         <w:br/>
         <w:t xml:space="preserve">    id: Optional[int] = Field(default=None, primary_key=True)</w:t>
         <w:br/>
@@ -4330,7 +4682,7 @@
         <w:t>from sqlmodel import SQLModel, Field</w:t>
         <w:br/>
         <w:br/>
-        <w:t>class ProjectEmployeeRole(SQLModel, table=True):</w:t>
+        <w:t>class Project_Employee_Role(SQLModel, table=True):</w:t>
         <w:br/>
         <w:t xml:space="preserve">    """جدول وسيط يربط المشروع بالموظف والدور"""</w:t>
         <w:br/>
@@ -4371,6 +4723,34 @@
         <w:t># -----------------------------------------</w:t>
         <w:br/>
         <w:br/>
+        <w:t># File Path: app/models/levels/level3/Employee_Asset_Project_Site.py</w:t>
+        <w:br/>
+        <w:t># File Name: Employee_Asset_Project_Site.py</w:t>
+        <w:br/>
+        <w:t># -----------------------------------------</w:t>
+        <w:br/>
+        <w:br/>
+        <w:t>from sqlmodel import SQLModel, Field</w:t>
+        <w:br/>
+        <w:t>from typing import Optional</w:t>
+        <w:br/>
+        <w:br/>
+        <w:br/>
+        <w:t>class Employee_Asset_Project_Site(SQLModel, table=True):</w:t>
+        <w:br/>
+        <w:t xml:space="preserve">    """جدول وسيط يربط الموظف بالأصل والمشروع والموقع (Many-to-Many)"""</w:t>
+        <w:br/>
+        <w:br/>
+        <w:t xml:space="preserve">    id: Optional[int] = Field(default=None, primary_key=True)</w:t>
+        <w:br/>
+        <w:t xml:space="preserve">    employee_id: int = Field(foreign_key="employee.id", index=True)</w:t>
+        <w:br/>
+        <w:t xml:space="preserve">    asset_id: int = Field(foreign_key="asset.id", index=True)</w:t>
+        <w:br/>
+        <w:t xml:space="preserve">    project_id: int = Field(foreign_key="project.id", index=True)</w:t>
+        <w:br/>
+        <w:t xml:space="preserve">    site_id: int = Field(foreign_key="site.id", index=True)</w:t>
+        <w:br/>
       </w:r>
     </w:p>
     <w:p>
@@ -4400,7 +4780,7 @@
         <w:t>from sqlmodel import SQLModel, Field</w:t>
         <w:br/>
         <w:br/>
-        <w:t>class EmployeeAssetSiteRole(SQLModel, table=True):</w:t>
+        <w:t>class Employee_Asset_Site_Role(SQLModel, table=True):</w:t>
         <w:br/>
         <w:t xml:space="preserve">    id: Optional[int] = Field(default=None, primary_key=True)</w:t>
         <w:br/>
@@ -4441,7 +4821,7 @@
         <w:t>from sqlmodel import SQLModel, Field</w:t>
         <w:br/>
         <w:br/>
-        <w:t>class EmployeeProjectRoleCostCenter(SQLModel, table=True):</w:t>
+        <w:t>class Employee_Project_Role_CostCenter(SQLModel, table=True):</w:t>
         <w:br/>
         <w:t xml:space="preserve">    """جدول وسيط يربط الموظف بالمشروع والدور ومركز التكلفة"""</w:t>
         <w:br/>
@@ -4487,7 +4867,7 @@
         <w:t>from sqlmodel import SQLModel, Field</w:t>
         <w:br/>
         <w:br/>
-        <w:t>class EmployeeProjectSiteCostCenter(SQLModel, table=True):</w:t>
+        <w:t>class Employee_Project_Site_CostCenter(SQLModel, table=True):</w:t>
         <w:br/>
         <w:t xml:space="preserve">    id: Optional[int] = Field(default=None, primary_key=True)</w:t>
         <w:br/>
@@ -4533,7 +4913,7 @@
         <w:t>from sqlmodel import SQLModel, Field</w:t>
         <w:br/>
         <w:br/>
-        <w:t>class EmployeeProjectSiteDepartment(SQLModel, table=True):</w:t>
+        <w:t>class Employee_Project_Site_Department(SQLModel, table=True):</w:t>
         <w:br/>
         <w:t xml:space="preserve">    """جدول وسيط يربط الموظف بالمشروع والموقع والقسم"""</w:t>
         <w:br/>
@@ -4584,7 +4964,7 @@
         <w:t>from sqlmodel import SQLModel, Field</w:t>
         <w:br/>
         <w:br/>
-        <w:t>class EmployeeTrainingCertificationProject(SQLModel, table=True):</w:t>
+        <w:t>class Employee_Training_Certification_Project(SQLModel, table=True):</w:t>
         <w:br/>
         <w:t xml:space="preserve">    id: Optional[int] = Field(default=None, primary_key=True)</w:t>
         <w:br/>
@@ -4625,7 +5005,7 @@
         <w:t>from sqlmodel import SQLModel, Field</w:t>
         <w:br/>
         <w:br/>
-        <w:t>class EmployeeTrainingProjectSite(SQLModel, table=True):</w:t>
+        <w:t>class Employee_Training_Project_Site(SQLModel, table=True):</w:t>
         <w:br/>
         <w:t xml:space="preserve">    """جدول وسيط يربط الموظف بالتدريب والمشروع والموقع"""</w:t>
         <w:br/>
@@ -4670,7 +5050,7 @@
         <w:t>from datetime import date</w:t>
         <w:br/>
         <w:br/>
-        <w:t>class TenantSiteDepartmentCostCenter(SQLModel, table=True):</w:t>
+        <w:t>class Tenant_Site_Department_CostCenter(SQLModel, table=True):</w:t>
         <w:br/>
         <w:t xml:space="preserve">    """جدول وسيط يربط الشركة بالموقع والقسم ومركز التكلفة"""</w:t>
         <w:br/>
@@ -4723,7 +5103,7 @@
         <w:t>from sqlmodel import SQLModel, Field</w:t>
         <w:br/>
         <w:br/>
-        <w:t>class EmployeeAssetProjectSiteRole(SQLModel, table=True):</w:t>
+        <w:t>class Employee_Asset_Project_Site_Role(SQLModel, table=True):</w:t>
         <w:br/>
         <w:t xml:space="preserve">    """جدول وسيط يربط الموظف بالأصل والمشروع والموقع والدور"""</w:t>
         <w:br/>
@@ -4776,7 +5156,7 @@
         <w:t>from sqlmodel import SQLModel, Field</w:t>
         <w:br/>
         <w:br/>
-        <w:t>class EmployeeTrainingCertificationProjectSite(SQLModel, table=True):</w:t>
+        <w:t>class Employee_Training_Certification_Project_Site(SQLModel, table=True):</w:t>
         <w:br/>
         <w:t xml:space="preserve">    """جدول وسيط يربط الموظف بالتدريب والشهادة والمشروع والموقع"""</w:t>
         <w:br/>
@@ -4827,7 +5207,7 @@
         <w:t>from sqlmodel import SQLModel, Field</w:t>
         <w:br/>
         <w:br/>
-        <w:t>class TenantSiteDepartmentCostCenterPolicy(SQLModel, table=True):</w:t>
+        <w:t>class Tenant_Site_Department_CostCenter_Policy(SQLModel, table=True):</w:t>
         <w:br/>
         <w:t xml:space="preserve">    """جدول وسيط يربط الشركة بالموقع والقسم ومركز التكلفة والسياسة"""</w:t>
         <w:br/>
@@ -4899,14 +5279,14 @@
         <w:br/>
         <w:t>def list_attendance_htmx(session: Session = Depends(get_session)):</w:t>
         <w:br/>
-        <w:t xml:space="preserve">    records = session.exec(select(Attendance)).all()  # جلب كل سجلات الحضور</w:t>
+        <w:t xml:space="preserve">    s = session.exec(select(Attendance)).all()  # جلب كل سجلات الحضور</w:t>
         <w:br/>
         <w:br/>
         <w:t xml:space="preserve">    # بناء HTML بسيط لعرضهم</w:t>
         <w:br/>
         <w:t xml:space="preserve">    html = "&lt;ul class='space-y-2'&gt;"</w:t>
         <w:br/>
-        <w:t xml:space="preserve">    for record in records:</w:t>
+        <w:t xml:space="preserve">    for  in s:</w:t>
         <w:br/>
         <w:t xml:space="preserve">        # عرض اسم الموظف وتاريخ الحضور ووقت الدخول والخروج</w:t>
         <w:br/>
@@ -4914,9 +5294,9 @@
         <w:br/>
         <w:t xml:space="preserve">            f"&lt;li class='p-2 border rounded bg-gray-50'&gt;"</w:t>
         <w:br/>
-        <w:t xml:space="preserve">            f"📅 {record.date} - 👤 موظف رقم {record.employee_id} "</w:t>
-        <w:br/>
-        <w:t xml:space="preserve">            f"- دخول: {record.check_in} - خروج: {record.check_out}&lt;/li&gt;"</w:t>
+        <w:t xml:space="preserve">            f"📅 {.date} - 👤 موظف رقم {.employee_id} "</w:t>
+        <w:br/>
+        <w:t xml:space="preserve">            f"- دخول: {.check_in} - خروج: {.check_out}&lt;/li&gt;"</w:t>
         <w:br/>
         <w:t xml:space="preserve">        )</w:t>
         <w:br/>
@@ -4946,7 +5326,7 @@
         <w:br/>
         <w:t>def list_attendance(session: Session = Depends(get_session)):</w:t>
         <w:br/>
-        <w:t xml:space="preserve">    records = session.exec(select(Attendance)).all()</w:t>
+        <w:t xml:space="preserve">    s = session.exec(select(Attendance)).all()</w:t>
         <w:br/>
         <w:t xml:space="preserve">    return [</w:t>
         <w:br/>
@@ -4966,7 +5346,7 @@
         <w:br/>
         <w:t xml:space="preserve">        }</w:t>
         <w:br/>
-        <w:t xml:space="preserve">        for r in records</w:t>
+        <w:t xml:space="preserve">        for r in s</w:t>
         <w:br/>
         <w:t xml:space="preserve">    ]</w:t>
         <w:br/>
@@ -5087,7 +5467,7 @@
         <w:br/>
         <w:t>from app.models.tenant import Tenant</w:t>
         <w:br/>
-        <w:t>from app.dependencies. import get_current_tenant</w:t>
+        <w:t>from app.dependencies.dependencies import get_current_tenant</w:t>
         <w:br/>
         <w:br/>
         <w:t>router = APIRouter(prefix="/employees", tags=["employees"])</w:t>
@@ -5366,7 +5746,7 @@
         <w:br/>
         <w:t>from app.database import get_session</w:t>
         <w:br/>
-        <w:t>from app.models.salary import SalaryRecord</w:t>
+        <w:t>from app.models.salary import Salary</w:t>
         <w:br/>
         <w:t>from app.models.attendance import Attendance</w:t>
         <w:br/>
@@ -5386,9 +5766,9 @@
         <w:br/>
         <w:t xml:space="preserve">        select(</w:t>
         <w:br/>
-        <w:t xml:space="preserve">            func.strftime("%Y-%m", SalaryRecord.paid_date).label("month"),</w:t>
-        <w:br/>
-        <w:t xml:space="preserve">            func.sum(SalaryRecord.amount).label("total")</w:t>
+        <w:t xml:space="preserve">            func.strftime("%Y-%m", Salary.paid_date).label("month"),</w:t>
+        <w:br/>
+        <w:t xml:space="preserve">            func.sum(Salary.amount).label("total")</w:t>
         <w:br/>
         <w:t xml:space="preserve">        )</w:t>
         <w:br/>
@@ -5463,13 +5843,13 @@
         <w:br/>
         <w:t>from app.database import get_session</w:t>
         <w:br/>
-        <w:t>from app.models.salary import SalaryRecord</w:t>
+        <w:t>from app.models.salary import Salary</w:t>
         <w:br/>
         <w:t>from app.models.salary import PayrollCategory</w:t>
         <w:br/>
         <w:t>from app.models.tenant import Tenant</w:t>
         <w:br/>
-        <w:t>from app.dependencies import get_current_tenant</w:t>
+        <w:t>from app.dependencies.dependencies import get_current_tenant</w:t>
         <w:br/>
         <w:br/>
         <w:t>router = APIRouter(prefix="/salary", tags=["salary"])</w:t>
@@ -5477,11 +5857,11 @@
         <w:br/>
         <w:t># 🔹 إضافة سجل راتب جديد</w:t>
         <w:br/>
-        <w:t>@router.post("/", response_model=SalaryRecord)</w:t>
+        <w:t>@router.post("/", response_model=Salary)</w:t>
         <w:br/>
         <w:t>async def create_salary(</w:t>
         <w:br/>
-        <w:t xml:space="preserve">    record: SalaryRecord,</w:t>
+        <w:t xml:space="preserve">    : Salary,</w:t>
         <w:br/>
         <w:t xml:space="preserve">    session: Session = Depends(get_session),</w:t>
         <w:br/>
@@ -5491,20 +5871,20 @@
         <w:br/>
         <w:t xml:space="preserve">    """إضافة سجل راتب جديد لموظف"""</w:t>
         <w:br/>
-        <w:t xml:space="preserve">    record.tenant_id = tenant.id</w:t>
-        <w:br/>
-        <w:t xml:space="preserve">    session.add(record)</w:t>
+        <w:t xml:space="preserve">    .tenant_id = tenant.id</w:t>
+        <w:br/>
+        <w:t xml:space="preserve">    session.add()</w:t>
         <w:br/>
         <w:t xml:space="preserve">    session.commit()</w:t>
         <w:br/>
-        <w:t xml:space="preserve">    session.refresh(record)</w:t>
-        <w:br/>
-        <w:t xml:space="preserve">    return record</w:t>
+        <w:t xml:space="preserve">    session.refresh()</w:t>
+        <w:br/>
+        <w:t xml:space="preserve">    return </w:t>
         <w:br/>
         <w:br/>
         <w:t># 🔹 عرض كل الرواتب للشركة</w:t>
         <w:br/>
-        <w:t>@router.get("/", response_model=list[SalaryRecord])</w:t>
+        <w:t>@router.get("/", response_model=list[Salary])</w:t>
         <w:br/>
         <w:t>async def list_salaries(</w:t>
         <w:br/>
@@ -5516,12 +5896,12 @@
         <w:br/>
         <w:t xml:space="preserve">    """عرض كل الرواتب للشركة الحالية"""</w:t>
         <w:br/>
-        <w:t xml:space="preserve">    return session.exec(select(SalaryRecord).where(SalaryRecord.tenant_id == tenant.id)).all()</w:t>
+        <w:t xml:space="preserve">    return session.exec(select(Salary).where(Salary.tenant_id == tenant.id)).all()</w:t>
         <w:br/>
         <w:br/>
         <w:t># 🔹 عرض راتب واحد</w:t>
         <w:br/>
-        <w:t>@router.get("/{salary_id}", response_model=SalaryRecord)</w:t>
+        <w:t>@router.get("/{salary_id}", response_model=Salary)</w:t>
         <w:br/>
         <w:t>async def get_salary(</w:t>
         <w:br/>
@@ -5533,7 +5913,7 @@
         <w:br/>
         <w:t>):</w:t>
         <w:br/>
-        <w:t xml:space="preserve">    sal = session.exec(select(SalaryRecord).where(SalaryRecord.id == salary_id)).first()</w:t>
+        <w:t xml:space="preserve">    sal = session.exec(select(Salary).where(Salary.id == salary_id)).first()</w:t>
         <w:br/>
         <w:t xml:space="preserve">    if not sal or sal.tenant_id != tenant.id:</w:t>
         <w:br/>
@@ -5544,13 +5924,13 @@
         <w:br/>
         <w:t># 🔹 تعديل راتب</w:t>
         <w:br/>
-        <w:t>@router.put("/{salary_id}", response_model=SalaryRecord)</w:t>
+        <w:t>@router.put("/{salary_id}", response_model=Salary)</w:t>
         <w:br/>
         <w:t>async def update_salary(</w:t>
         <w:br/>
         <w:t xml:space="preserve">    salary_id: int,</w:t>
         <w:br/>
-        <w:t xml:space="preserve">    data: SalaryRecord,</w:t>
+        <w:t xml:space="preserve">    data: Salary,</w:t>
         <w:br/>
         <w:t xml:space="preserve">    session: Session = Depends(get_session),</w:t>
         <w:br/>
@@ -5558,7 +5938,7 @@
         <w:br/>
         <w:t>):</w:t>
         <w:br/>
-        <w:t xml:space="preserve">    sal = session.exec(select(SalaryRecord).where(SalaryRecord.id == salary_id)).first()</w:t>
+        <w:t xml:space="preserve">    sal = session.exec(select(Salary).where(Salary.id == salary_id)).first()</w:t>
         <w:br/>
         <w:t xml:space="preserve">    if not sal or sal.tenant_id != tenant.id:</w:t>
         <w:br/>
@@ -5595,7 +5975,7 @@
         <w:br/>
         <w:t>):</w:t>
         <w:br/>
-        <w:t xml:space="preserve">    sal = session.exec(select(SalaryRecord).where(SalaryRecord.id == salary_id)).first()</w:t>
+        <w:t xml:space="preserve">    sal = session.exec(select(Salary).where(Salary.id == salary_id)).first()</w:t>
         <w:br/>
         <w:t xml:space="preserve">    if not sal or sal.tenant_id != tenant.id:</w:t>
         <w:br/>
@@ -5639,11 +6019,11 @@
         <w:br/>
         <w:t>from app.models.salary_component import SalaryComponent, ComponentType</w:t>
         <w:br/>
-        <w:t>from app.models.salary import SalaryRecord</w:t>
+        <w:t>from app.models.salary import Salary</w:t>
         <w:br/>
         <w:t>from app.models.tenant import Tenant</w:t>
         <w:br/>
-        <w:t>from app.dependencies import get_current_tenant</w:t>
+        <w:t>from app.dependencies.dependencies import get_current_tenant</w:t>
         <w:br/>
         <w:br/>
         <w:t>router = APIRouter(prefix="/salary-components", tags=["salary-components"])</w:t>
@@ -5665,13 +6045,13 @@
         <w:br/>
         <w:t xml:space="preserve">    """إضافة بند إضافي أو خصم مرتبط بسجل راتب"""</w:t>
         <w:br/>
-        <w:t xml:space="preserve">    record = session.exec(</w:t>
-        <w:br/>
-        <w:t xml:space="preserve">        select(SalaryRecord).where(SalaryRecord.id == component.salary_record_id)</w:t>
+        <w:t xml:space="preserve">     = session.exec(</w:t>
+        <w:br/>
+        <w:t xml:space="preserve">        select(Salary).where(Salary.id == component.salary_id)</w:t>
         <w:br/>
         <w:t xml:space="preserve">    ).first()</w:t>
         <w:br/>
-        <w:t xml:space="preserve">    if not record or record.tenant_id != tenant.id:</w:t>
+        <w:t xml:space="preserve">    if not  or .tenant_id != tenant.id:</w:t>
         <w:br/>
         <w:t xml:space="preserve">        raise HTTPException(status_code=404, detail="سجل الراتب غير موجود أو لا يخص هذه الشركة")</w:t>
         <w:br/>
@@ -5687,11 +6067,11 @@
         <w:br/>
         <w:t># 🔹 عرض البنود المرتبطة بسجل راتب</w:t>
         <w:br/>
-        <w:t>@router.get("/{salary_record_id}", response_model=list[SalaryComponent])</w:t>
+        <w:t>@router.get("/{salary_id}", response_model=list[SalaryComponent])</w:t>
         <w:br/>
         <w:t>async def list_components(</w:t>
         <w:br/>
-        <w:t xml:space="preserve">    salary_record_id: int,</w:t>
+        <w:t xml:space="preserve">    salary_id: int,</w:t>
         <w:br/>
         <w:t xml:space="preserve">    session: Session = Depends(get_session),</w:t>
         <w:br/>
@@ -5701,20 +6081,20 @@
         <w:br/>
         <w:t xml:space="preserve">    """عرض كل البنود المرتبطة بسجل راتب معين"""</w:t>
         <w:br/>
-        <w:t xml:space="preserve">    record = session.exec(</w:t>
-        <w:br/>
-        <w:t xml:space="preserve">        select(SalaryRecord).where(SalaryRecord.id == salary_record_id)</w:t>
+        <w:t xml:space="preserve">     = session.exec(</w:t>
+        <w:br/>
+        <w:t xml:space="preserve">        select(Salary).where(Salary.id == salary_id)</w:t>
         <w:br/>
         <w:t xml:space="preserve">    ).first()</w:t>
         <w:br/>
-        <w:t xml:space="preserve">    if not record or record.tenant_id != tenant.id:</w:t>
+        <w:t xml:space="preserve">    if not  or .tenant_id != tenant.id:</w:t>
         <w:br/>
         <w:t xml:space="preserve">        raise HTTPException(status_code=404, detail="سجل الراتب غير موجود أو لا يخص هذه الشركة")</w:t>
         <w:br/>
         <w:br/>
         <w:t xml:space="preserve">    return session.exec(</w:t>
         <w:br/>
-        <w:t xml:space="preserve">        select(SalaryComponent).where(SalaryComponent.salary_record_id == salary_record_id)</w:t>
+        <w:t xml:space="preserve">        select(SalaryComponent).where(SalaryComponent.salary_id == salary_id)</w:t>
         <w:br/>
         <w:t xml:space="preserve">    ).all()</w:t>
         <w:br/>
@@ -5741,9 +6121,9 @@
         <w:br/>
         <w:t xml:space="preserve">    # تأكد إن البند مرتبط بسجل راتب لنفس الشركة</w:t>
         <w:br/>
-        <w:t xml:space="preserve">    record = session.exec(select(SalaryRecord).where(SalaryRecord.id == comp.salary_record_id)).first()</w:t>
-        <w:br/>
-        <w:t xml:space="preserve">    if not record or record.tenant_id != tenant.id:</w:t>
+        <w:t xml:space="preserve">     = session.exec(select(Salary).where(Salary.id == comp.salary_id)).first()</w:t>
+        <w:br/>
+        <w:t xml:space="preserve">    if not  or .tenant_id != tenant.id:</w:t>
         <w:br/>
         <w:t xml:space="preserve">        raise HTTPException(status_code=403, detail="غير مسموح بحذف بند من شركة أخرى")</w:t>
         <w:br/>
@@ -6586,7 +6966,7 @@
         <w:br/>
         <w:t>from app.models.employee import Employee</w:t>
         <w:br/>
-        <w:t>from app.models.salary import SalaryRecord</w:t>
+        <w:t>from app.models.salary import Salary</w:t>
         <w:br/>
         <w:t>from app.models.salary_component import SalaryComponent, ComponentType</w:t>
         <w:br/>
@@ -6639,7 +7019,7 @@
         <w:br/>
         <w:t xml:space="preserve">    </w:t>
         <w:br/>
-        <w:t xml:space="preserve">    def calculate(self, salary_record_id: int) -&gt; dict:</w:t>
+        <w:t xml:space="preserve">    def calculate(self, salary_id: int) -&gt; dict:</w:t>
         <w:br/>
         <w:t xml:space="preserve">        """</w:t>
         <w:br/>
@@ -6667,7 +7047,7 @@
         <w:br/>
         <w:t xml:space="preserve">        salary = self.session.exec(</w:t>
         <w:br/>
-        <w:t xml:space="preserve">            select(SalaryRecord).where(SalaryRecord.id == salary_record_id)</w:t>
+        <w:t xml:space="preserve">            select(Salary).where(Salary.id == salary_id)</w:t>
         <w:br/>
         <w:t xml:space="preserve">        ).first()</w:t>
         <w:br/>
@@ -6675,7 +7055,7 @@
         <w:br/>
         <w:t xml:space="preserve">        if not salary:</w:t>
         <w:br/>
-        <w:t xml:space="preserve">            raise Exception(f"سجل الراتب {salary_record_id} غير موجود")</w:t>
+        <w:t xml:space="preserve">            raise Exception(f"سجل الراتب {salary_id} غير موجود")</w:t>
         <w:br/>
         <w:t xml:space="preserve">        </w:t>
         <w:br/>
@@ -6721,7 +7101,7 @@
         <w:br/>
         <w:t xml:space="preserve">            select(SalaryComponent).where(</w:t>
         <w:br/>
-        <w:t xml:space="preserve">                SalaryComponent.salary_record_id == salary_record_id,</w:t>
+        <w:t xml:space="preserve">                SalaryComponent.salary_id == salary_id,</w:t>
         <w:br/>
         <w:t xml:space="preserve">                SalaryComponent.is_deduction == False</w:t>
         <w:br/>
@@ -6777,7 +7157,7 @@
         <w:br/>
         <w:t xml:space="preserve">            select(SalaryComponent).where(</w:t>
         <w:br/>
-        <w:t xml:space="preserve">                SalaryComponent.salary_record_id == salary_record_id,</w:t>
+        <w:t xml:space="preserve">                SalaryComponent.salary_id == salary_id,</w:t>
         <w:br/>
         <w:t xml:space="preserve">                SalaryComponent.is_deduction == True</w:t>
         <w:br/>
@@ -6965,7 +7345,7 @@
         <w:br/>
         <w:t xml:space="preserve">    </w:t>
         <w:br/>
-        <w:t xml:space="preserve">    def add_component(self, salary_record_id: int, component_type: str, </w:t>
+        <w:t xml:space="preserve">    def add_component(self, salary_id: int, component_type: str, </w:t>
         <w:br/>
         <w:t xml:space="preserve">                     description: str, quantity: float, unit_rate: float, </w:t>
         <w:br/>
@@ -6979,7 +7359,7 @@
         <w:br/>
         <w:t xml:space="preserve">        component = SalaryComponent(</w:t>
         <w:br/>
-        <w:t xml:space="preserve">            salary_record_id=salary_record_id,</w:t>
+        <w:t xml:space="preserve">            salary_id=salary_id,</w:t>
         <w:br/>
         <w:t xml:space="preserve">            component_type=component_type,</w:t>
         <w:br/>
@@ -7105,9 +7485,9 @@
         <w:br/>
         <w:t>from sqlmodel import Session, select</w:t>
         <w:br/>
-        <w:t>from app.models.salary import SalaryRecord</w:t>
-        <w:br/>
-        <w:t>from app.models.benefit_record import BenefitRecord, BenefitType</w:t>
+        <w:t>from app.models.salary import Salary</w:t>
+        <w:br/>
+        <w:t>from app.models.benefit import Benefit, BenefitType</w:t>
         <w:br/>
         <w:br/>
         <w:t>class BenefitCalculator:</w:t>
@@ -7122,7 +7502,7 @@
         <w:br/>
         <w:t xml:space="preserve">    </w:t>
         <w:br/>
-        <w:t xml:space="preserve">    def separate_benefits(self, salary_record_id: int) -&gt; dict:</w:t>
+        <w:t xml:space="preserve">    def separate_benefits(self, salary_id: int) -&gt; dict:</w:t>
         <w:br/>
         <w:t xml:space="preserve">        """فصل البدلات العينية عن النقدية"""</w:t>
         <w:br/>
@@ -7130,7 +7510,7 @@
         <w:br/>
         <w:t xml:space="preserve">        salary = self.session.exec(</w:t>
         <w:br/>
-        <w:t xml:space="preserve">            select(SalaryRecord).where(SalaryRecord.id == salary_record_id)</w:t>
+        <w:t xml:space="preserve">            select(Salary).where(Salary.id == salary_id)</w:t>
         <w:br/>
         <w:t xml:space="preserve">        ).first()</w:t>
         <w:br/>
@@ -7138,7 +7518,7 @@
         <w:br/>
         <w:t xml:space="preserve">        if not salary:</w:t>
         <w:br/>
-        <w:t xml:space="preserve">            raise Exception(f"سجل راتب {salary_record_id} غير موجود")</w:t>
+        <w:t xml:space="preserve">            raise Exception(f"سجل راتب {salary_id} غير موجود")</w:t>
         <w:br/>
         <w:t xml:space="preserve">        </w:t>
         <w:br/>
@@ -7404,9 +7784,9 @@
         <w:br/>
         <w:t>from app.models.employee import Employee</w:t>
         <w:br/>
-        <w:t>from app.models.salary import SalaryRecord</w:t>
-        <w:br/>
-        <w:t>from app.models.overtime_record import OvertimeRecord</w:t>
+        <w:t>from app.models.salary import Salary</w:t>
+        <w:br/>
+        <w:t>from app.models.overtime import Overtime</w:t>
         <w:br/>
         <w:t>from app.services.insurance_calculator import InsuranceCalculator</w:t>
         <w:br/>
@@ -7427,7 +7807,7 @@
         <w:br/>
         <w:t xml:space="preserve">    </w:t>
         <w:br/>
-        <w:t xml:space="preserve">    def calculate(self, salary_record_id: int) -&gt; dict:</w:t>
+        <w:t xml:space="preserve">    def calculate(self, salary_id: int) -&gt; dict:</w:t>
         <w:br/>
         <w:t xml:space="preserve">        """حساب راتب كامل مع كل التفاصيل"""</w:t>
         <w:br/>
@@ -7435,7 +7815,7 @@
         <w:br/>
         <w:t xml:space="preserve">        salary = self.session.exec(</w:t>
         <w:br/>
-        <w:t xml:space="preserve">            select(SalaryRecord).where(SalaryRecord.id == salary_record_id)</w:t>
+        <w:t xml:space="preserve">            select(Salary).where(Salary.id == salary_id)</w:t>
         <w:br/>
         <w:t xml:space="preserve">        ).first()</w:t>
         <w:br/>
@@ -7443,7 +7823,7 @@
         <w:br/>
         <w:t xml:space="preserve">        if not salary:</w:t>
         <w:br/>
-        <w:t xml:space="preserve">            raise Exception(f"سجل الراتب {salary_record_id} غير موجود")</w:t>
+        <w:t xml:space="preserve">            raise Exception(f"سجل الراتب {salary_id} غير موجود")</w:t>
         <w:br/>
         <w:t xml:space="preserve">        </w:t>
         <w:br/>
@@ -7489,7 +7869,7 @@
         <w:br/>
         <w:t xml:space="preserve">        # 2️⃣ فصل البدلات</w:t>
         <w:br/>
-        <w:t xml:space="preserve">        benefits = benefit_calc.separate_benefits(salary_record_id)</w:t>
+        <w:t xml:space="preserve">        benefits = benefit_calc.separate_benefits(salary_id)</w:t>
         <w:br/>
         <w:t xml:space="preserve">        in_kind_total = benefits["in_kind"]["total"]</w:t>
         <w:br/>
@@ -8162,7 +8542,7 @@
         <w:br/>
         <w:t>from app.models.employee import Employee</w:t>
         <w:br/>
-        <w:t>from app.models.salary import SalaryRecord, PayrollCategory</w:t>
+        <w:t>from app.models.salary import Salary, PayrollCategory</w:t>
         <w:br/>
         <w:t>from app.models.salary_config import SalaryConfig</w:t>
         <w:br/>
@@ -8181,7 +8561,7 @@
         <w:br/>
         <w:t xml:space="preserve">    </w:t>
         <w:br/>
-        <w:t xml:space="preserve">    def calculate(self, salary_record_id: int) -&gt; dict:</w:t>
+        <w:t xml:space="preserve">    def calculate(self, salary_id: int) -&gt; dict:</w:t>
         <w:br/>
         <w:t xml:space="preserve">        """حساب شامل للراتب"""</w:t>
         <w:br/>
@@ -8189,7 +8569,7 @@
         <w:br/>
         <w:t xml:space="preserve">        salary = self.session.exec(</w:t>
         <w:br/>
-        <w:t xml:space="preserve">            select(SalaryRecord).where(SalaryRecord.id == salary_record_id)</w:t>
+        <w:t xml:space="preserve">            select(Salary).where(Salary.id == salary_id)</w:t>
         <w:br/>
         <w:t xml:space="preserve">        ).first()</w:t>
         <w:br/>
@@ -8197,7 +8577,7 @@
         <w:br/>
         <w:t xml:space="preserve">        if not salary:</w:t>
         <w:br/>
-        <w:t xml:space="preserve">            raise Exception(f"سجل الراتب {salary_record_id} غير موجود")</w:t>
+        <w:t xml:space="preserve">            raise Exception(f"سجل الراتب {salary_id} غير موجود")</w:t>
         <w:br/>
         <w:t xml:space="preserve">        </w:t>
         <w:br/>
@@ -8466,7 +8846,7 @@
         <w:br/>
         <w:t>from app.models.employee import Employee</w:t>
         <w:br/>
-        <w:t>from app.models.salary import SalaryRecord</w:t>
+        <w:t>from app.models.salary import Salary</w:t>
         <w:br/>
         <w:br/>
         <w:t>class TaxConfig:</w:t>
@@ -8761,7 +9141,7 @@
         <w:br/>
         <w:t>from app.models.attendance import Attendance</w:t>
         <w:br/>
-        <w:t>from app.models.salary import SalaryRecord</w:t>
+        <w:t>from app.models.salary import Salary</w:t>
         <w:br/>
         <w:br/>
         <w:t># دالة لحساب المرتب لموظف معين في شهر معين</w:t>
@@ -8810,7 +9190,7 @@
         <w:br/>
         <w:t xml:space="preserve">        # إنشاء سجل المرتب</w:t>
         <w:br/>
-        <w:t xml:space="preserve">        salary = SalaryRecord(</w:t>
+        <w:t xml:space="preserve">        salary = Salary(</w:t>
         <w:br/>
         <w:t xml:space="preserve">            employee_id=employee_id,</w:t>
         <w:br/>
@@ -9263,7 +9643,7 @@
         <w:br/>
         <w:t>from app.models.site import Site</w:t>
         <w:br/>
-        <w:t>from app.models.cost_center import Project</w:t>
+        <w:t>from app.models.project import Project</w:t>
         <w:br/>
         <w:t>from app.models.department import Department</w:t>
         <w:br/>
@@ -9510,7 +9890,7 @@
         <w:br/>
         <w:t>from app.models.employee import Employee</w:t>
         <w:br/>
-        <w:t>from app.models.salary import SalaryRecord</w:t>
+        <w:t>from app.models.salary import Salary</w:t>
         <w:br/>
         <w:t>from app.services.helpers import clean_value, parse_date</w:t>
         <w:br/>
@@ -9631,13 +10011,13 @@
         <w:br/>
         <w:t xml:space="preserve">                exists = session.exec(</w:t>
         <w:br/>
-        <w:t xml:space="preserve">                    select(SalaryRecord).where(</w:t>
-        <w:br/>
-        <w:t xml:space="preserve">                        (SalaryRecord.employee_id == emp.id) &amp;</w:t>
-        <w:br/>
-        <w:t xml:space="preserve">                        (SalaryRecord.salary_year == year) &amp;</w:t>
-        <w:br/>
-        <w:t xml:space="preserve">                        (SalaryRecord.salary_month == month)</w:t>
+        <w:t xml:space="preserve">                    select(Salary).where(</w:t>
+        <w:br/>
+        <w:t xml:space="preserve">                        (Salary.employee_id == emp.id) &amp;</w:t>
+        <w:br/>
+        <w:t xml:space="preserve">                        (Salary.salary_year == year) &amp;</w:t>
+        <w:br/>
+        <w:t xml:space="preserve">                        (Salary.salary_month == month)</w:t>
         <w:br/>
         <w:t xml:space="preserve">                    )</w:t>
         <w:br/>
@@ -9652,7 +10032,7 @@
         <w:t xml:space="preserve">                    continue</w:t>
         <w:br/>
         <w:br/>
-        <w:t xml:space="preserve">                sal = SalaryRecord(</w:t>
+        <w:t xml:space="preserve">                sal = Salary(</w:t>
         <w:br/>
         <w:t xml:space="preserve">                    employee_id=emp.id,</w:t>
         <w:br/>
